--- a/fra/docx/29.content.docx
+++ b/fra/docx/29.content.docx
@@ -11,6 +11,15 @@
         <w:pStyle w:val="Heading2"/>
       </w:pPr>
       <w:r>
+        <w:t>Resource: Notes d'étude (Tyndale)</w:t>
+      </w:r>
+      <w:r/>
+    </w:p>
+    <w:p>
+      <w:pPr>
+        <w:pStyle w:val="Heading2"/>
+      </w:pPr>
+      <w:r>
         <w:t>License Information</w:t>
       </w:r>
       <w:r/>
@@ -21,7 +30,7 @@
         <w:rPr>
           <w:b/>
         </w:rPr>
-        <w:t>Study Notes (Tyndale)</w:t>
+        <w:t>Notes d'étude (Tyndale)</w:t>
       </w:r>
       <w:r>
         <w:t xml:space="preserve"> (French) is based on</w:t>
@@ -74,7 +83,7 @@
         <w:pStyle w:val="Heading1"/>
       </w:pPr>
       <w:r>
-        <w:t>Study Notes (Tyndale)</w:t>
+        <w:t>Notes d'étude (Tyndale)</w:t>
       </w:r>
     </w:p>
     <w:p>
@@ -83,6 +92,51 @@
           <w:headerReference w:type="even" r:id="rId8"/>
           <w:headerReference w:type="default" r:id="rId9"/>
           <w:footerReference w:type="default" r:id="rId10"/>
+          <w:footnotePr>
+            <w:numRestart w:val="eachSect"/>
+          </w:footnotePr>
+          <w:type w:val="continuous"/>
+          <w:pgSz w:w="12240" w:h="15840" w:code="1"/>
+          <w:pgMar w:top="1440" w:right="1440" w:bottom="1440" w:left="1440" w:header="504" w:footer="504" w:gutter="0"/>
+          <w:cols w:space="708"/>
+          <w:titlePg/>
+          <w:docGrid w:linePitch="360"/>
+        </w:sectPr>
+      </w:pPr>
+    </w:p>
+    <w:p>
+      <w:r/>
+    </w:p>
+    <w:p>
+      <w:pPr>
+        <w:pStyle w:val="Heading2"/>
+      </w:pPr>
+      <w:r>
+        <w:t>JOL</w:t>
+      </w:r>
+      <w:r/>
+    </w:p>
+    <w:p>
+      <w:r/>
+      <w:r>
+        <w:rPr>
+          <w:i/>
+        </w:rPr>
+        <w:t>Joël 1.1, Joël 1.1–2.17, Joël 1.2, Joël 1.3, Joël 1.4, Joël 1.5, Joël 1.7, Joël 1.8, Joël 1.9, Joël 1.10, Joël 1.12, Joël 1.13–14, Joël 1.15, Joël 1.17, Joël 1.18, Joël 1.19, Joël 1.20, Joël 2.1, Joël 2.1–11, Joël 2.2, Joël 2.3, Joël 2.4–5, Joël 2.6, Joël 2.7–9, Joël 2.10, Joël 2.11, Joël 2.12, Joël 2.12–17, Joël 2.13, Joël 2.14, Joël 2.15, Joël 2.16, Joël 2.17, Joël 2.18, Joël 2.18–27, Joël 2.18–3.21, Joël 2.19–20, Joël 2.21–22, Joël 2.23, Joël 2.25, Joël 2.26–27, Joël 2.28–29, Joël 2.28–32, Joël 2.28–3.21, Joël 2.30–31, Joël 2.32, Joël 3.1–16, Joël 3.2–3, Joël 3.4–6, Joël 3.7–8, Joël 3.9, Joël 3.10, Joël 3.12, Joël 3.13, Joël 3.14, Joël 3.16, Joël 3.17, Joël 3.18, Joël 3.19, Joël 3.20–21</w:t>
+      </w:r>
+      <w:r/>
+    </w:p>
+    <w:p>
+      <w:r/>
+      <w:r>
+        <w:t xml:space="preserve"> </w:t>
+      </w:r>
+      <w:r/>
+      <w:r/>
+    </w:p>
+    <w:p>
+      <w:pPr>
+        <w:sectPr>
           <w:footnotePr>
             <w:numRestart w:val="eachSect"/>
           </w:footnotePr>

--- a/fra/docx/29.content.docx
+++ b/fra/docx/29.content.docx
@@ -4,48 +4,88 @@
   <w:body>
     <w:p/>
     <w:p>
-      <w:r/>
+      <w:pPr/>
+      <w:r>
+        <w:rPr>
+          <w:lang w:val="fr_FR" w:bidi="fr_FR"/>
+        </w:rPr>
+      </w:r>
     </w:p>
     <w:p>
       <w:pPr>
         <w:pStyle w:val="Heading2"/>
       </w:pPr>
       <w:r>
+        <w:rPr>
+          <w:lang w:val="fr_FR" w:bidi="fr_FR"/>
+        </w:rPr>
         <w:t>Resource: Notes d'étude (Tyndale)</w:t>
       </w:r>
-      <w:r/>
+      <w:r>
+        <w:rPr>
+          <w:lang w:val="fr_FR" w:bidi="fr_FR"/>
+        </w:rPr>
+      </w:r>
     </w:p>
     <w:p>
       <w:pPr>
         <w:pStyle w:val="Heading2"/>
       </w:pPr>
       <w:r>
+        <w:rPr>
+          <w:lang w:val="fr_FR" w:bidi="fr_FR"/>
+        </w:rPr>
         <w:t>License Information</w:t>
       </w:r>
-      <w:r/>
-    </w:p>
-    <w:p>
-      <w:r/>
+      <w:r>
+        <w:rPr>
+          <w:lang w:val="fr_FR" w:bidi="fr_FR"/>
+        </w:rPr>
+      </w:r>
+    </w:p>
+    <w:p>
+      <w:pPr/>
+      <w:r>
+        <w:rPr>
+          <w:lang w:val="fr_FR" w:bidi="fr_FR"/>
+        </w:rPr>
+      </w:r>
       <w:r>
         <w:rPr>
           <w:b/>
+          <w:lang w:val="fr_FR" w:bidi="fr_FR"/>
         </w:rPr>
         <w:t>Notes d'étude (Tyndale)</w:t>
       </w:r>
       <w:r>
+        <w:rPr>
+          <w:lang w:val="fr_FR" w:bidi="fr_FR"/>
+        </w:rPr>
         <w:t xml:space="preserve"> (French) is based on</w:t>
       </w:r>
       <w:r>
+        <w:rPr>
+          <w:lang w:val="fr_FR" w:bidi="fr_FR"/>
+        </w:rPr>
         <w:t xml:space="preserve">: </w:t>
       </w:r>
       <w:r>
+        <w:rPr>
+          <w:lang w:val="fr_FR" w:bidi="fr_FR"/>
+        </w:rPr>
         <w:t>Tyndale Open Study Notes</w:t>
       </w:r>
       <w:r>
+        <w:rPr>
+          <w:lang w:val="fr_FR" w:bidi="fr_FR"/>
+        </w:rPr>
         <w:t xml:space="preserve">, </w:t>
       </w:r>
       <w:hyperlink r:id="rId13">
         <w:r>
+          <w:rPr>
+            <w:lang w:val="fr_FR" w:bidi="fr_FR"/>
+          </w:rPr>
           <w:rPr>
             <w:color w:val="0000EE"/>
             <w:u w:val="single"/>
@@ -54,10 +94,16 @@
         </w:r>
       </w:hyperlink>
       <w:r>
+        <w:rPr>
+          <w:lang w:val="fr_FR" w:bidi="fr_FR"/>
+        </w:rPr>
         <w:t xml:space="preserve">, 2019, which is licensed under a </w:t>
       </w:r>
       <w:hyperlink r:id="rId14">
         <w:r>
+          <w:rPr>
+            <w:lang w:val="fr_FR" w:bidi="fr_FR"/>
+          </w:rPr>
           <w:rPr>
             <w:color w:val="0000EE"/>
             <w:u w:val="single"/>
@@ -66,23 +112,49 @@
         </w:r>
       </w:hyperlink>
       <w:r>
+        <w:rPr>
+          <w:lang w:val="fr_FR" w:bidi="fr_FR"/>
+        </w:rPr>
         <w:t>.</w:t>
       </w:r>
-      <w:r/>
-    </w:p>
-    <w:p>
-      <w:r/>
-      <w:r>
+      <w:r>
+        <w:rPr>
+          <w:lang w:val="fr_FR" w:bidi="fr_FR"/>
+        </w:rPr>
+      </w:r>
+    </w:p>
+    <w:p>
+      <w:pPr/>
+      <w:r>
+        <w:rPr>
+          <w:lang w:val="fr_FR" w:bidi="fr_FR"/>
+        </w:rPr>
+      </w:r>
+      <w:r>
+        <w:rPr>
+          <w:lang w:val="fr_FR" w:bidi="fr_FR"/>
+        </w:rPr>
         <w:t>This PDF version is provided under the same license.</w:t>
       </w:r>
-      <w:r/>
-      <w:r/>
+      <w:r>
+        <w:rPr>
+          <w:lang w:val="fr_FR" w:bidi="fr_FR"/>
+        </w:rPr>
+      </w:r>
+      <w:r>
+        <w:rPr>
+          <w:lang w:val="fr_FR" w:bidi="fr_FR"/>
+        </w:rPr>
+      </w:r>
     </w:p>
     <w:p>
       <w:pPr>
         <w:pStyle w:val="Heading1"/>
       </w:pPr>
       <w:r>
+        <w:rPr>
+          <w:lang w:val="fr_FR" w:bidi="fr_FR"/>
+        </w:rPr>
         <w:t>Notes d'étude (Tyndale)</w:t>
       </w:r>
     </w:p>
@@ -105,34 +177,72 @@
       </w:pPr>
     </w:p>
     <w:p>
-      <w:r/>
+      <w:pPr/>
+      <w:r>
+        <w:rPr>
+          <w:lang w:val="fr_FR" w:bidi="fr_FR"/>
+        </w:rPr>
+      </w:r>
     </w:p>
     <w:p>
       <w:pPr>
         <w:pStyle w:val="Heading2"/>
       </w:pPr>
       <w:r>
+        <w:rPr>
+          <w:lang w:val="fr_FR" w:bidi="fr_FR"/>
+        </w:rPr>
         <w:t>JOL</w:t>
       </w:r>
-      <w:r/>
-    </w:p>
-    <w:p>
-      <w:r/>
+      <w:r>
+        <w:rPr>
+          <w:lang w:val="fr_FR" w:bidi="fr_FR"/>
+        </w:rPr>
+      </w:r>
+    </w:p>
+    <w:p>
+      <w:pPr/>
+      <w:r>
+        <w:rPr>
+          <w:lang w:val="fr_FR" w:bidi="fr_FR"/>
+        </w:rPr>
+      </w:r>
       <w:r>
         <w:rPr>
           <w:i/>
+          <w:lang w:val="fr_FR" w:bidi="fr_FR"/>
         </w:rPr>
         <w:t>Joël 1.1, Joël 1.1–2.17, Joël 1.2, Joël 1.3, Joël 1.4, Joël 1.5, Joël 1.7, Joël 1.8, Joël 1.9, Joël 1.10, Joël 1.12, Joël 1.13–14, Joël 1.15, Joël 1.17, Joël 1.18, Joël 1.19, Joël 1.20, Joël 2.1, Joël 2.1–11, Joël 2.2, Joël 2.3, Joël 2.4–5, Joël 2.6, Joël 2.7–9, Joël 2.10, Joël 2.11, Joël 2.12, Joël 2.12–17, Joël 2.13, Joël 2.14, Joël 2.15, Joël 2.16, Joël 2.17, Joël 2.18, Joël 2.18–27, Joël 2.18–3.21, Joël 2.19–20, Joël 2.21–22, Joël 2.23, Joël 2.25, Joël 2.26–27, Joël 2.28–29, Joël 2.28–32, Joël 2.28–3.21, Joël 2.30–31, Joël 2.32, Joël 3.1–16, Joël 3.2–3, Joël 3.4–6, Joël 3.7–8, Joël 3.9, Joël 3.10, Joël 3.12, Joël 3.13, Joël 3.14, Joël 3.16, Joël 3.17, Joël 3.18, Joël 3.19, Joël 3.20–21</w:t>
       </w:r>
-      <w:r/>
-    </w:p>
-    <w:p>
-      <w:r/>
-      <w:r>
+      <w:r>
+        <w:rPr>
+          <w:lang w:val="fr_FR" w:bidi="fr_FR"/>
+        </w:rPr>
+      </w:r>
+    </w:p>
+    <w:p>
+      <w:pPr/>
+      <w:r>
+        <w:rPr>
+          <w:lang w:val="fr_FR" w:bidi="fr_FR"/>
+        </w:rPr>
+      </w:r>
+      <w:r>
+        <w:rPr>
+          <w:lang w:val="fr_FR" w:bidi="fr_FR"/>
+        </w:rPr>
         <w:t xml:space="preserve"> </w:t>
       </w:r>
-      <w:r/>
-      <w:r/>
+      <w:r>
+        <w:rPr>
+          <w:lang w:val="fr_FR" w:bidi="fr_FR"/>
+        </w:rPr>
+      </w:r>
+      <w:r>
+        <w:rPr>
+          <w:lang w:val="fr_FR" w:bidi="fr_FR"/>
+        </w:rPr>
+      </w:r>
     </w:p>
     <w:p>
       <w:pPr>
@@ -150,111 +260,230 @@
       </w:pPr>
     </w:p>
     <w:p>
-      <w:r/>
+      <w:pPr/>
+      <w:r>
+        <w:rPr>
+          <w:lang w:val="fr_FR" w:bidi="fr_FR"/>
+        </w:rPr>
+      </w:r>
     </w:p>
     <w:p>
       <w:pPr>
         <w:pStyle w:val="Heading2"/>
       </w:pPr>
       <w:r>
+        <w:rPr>
+          <w:lang w:val="fr_FR" w:bidi="fr_FR"/>
+        </w:rPr>
         <w:t>Joël 1.1</w:t>
       </w:r>
-      <w:r/>
-    </w:p>
-    <w:p>
-      <w:r/>
-      <w:r>
+      <w:r>
+        <w:rPr>
+          <w:lang w:val="fr_FR" w:bidi="fr_FR"/>
+        </w:rPr>
+      </w:r>
+    </w:p>
+    <w:p>
+      <w:pPr/>
+      <w:r>
+        <w:rPr>
+          <w:lang w:val="fr_FR" w:bidi="fr_FR"/>
+        </w:rPr>
+      </w:r>
+      <w:r>
+        <w:rPr>
+          <w:lang w:val="fr_FR" w:bidi="fr_FR"/>
+        </w:rPr>
         <w:t xml:space="preserve">La parole de l'Éternel qui fut adressée (littéralement </w:t>
       </w:r>
       <w:r>
         <w:rPr>
           <w:i/>
+          <w:lang w:val="fr_FR" w:bidi="fr_FR"/>
         </w:rPr>
         <w:t>La parole de l'Éternel est venue</w:t>
       </w:r>
       <w:r>
+        <w:rPr>
+          <w:lang w:val="fr_FR" w:bidi="fr_FR"/>
+        </w:rPr>
         <w:t>) : l'Éternel, et non le prophète humain, est la source ultime de cette parole. • Le nom Joël signifie « l'Éternel [Yahweh] est Dieu ». Le père de Joël, Pethuel</w:t>
       </w:r>
       <w:r>
         <w:rPr>
           <w:i/>
+          <w:lang w:val="fr_FR" w:bidi="fr_FR"/>
         </w:rPr>
         <w:t>,</w:t>
       </w:r>
       <w:r>
+        <w:rPr>
+          <w:lang w:val="fr_FR" w:bidi="fr_FR"/>
+        </w:rPr>
         <w:t xml:space="preserve"> est inconnu en dehors de ce verset.</w:t>
       </w:r>
-      <w:r/>
-      <w:r/>
-    </w:p>
-    <w:p>
-      <w:r/>
+      <w:r>
+        <w:rPr>
+          <w:lang w:val="fr_FR" w:bidi="fr_FR"/>
+        </w:rPr>
+      </w:r>
+      <w:r>
+        <w:rPr>
+          <w:lang w:val="fr_FR" w:bidi="fr_FR"/>
+        </w:rPr>
+      </w:r>
+    </w:p>
+    <w:p>
+      <w:pPr/>
+      <w:r>
+        <w:rPr>
+          <w:lang w:val="fr_FR" w:bidi="fr_FR"/>
+        </w:rPr>
+      </w:r>
     </w:p>
     <w:p>
       <w:pPr>
         <w:pStyle w:val="Heading2"/>
       </w:pPr>
       <w:r>
+        <w:rPr>
+          <w:lang w:val="fr_FR" w:bidi="fr_FR"/>
+        </w:rPr>
         <w:t>Joël 1.1–2.17</w:t>
       </w:r>
-      <w:r/>
-    </w:p>
-    <w:p>
-      <w:r/>
-      <w:r>
+      <w:r>
+        <w:rPr>
+          <w:lang w:val="fr_FR" w:bidi="fr_FR"/>
+        </w:rPr>
+      </w:r>
+    </w:p>
+    <w:p>
+      <w:pPr/>
+      <w:r>
+        <w:rPr>
+          <w:lang w:val="fr_FR" w:bidi="fr_FR"/>
+        </w:rPr>
+      </w:r>
+      <w:r>
+        <w:rPr>
+          <w:lang w:val="fr_FR" w:bidi="fr_FR"/>
+        </w:rPr>
         <w:t>Joël décrit l'invasion dévastatrice de sauterelles qui a frappé Juda et Jérusalem.</w:t>
       </w:r>
-      <w:r/>
-      <w:r/>
-    </w:p>
-    <w:p>
-      <w:r/>
+      <w:r>
+        <w:rPr>
+          <w:lang w:val="fr_FR" w:bidi="fr_FR"/>
+        </w:rPr>
+      </w:r>
+      <w:r>
+        <w:rPr>
+          <w:lang w:val="fr_FR" w:bidi="fr_FR"/>
+        </w:rPr>
+      </w:r>
+    </w:p>
+    <w:p>
+      <w:pPr/>
+      <w:r>
+        <w:rPr>
+          <w:lang w:val="fr_FR" w:bidi="fr_FR"/>
+        </w:rPr>
+      </w:r>
     </w:p>
     <w:p>
       <w:pPr>
         <w:pStyle w:val="Heading2"/>
       </w:pPr>
       <w:r>
+        <w:rPr>
+          <w:lang w:val="fr_FR" w:bidi="fr_FR"/>
+        </w:rPr>
         <w:t>Joël 1.2</w:t>
       </w:r>
-      <w:r/>
-    </w:p>
-    <w:p>
-      <w:r/>
-      <w:r>
+      <w:r>
+        <w:rPr>
+          <w:lang w:val="fr_FR" w:bidi="fr_FR"/>
+        </w:rPr>
+      </w:r>
+    </w:p>
+    <w:p>
+      <w:pPr/>
+      <w:r>
+        <w:rPr>
+          <w:lang w:val="fr_FR" w:bidi="fr_FR"/>
+        </w:rPr>
+      </w:r>
+      <w:r>
+        <w:rPr>
+          <w:lang w:val="fr_FR" w:bidi="fr_FR"/>
+        </w:rPr>
         <w:t xml:space="preserve">Écoutez ceci : Joël a convoqué les habitants du pays pour qu'ils prêtent une attention particulière à la parole prophétique. • Vieillards (littéralement </w:t>
       </w:r>
       <w:r>
         <w:rPr>
           <w:i/>
+          <w:lang w:val="fr_FR" w:bidi="fr_FR"/>
         </w:rPr>
         <w:t>anciens</w:t>
       </w:r>
       <w:r>
+        <w:rPr>
+          <w:lang w:val="fr_FR" w:bidi="fr_FR"/>
+        </w:rPr>
         <w:t>) : le prophète demande aux anciens de la communauté si quelque chose de semblable s'est déjà produit, mais cette catastrophe est exceptionnelle dans l'histoire du peuple de Dieu.</w:t>
       </w:r>
-      <w:r/>
-      <w:r/>
-    </w:p>
-    <w:p>
-      <w:r/>
+      <w:r>
+        <w:rPr>
+          <w:lang w:val="fr_FR" w:bidi="fr_FR"/>
+        </w:rPr>
+      </w:r>
+      <w:r>
+        <w:rPr>
+          <w:lang w:val="fr_FR" w:bidi="fr_FR"/>
+        </w:rPr>
+      </w:r>
+    </w:p>
+    <w:p>
+      <w:pPr/>
+      <w:r>
+        <w:rPr>
+          <w:lang w:val="fr_FR" w:bidi="fr_FR"/>
+        </w:rPr>
+      </w:r>
     </w:p>
     <w:p>
       <w:pPr>
         <w:pStyle w:val="Heading2"/>
       </w:pPr>
       <w:r>
+        <w:rPr>
+          <w:lang w:val="fr_FR" w:bidi="fr_FR"/>
+        </w:rPr>
         <w:t>Joël 1.3</w:t>
       </w:r>
-      <w:r/>
-    </w:p>
-    <w:p>
-      <w:r/>
-      <w:r>
+      <w:r>
+        <w:rPr>
+          <w:lang w:val="fr_FR" w:bidi="fr_FR"/>
+        </w:rPr>
+      </w:r>
+    </w:p>
+    <w:p>
+      <w:pPr/>
+      <w:r>
+        <w:rPr>
+          <w:lang w:val="fr_FR" w:bidi="fr_FR"/>
+        </w:rPr>
+      </w:r>
+      <w:r>
+        <w:rPr>
+          <w:lang w:val="fr_FR" w:bidi="fr_FR"/>
+        </w:rPr>
         <w:t xml:space="preserve">Le peuple de Dieu racontera aux générations futures ce qui se produit afin que leurs descendants profitent également des leçons tirées (cf. </w:t>
       </w:r>
       <w:hyperlink r:id="rId15">
         <w:r>
+          <w:rPr>
+            <w:lang w:val="fr_FR" w:bidi="fr_FR"/>
+          </w:rPr>
           <w:rPr>
             <w:color w:val="0000EE"/>
             <w:u w:val="single"/>
@@ -263,10 +492,16 @@
         </w:r>
       </w:hyperlink>
       <w:r>
+        <w:rPr>
+          <w:lang w:val="fr_FR" w:bidi="fr_FR"/>
+        </w:rPr>
         <w:t xml:space="preserve"> ; </w:t>
       </w:r>
       <w:hyperlink r:id="rId16">
         <w:r>
+          <w:rPr>
+            <w:lang w:val="fr_FR" w:bidi="fr_FR"/>
+          </w:rPr>
           <w:rPr>
             <w:color w:val="0000EE"/>
             <w:u w:val="single"/>
@@ -275,125 +510,281 @@
         </w:r>
       </w:hyperlink>
       <w:r>
+        <w:rPr>
+          <w:lang w:val="fr_FR" w:bidi="fr_FR"/>
+        </w:rPr>
         <w:t>).</w:t>
       </w:r>
-      <w:r/>
-      <w:r/>
-    </w:p>
-    <w:p>
-      <w:r/>
+      <w:r>
+        <w:rPr>
+          <w:lang w:val="fr_FR" w:bidi="fr_FR"/>
+        </w:rPr>
+      </w:r>
+      <w:r>
+        <w:rPr>
+          <w:lang w:val="fr_FR" w:bidi="fr_FR"/>
+        </w:rPr>
+      </w:r>
+    </w:p>
+    <w:p>
+      <w:pPr/>
+      <w:r>
+        <w:rPr>
+          <w:lang w:val="fr_FR" w:bidi="fr_FR"/>
+        </w:rPr>
+      </w:r>
     </w:p>
     <w:p>
       <w:pPr>
         <w:pStyle w:val="Heading2"/>
       </w:pPr>
       <w:r>
+        <w:rPr>
+          <w:lang w:val="fr_FR" w:bidi="fr_FR"/>
+        </w:rPr>
         <w:t>Joël 1.4</w:t>
       </w:r>
-      <w:r/>
-    </w:p>
-    <w:p>
-      <w:r/>
-      <w:r>
+      <w:r>
+        <w:rPr>
+          <w:lang w:val="fr_FR" w:bidi="fr_FR"/>
+        </w:rPr>
+      </w:r>
+    </w:p>
+    <w:p>
+      <w:pPr/>
+      <w:r>
+        <w:rPr>
+          <w:lang w:val="fr_FR" w:bidi="fr_FR"/>
+        </w:rPr>
+      </w:r>
+      <w:r>
+        <w:rPr>
+          <w:lang w:val="fr_FR" w:bidi="fr_FR"/>
+        </w:rPr>
         <w:t xml:space="preserve">Le malheur qui a frappé Juda était une invasion dévastatrice de sauterelles. Certains commentateurs interprètent les quatre types de </w:t>
       </w:r>
       <w:r>
         <w:rPr>
           <w:i/>
+          <w:lang w:val="fr_FR" w:bidi="fr_FR"/>
         </w:rPr>
         <w:t>sauterelles</w:t>
       </w:r>
       <w:r>
+        <w:rPr>
+          <w:lang w:val="fr_FR" w:bidi="fr_FR"/>
+        </w:rPr>
         <w:t xml:space="preserve"> mentionnés ici comme représentant quatre anciens empires ayant conquis Israël. </w:t>
       </w:r>
       <w:r>
+        <w:rPr>
+          <w:lang w:val="fr_FR" w:bidi="fr_FR"/>
+        </w:rPr>
         <w:t xml:space="preserve">D'autres ont suggéré que les mots indiquent quatre étapes dans le développement des </w:t>
       </w:r>
       <w:r>
+        <w:rPr>
+          <w:lang w:val="fr_FR" w:bidi="fr_FR"/>
+        </w:rPr>
         <w:t>sauterelles. Il est plus probable que le prophète utilise plusieurs termes pour souligner l'ampleur de la destruction causée par les vagues successives d'insectes voraces.</w:t>
       </w:r>
-      <w:r/>
-      <w:r/>
-    </w:p>
-    <w:p>
-      <w:r/>
+      <w:r>
+        <w:rPr>
+          <w:lang w:val="fr_FR" w:bidi="fr_FR"/>
+        </w:rPr>
+      </w:r>
+      <w:r>
+        <w:rPr>
+          <w:lang w:val="fr_FR" w:bidi="fr_FR"/>
+        </w:rPr>
+      </w:r>
+    </w:p>
+    <w:p>
+      <w:pPr/>
+      <w:r>
+        <w:rPr>
+          <w:lang w:val="fr_FR" w:bidi="fr_FR"/>
+        </w:rPr>
+      </w:r>
     </w:p>
     <w:p>
       <w:pPr>
         <w:pStyle w:val="Heading2"/>
       </w:pPr>
       <w:r>
+        <w:rPr>
+          <w:lang w:val="fr_FR" w:bidi="fr_FR"/>
+        </w:rPr>
         <w:t>Joël 1.5</w:t>
       </w:r>
-      <w:r/>
-    </w:p>
-    <w:p>
-      <w:r/>
-      <w:r>
+      <w:r>
+        <w:rPr>
+          <w:lang w:val="fr_FR" w:bidi="fr_FR"/>
+        </w:rPr>
+      </w:r>
+    </w:p>
+    <w:p>
+      <w:pPr/>
+      <w:r>
+        <w:rPr>
+          <w:lang w:val="fr_FR" w:bidi="fr_FR"/>
+        </w:rPr>
+      </w:r>
+      <w:r>
+        <w:rPr>
+          <w:lang w:val="fr_FR" w:bidi="fr_FR"/>
+        </w:rPr>
         <w:t>Réveillez-vous... pleurez : le prophète cherche à éveiller le peuple et à l'alerter de la gravité de l'invasion des sauterelles.</w:t>
       </w:r>
-      <w:r/>
-      <w:r/>
-    </w:p>
-    <w:p>
-      <w:r/>
+      <w:r>
+        <w:rPr>
+          <w:lang w:val="fr_FR" w:bidi="fr_FR"/>
+        </w:rPr>
+      </w:r>
+      <w:r>
+        <w:rPr>
+          <w:lang w:val="fr_FR" w:bidi="fr_FR"/>
+        </w:rPr>
+      </w:r>
+    </w:p>
+    <w:p>
+      <w:pPr/>
+      <w:r>
+        <w:rPr>
+          <w:lang w:val="fr_FR" w:bidi="fr_FR"/>
+        </w:rPr>
+      </w:r>
     </w:p>
     <w:p>
       <w:pPr>
         <w:pStyle w:val="Heading2"/>
       </w:pPr>
       <w:r>
+        <w:rPr>
+          <w:lang w:val="fr_FR" w:bidi="fr_FR"/>
+        </w:rPr>
         <w:t>Joël 1.7</w:t>
       </w:r>
-      <w:r/>
-    </w:p>
-    <w:p>
-      <w:r/>
-      <w:r>
+      <w:r>
+        <w:rPr>
+          <w:lang w:val="fr_FR" w:bidi="fr_FR"/>
+        </w:rPr>
+      </w:r>
+    </w:p>
+    <w:p>
+      <w:pPr/>
+      <w:r>
+        <w:rPr>
+          <w:lang w:val="fr_FR" w:bidi="fr_FR"/>
+        </w:rPr>
+      </w:r>
+      <w:r>
+        <w:rPr>
+          <w:lang w:val="fr_FR" w:bidi="fr_FR"/>
+        </w:rPr>
         <w:t>Le pouvoir destructeur des sauterelles est bien connu, tant à l'époque antique qu'aujourd'hui. Ces insectes insatiables ravagent les récoltes annuelles telles que les céréales et les légumes, et détruisent les arbres fruitiers et les vignes pérennes, laissant les branches vides et nues.</w:t>
       </w:r>
-      <w:r/>
-      <w:r/>
-    </w:p>
-    <w:p>
-      <w:r/>
+      <w:r>
+        <w:rPr>
+          <w:lang w:val="fr_FR" w:bidi="fr_FR"/>
+        </w:rPr>
+      </w:r>
+      <w:r>
+        <w:rPr>
+          <w:lang w:val="fr_FR" w:bidi="fr_FR"/>
+        </w:rPr>
+      </w:r>
+    </w:p>
+    <w:p>
+      <w:pPr/>
+      <w:r>
+        <w:rPr>
+          <w:lang w:val="fr_FR" w:bidi="fr_FR"/>
+        </w:rPr>
+      </w:r>
     </w:p>
     <w:p>
       <w:pPr>
         <w:pStyle w:val="Heading2"/>
       </w:pPr>
       <w:r>
+        <w:rPr>
+          <w:lang w:val="fr_FR" w:bidi="fr_FR"/>
+        </w:rPr>
         <w:t>Joël 1.8</w:t>
       </w:r>
-      <w:r/>
-    </w:p>
-    <w:p>
-      <w:r/>
-      <w:r>
+      <w:r>
+        <w:rPr>
+          <w:lang w:val="fr_FR" w:bidi="fr_FR"/>
+        </w:rPr>
+      </w:r>
+    </w:p>
+    <w:p>
+      <w:pPr/>
+      <w:r>
+        <w:rPr>
+          <w:lang w:val="fr_FR" w:bidi="fr_FR"/>
+        </w:rPr>
+      </w:r>
+      <w:r>
+        <w:rPr>
+          <w:lang w:val="fr_FR" w:bidi="fr_FR"/>
+        </w:rPr>
         <w:t>Lamente-toi, comme la vierge : Juda est comparé à une jeune femme fiancée, mais dont le mariage ne sera jamais consommé à cause de la mort de son époux.</w:t>
       </w:r>
-      <w:r/>
-      <w:r/>
-    </w:p>
-    <w:p>
-      <w:r/>
+      <w:r>
+        <w:rPr>
+          <w:lang w:val="fr_FR" w:bidi="fr_FR"/>
+        </w:rPr>
+      </w:r>
+      <w:r>
+        <w:rPr>
+          <w:lang w:val="fr_FR" w:bidi="fr_FR"/>
+        </w:rPr>
+      </w:r>
+    </w:p>
+    <w:p>
+      <w:pPr/>
+      <w:r>
+        <w:rPr>
+          <w:lang w:val="fr_FR" w:bidi="fr_FR"/>
+        </w:rPr>
+      </w:r>
     </w:p>
     <w:p>
       <w:pPr>
         <w:pStyle w:val="Heading2"/>
       </w:pPr>
       <w:r>
+        <w:rPr>
+          <w:lang w:val="fr_FR" w:bidi="fr_FR"/>
+        </w:rPr>
         <w:t>Joël 1.9</w:t>
       </w:r>
-      <w:r/>
-    </w:p>
-    <w:p>
-      <w:r/>
-      <w:r>
+      <w:r>
+        <w:rPr>
+          <w:lang w:val="fr_FR" w:bidi="fr_FR"/>
+        </w:rPr>
+      </w:r>
+    </w:p>
+    <w:p>
+      <w:pPr/>
+      <w:r>
+        <w:rPr>
+          <w:lang w:val="fr_FR" w:bidi="fr_FR"/>
+        </w:rPr>
+      </w:r>
+      <w:r>
+        <w:rPr>
+          <w:lang w:val="fr_FR" w:bidi="fr_FR"/>
+        </w:rPr>
         <w:t xml:space="preserve">Le fléau des sauterelles confronte le peuple de Juda à la famine et interrompt les sacrifices quotidiens d'animaux ainsi que les offrandes de grains et de vin au temple à Jérusalem (cf. </w:t>
       </w:r>
       <w:hyperlink r:id="rId17">
         <w:r>
+          <w:rPr>
+            <w:lang w:val="fr_FR" w:bidi="fr_FR"/>
+          </w:rPr>
           <w:rPr>
             <w:color w:val="0000EE"/>
             <w:u w:val="single"/>
@@ -402,10 +793,16 @@
         </w:r>
       </w:hyperlink>
       <w:r>
+        <w:rPr>
+          <w:lang w:val="fr_FR" w:bidi="fr_FR"/>
+        </w:rPr>
         <w:t xml:space="preserve"> ; </w:t>
       </w:r>
       <w:hyperlink r:id="rId18">
         <w:r>
+          <w:rPr>
+            <w:lang w:val="fr_FR" w:bidi="fr_FR"/>
+          </w:rPr>
           <w:rPr>
             <w:color w:val="0000EE"/>
             <w:u w:val="single"/>
@@ -414,50 +811,112 @@
         </w:r>
       </w:hyperlink>
       <w:r>
+        <w:rPr>
+          <w:lang w:val="fr_FR" w:bidi="fr_FR"/>
+        </w:rPr>
         <w:t>).</w:t>
       </w:r>
-      <w:r/>
-      <w:r/>
-    </w:p>
-    <w:p>
-      <w:r/>
+      <w:r>
+        <w:rPr>
+          <w:lang w:val="fr_FR" w:bidi="fr_FR"/>
+        </w:rPr>
+      </w:r>
+      <w:r>
+        <w:rPr>
+          <w:lang w:val="fr_FR" w:bidi="fr_FR"/>
+        </w:rPr>
+      </w:r>
+    </w:p>
+    <w:p>
+      <w:pPr/>
+      <w:r>
+        <w:rPr>
+          <w:lang w:val="fr_FR" w:bidi="fr_FR"/>
+        </w:rPr>
+      </w:r>
     </w:p>
     <w:p>
       <w:pPr>
         <w:pStyle w:val="Heading2"/>
       </w:pPr>
       <w:r>
+        <w:rPr>
+          <w:lang w:val="fr_FR" w:bidi="fr_FR"/>
+        </w:rPr>
         <w:t>Joël 1.10</w:t>
       </w:r>
-      <w:r/>
-    </w:p>
-    <w:p>
-      <w:r/>
-      <w:r>
+      <w:r>
+        <w:rPr>
+          <w:lang w:val="fr_FR" w:bidi="fr_FR"/>
+        </w:rPr>
+      </w:r>
+    </w:p>
+    <w:p>
+      <w:pPr/>
+      <w:r>
+        <w:rPr>
+          <w:lang w:val="fr_FR" w:bidi="fr_FR"/>
+        </w:rPr>
+      </w:r>
+      <w:r>
+        <w:rPr>
+          <w:lang w:val="fr_FR" w:bidi="fr_FR"/>
+        </w:rPr>
         <w:t>Les sauterelles ont détruit les trois cultures les plus essentielles à l'ancien Israël : le blé, le moût et l'huile.</w:t>
       </w:r>
-      <w:r/>
-      <w:r/>
-    </w:p>
-    <w:p>
-      <w:r/>
+      <w:r>
+        <w:rPr>
+          <w:lang w:val="fr_FR" w:bidi="fr_FR"/>
+        </w:rPr>
+      </w:r>
+      <w:r>
+        <w:rPr>
+          <w:lang w:val="fr_FR" w:bidi="fr_FR"/>
+        </w:rPr>
+      </w:r>
+    </w:p>
+    <w:p>
+      <w:pPr/>
+      <w:r>
+        <w:rPr>
+          <w:lang w:val="fr_FR" w:bidi="fr_FR"/>
+        </w:rPr>
+      </w:r>
     </w:p>
     <w:p>
       <w:pPr>
         <w:pStyle w:val="Heading2"/>
       </w:pPr>
       <w:r>
+        <w:rPr>
+          <w:lang w:val="fr_FR" w:bidi="fr_FR"/>
+        </w:rPr>
         <w:t>Joël 1.12</w:t>
       </w:r>
-      <w:r/>
-    </w:p>
-    <w:p>
-      <w:r/>
-      <w:r>
+      <w:r>
+        <w:rPr>
+          <w:lang w:val="fr_FR" w:bidi="fr_FR"/>
+        </w:rPr>
+      </w:r>
+    </w:p>
+    <w:p>
+      <w:pPr/>
+      <w:r>
+        <w:rPr>
+          <w:lang w:val="fr_FR" w:bidi="fr_FR"/>
+        </w:rPr>
+      </w:r>
+      <w:r>
+        <w:rPr>
+          <w:lang w:val="fr_FR" w:bidi="fr_FR"/>
+        </w:rPr>
         <w:t xml:space="preserve">La sécheresse a intensifié la dévastation causée par les sauterelles : tout a flétri et est desséché (voir aussi </w:t>
       </w:r>
       <w:hyperlink r:id="rId19">
         <w:r>
+          <w:rPr>
+            <w:lang w:val="fr_FR" w:bidi="fr_FR"/>
+          </w:rPr>
           <w:rPr>
             <w:color w:val="0000EE"/>
             <w:u w:val="single"/>
@@ -466,30 +925,64 @@
         </w:r>
       </w:hyperlink>
       <w:r>
+        <w:rPr>
+          <w:lang w:val="fr_FR" w:bidi="fr_FR"/>
+        </w:rPr>
         <w:t>). Spirituellement, la joie du peuple s'est desséchée avec les arbres fruitiers.</w:t>
       </w:r>
-      <w:r/>
-      <w:r/>
-    </w:p>
-    <w:p>
-      <w:r/>
+      <w:r>
+        <w:rPr>
+          <w:lang w:val="fr_FR" w:bidi="fr_FR"/>
+        </w:rPr>
+      </w:r>
+      <w:r>
+        <w:rPr>
+          <w:lang w:val="fr_FR" w:bidi="fr_FR"/>
+        </w:rPr>
+      </w:r>
+    </w:p>
+    <w:p>
+      <w:pPr/>
+      <w:r>
+        <w:rPr>
+          <w:lang w:val="fr_FR" w:bidi="fr_FR"/>
+        </w:rPr>
+      </w:r>
     </w:p>
     <w:p>
       <w:pPr>
         <w:pStyle w:val="Heading2"/>
       </w:pPr>
       <w:r>
+        <w:rPr>
+          <w:lang w:val="fr_FR" w:bidi="fr_FR"/>
+        </w:rPr>
         <w:t>Joël 1.13–14</w:t>
       </w:r>
-      <w:r/>
-    </w:p>
-    <w:p>
-      <w:r/>
-      <w:r>
+      <w:r>
+        <w:rPr>
+          <w:lang w:val="fr_FR" w:bidi="fr_FR"/>
+        </w:rPr>
+      </w:r>
+    </w:p>
+    <w:p>
+      <w:pPr/>
+      <w:r>
+        <w:rPr>
+          <w:lang w:val="fr_FR" w:bidi="fr_FR"/>
+        </w:rPr>
+      </w:r>
+      <w:r>
+        <w:rPr>
+          <w:lang w:val="fr_FR" w:bidi="fr_FR"/>
+        </w:rPr>
         <w:t xml:space="preserve">Les sacrificateurs devaient conduire tout le peuple dans des rites publics de deuil au temple. Leurs pratiques extérieures devaient refléter un véritable changement intérieur (voir </w:t>
       </w:r>
       <w:hyperlink r:id="rId20">
         <w:r>
+          <w:rPr>
+            <w:lang w:val="fr_FR" w:bidi="fr_FR"/>
+          </w:rPr>
           <w:rPr>
             <w:color w:val="0000EE"/>
             <w:u w:val="single"/>
@@ -498,30 +991,64 @@
         </w:r>
       </w:hyperlink>
       <w:r>
+        <w:rPr>
+          <w:lang w:val="fr_FR" w:bidi="fr_FR"/>
+        </w:rPr>
         <w:t>).</w:t>
       </w:r>
-      <w:r/>
-      <w:r/>
-    </w:p>
-    <w:p>
-      <w:r/>
+      <w:r>
+        <w:rPr>
+          <w:lang w:val="fr_FR" w:bidi="fr_FR"/>
+        </w:rPr>
+      </w:r>
+      <w:r>
+        <w:rPr>
+          <w:lang w:val="fr_FR" w:bidi="fr_FR"/>
+        </w:rPr>
+      </w:r>
+    </w:p>
+    <w:p>
+      <w:pPr/>
+      <w:r>
+        <w:rPr>
+          <w:lang w:val="fr_FR" w:bidi="fr_FR"/>
+        </w:rPr>
+      </w:r>
     </w:p>
     <w:p>
       <w:pPr>
         <w:pStyle w:val="Heading2"/>
       </w:pPr>
       <w:r>
+        <w:rPr>
+          <w:lang w:val="fr_FR" w:bidi="fr_FR"/>
+        </w:rPr>
         <w:t>Joël 1.15</w:t>
       </w:r>
-      <w:r/>
-    </w:p>
-    <w:p>
-      <w:r/>
-      <w:r>
+      <w:r>
+        <w:rPr>
+          <w:lang w:val="fr_FR" w:bidi="fr_FR"/>
+        </w:rPr>
+      </w:r>
+    </w:p>
+    <w:p>
+      <w:pPr/>
+      <w:r>
+        <w:rPr>
+          <w:lang w:val="fr_FR" w:bidi="fr_FR"/>
+        </w:rPr>
+      </w:r>
+      <w:r>
+        <w:rPr>
+          <w:lang w:val="fr_FR" w:bidi="fr_FR"/>
+        </w:rPr>
         <w:t>La dévastation des sauterelles n'est pas simplement un événement naturel, mais un signe que le jour de l'Éternel est proche. Depuis l'époque d'Amos, vers 700 av. J.‑C. (</w:t>
       </w:r>
       <w:hyperlink r:id="rId21">
         <w:r>
+          <w:rPr>
+            <w:lang w:val="fr_FR" w:bidi="fr_FR"/>
+          </w:rPr>
           <w:rPr>
             <w:color w:val="0000EE"/>
             <w:u w:val="single"/>
@@ -530,111 +1057,240 @@
         </w:r>
       </w:hyperlink>
       <w:r>
+        <w:rPr>
+          <w:lang w:val="fr_FR" w:bidi="fr_FR"/>
+        </w:rPr>
         <w:t>), les prophètes ont évoqué un temps à venir où Dieu interviendrait dans l'histoire humaine pour juger les méchants et justifier les justes. • Il vient comme un ravage du Tout-Puissant : le texte hébreu souligne la similitude de sonorité du mot ravage (</w:t>
       </w:r>
       <w:r>
         <w:rPr>
           <w:i/>
+          <w:lang w:val="fr_FR" w:bidi="fr_FR"/>
         </w:rPr>
         <w:t>shod</w:t>
       </w:r>
       <w:r>
+        <w:rPr>
+          <w:lang w:val="fr_FR" w:bidi="fr_FR"/>
+        </w:rPr>
         <w:t>) et du nom du Tout-Puissant (</w:t>
       </w:r>
       <w:r>
         <w:rPr>
           <w:i/>
+          <w:lang w:val="fr_FR" w:bidi="fr_FR"/>
         </w:rPr>
         <w:t>shadday</w:t>
       </w:r>
       <w:r>
+        <w:rPr>
+          <w:lang w:val="fr_FR" w:bidi="fr_FR"/>
+        </w:rPr>
         <w:t>).</w:t>
       </w:r>
-      <w:r/>
-      <w:r/>
-    </w:p>
-    <w:p>
-      <w:r/>
+      <w:r>
+        <w:rPr>
+          <w:lang w:val="fr_FR" w:bidi="fr_FR"/>
+        </w:rPr>
+      </w:r>
+      <w:r>
+        <w:rPr>
+          <w:lang w:val="fr_FR" w:bidi="fr_FR"/>
+        </w:rPr>
+      </w:r>
+    </w:p>
+    <w:p>
+      <w:pPr/>
+      <w:r>
+        <w:rPr>
+          <w:lang w:val="fr_FR" w:bidi="fr_FR"/>
+        </w:rPr>
+      </w:r>
     </w:p>
     <w:p>
       <w:pPr>
         <w:pStyle w:val="Heading2"/>
       </w:pPr>
       <w:r>
+        <w:rPr>
+          <w:lang w:val="fr_FR" w:bidi="fr_FR"/>
+        </w:rPr>
         <w:t>Joël 1.17</w:t>
       </w:r>
-      <w:r/>
-    </w:p>
-    <w:p>
-      <w:r/>
-      <w:r>
+      <w:r>
+        <w:rPr>
+          <w:lang w:val="fr_FR" w:bidi="fr_FR"/>
+        </w:rPr>
+      </w:r>
+    </w:p>
+    <w:p>
+      <w:pPr/>
+      <w:r>
+        <w:rPr>
+          <w:lang w:val="fr_FR" w:bidi="fr_FR"/>
+        </w:rPr>
+      </w:r>
+      <w:r>
+        <w:rPr>
+          <w:lang w:val="fr_FR" w:bidi="fr_FR"/>
+        </w:rPr>
         <w:t>L'invasion et la sécheresse ont tellement réduit les provisions de nourriture que les greniers sont vides.</w:t>
       </w:r>
-      <w:r/>
-      <w:r/>
-    </w:p>
-    <w:p>
-      <w:r/>
+      <w:r>
+        <w:rPr>
+          <w:lang w:val="fr_FR" w:bidi="fr_FR"/>
+        </w:rPr>
+      </w:r>
+      <w:r>
+        <w:rPr>
+          <w:lang w:val="fr_FR" w:bidi="fr_FR"/>
+        </w:rPr>
+      </w:r>
+    </w:p>
+    <w:p>
+      <w:pPr/>
+      <w:r>
+        <w:rPr>
+          <w:lang w:val="fr_FR" w:bidi="fr_FR"/>
+        </w:rPr>
+      </w:r>
     </w:p>
     <w:p>
       <w:pPr>
         <w:pStyle w:val="Heading2"/>
       </w:pPr>
       <w:r>
+        <w:rPr>
+          <w:lang w:val="fr_FR" w:bidi="fr_FR"/>
+        </w:rPr>
         <w:t>Joël 1.18</w:t>
       </w:r>
-      <w:r/>
-    </w:p>
-    <w:p>
-      <w:r/>
-      <w:r>
+      <w:r>
+        <w:rPr>
+          <w:lang w:val="fr_FR" w:bidi="fr_FR"/>
+        </w:rPr>
+      </w:r>
+    </w:p>
+    <w:p>
+      <w:pPr/>
+      <w:r>
+        <w:rPr>
+          <w:lang w:val="fr_FR" w:bidi="fr_FR"/>
+        </w:rPr>
+      </w:r>
+      <w:r>
+        <w:rPr>
+          <w:lang w:val="fr_FR" w:bidi="fr_FR"/>
+        </w:rPr>
         <w:t>Les habitants de Juda sont durement éprouvés par la famine ; même les moutons et les chèvres, des animaux qui peuvent vivre avec un fourrage très maigre, bêlent de misère par manque de nourriture.</w:t>
       </w:r>
-      <w:r/>
-      <w:r/>
-    </w:p>
-    <w:p>
-      <w:r/>
+      <w:r>
+        <w:rPr>
+          <w:lang w:val="fr_FR" w:bidi="fr_FR"/>
+        </w:rPr>
+      </w:r>
+      <w:r>
+        <w:rPr>
+          <w:lang w:val="fr_FR" w:bidi="fr_FR"/>
+        </w:rPr>
+      </w:r>
+    </w:p>
+    <w:p>
+      <w:pPr/>
+      <w:r>
+        <w:rPr>
+          <w:lang w:val="fr_FR" w:bidi="fr_FR"/>
+        </w:rPr>
+      </w:r>
     </w:p>
     <w:p>
       <w:pPr>
         <w:pStyle w:val="Heading2"/>
       </w:pPr>
       <w:r>
+        <w:rPr>
+          <w:lang w:val="fr_FR" w:bidi="fr_FR"/>
+        </w:rPr>
         <w:t>Joël 1.19</w:t>
       </w:r>
-      <w:r/>
-    </w:p>
-    <w:p>
-      <w:r/>
-      <w:r>
+      <w:r>
+        <w:rPr>
+          <w:lang w:val="fr_FR" w:bidi="fr_FR"/>
+        </w:rPr>
+      </w:r>
+    </w:p>
+    <w:p>
+      <w:pPr/>
+      <w:r>
+        <w:rPr>
+          <w:lang w:val="fr_FR" w:bidi="fr_FR"/>
+        </w:rPr>
+      </w:r>
+      <w:r>
+        <w:rPr>
+          <w:lang w:val="fr_FR" w:bidi="fr_FR"/>
+        </w:rPr>
         <w:t xml:space="preserve">C’est vers toi que je crie, ô Éternel </w:t>
       </w:r>
       <w:r>
+        <w:rPr>
+          <w:lang w:val="fr_FR" w:bidi="fr_FR"/>
+        </w:rPr>
         <w:t>: Joël a répondu à la dévastation par une prière fervente. Le seul recours du peuple est de se tourner vers le souverain Seigneur du ciel et de la terre et de faire appel à sa bonté : lui seul peut remédier à leur situation désespérée.</w:t>
       </w:r>
-      <w:r/>
-      <w:r/>
-    </w:p>
-    <w:p>
-      <w:r/>
+      <w:r>
+        <w:rPr>
+          <w:lang w:val="fr_FR" w:bidi="fr_FR"/>
+        </w:rPr>
+      </w:r>
+      <w:r>
+        <w:rPr>
+          <w:lang w:val="fr_FR" w:bidi="fr_FR"/>
+        </w:rPr>
+      </w:r>
+    </w:p>
+    <w:p>
+      <w:pPr/>
+      <w:r>
+        <w:rPr>
+          <w:lang w:val="fr_FR" w:bidi="fr_FR"/>
+        </w:rPr>
+      </w:r>
     </w:p>
     <w:p>
       <w:pPr>
         <w:pStyle w:val="Heading2"/>
       </w:pPr>
       <w:r>
+        <w:rPr>
+          <w:lang w:val="fr_FR" w:bidi="fr_FR"/>
+        </w:rPr>
         <w:t>Joël 1.20</w:t>
       </w:r>
-      <w:r/>
-    </w:p>
-    <w:p>
-      <w:r/>
-      <w:r>
+      <w:r>
+        <w:rPr>
+          <w:lang w:val="fr_FR" w:bidi="fr_FR"/>
+        </w:rPr>
+      </w:r>
+    </w:p>
+    <w:p>
+      <w:pPr/>
+      <w:r>
+        <w:rPr>
+          <w:lang w:val="fr_FR" w:bidi="fr_FR"/>
+        </w:rPr>
+      </w:r>
+      <w:r>
+        <w:rPr>
+          <w:lang w:val="fr_FR" w:bidi="fr_FR"/>
+        </w:rPr>
         <w:t>Toute la création souffre à cause du péché humain (</w:t>
       </w:r>
       <w:hyperlink r:id="rId22">
         <w:r>
+          <w:rPr>
+            <w:lang w:val="fr_FR" w:bidi="fr_FR"/>
+          </w:rPr>
           <w:rPr>
             <w:color w:val="0000EE"/>
             <w:u w:val="single"/>
@@ -643,10 +1299,16 @@
         </w:r>
       </w:hyperlink>
       <w:r>
+        <w:rPr>
+          <w:lang w:val="fr_FR" w:bidi="fr_FR"/>
+        </w:rPr>
         <w:t xml:space="preserve">; </w:t>
       </w:r>
       <w:hyperlink r:id="rId23">
         <w:r>
+          <w:rPr>
+            <w:lang w:val="fr_FR" w:bidi="fr_FR"/>
+          </w:rPr>
           <w:rPr>
             <w:color w:val="0000EE"/>
             <w:u w:val="single"/>
@@ -655,10 +1317,16 @@
         </w:r>
       </w:hyperlink>
       <w:r>
+        <w:rPr>
+          <w:lang w:val="fr_FR" w:bidi="fr_FR"/>
+        </w:rPr>
         <w:t xml:space="preserve">; </w:t>
       </w:r>
       <w:hyperlink r:id="rId24">
         <w:r>
+          <w:rPr>
+            <w:lang w:val="fr_FR" w:bidi="fr_FR"/>
+          </w:rPr>
           <w:rPr>
             <w:color w:val="0000EE"/>
             <w:u w:val="single"/>
@@ -667,10 +1335,16 @@
         </w:r>
       </w:hyperlink>
       <w:r>
+        <w:rPr>
+          <w:lang w:val="fr_FR" w:bidi="fr_FR"/>
+        </w:rPr>
         <w:t xml:space="preserve">), même les bêtes des champs crient vers Dieu. Le mot hébreu traduit par « crier » est le même mot que celui utilisé dans </w:t>
       </w:r>
       <w:hyperlink r:id="rId25">
         <w:r>
+          <w:rPr>
+            <w:lang w:val="fr_FR" w:bidi="fr_FR"/>
+          </w:rPr>
           <w:rPr>
             <w:color w:val="0000EE"/>
             <w:u w:val="single"/>
@@ -679,16 +1353,28 @@
         </w:r>
       </w:hyperlink>
       <w:r>
+        <w:rPr>
+          <w:lang w:val="fr_FR" w:bidi="fr_FR"/>
+        </w:rPr>
         <w:t xml:space="preserve"> pour la biche qui « soupire après des courants d'eaux ». </w:t>
       </w:r>
       <w:r>
+        <w:rPr>
+          <w:lang w:val="fr_FR" w:bidi="fr_FR"/>
+        </w:rPr>
         <w:t>Les bêtes, qui ont un besoin urgent de nourriture et de boisson, donnent l'exemple de la manière dont le peuple de Juda et de Jérusalem doit rechercher son Seigneur.</w:t>
       </w:r>
       <w:r>
+        <w:rPr>
+          <w:lang w:val="fr_FR" w:bidi="fr_FR"/>
+        </w:rPr>
         <w:t xml:space="preserve"> (cf. </w:t>
       </w:r>
       <w:hyperlink r:id="rId26">
         <w:r>
+          <w:rPr>
+            <w:lang w:val="fr_FR" w:bidi="fr_FR"/>
+          </w:rPr>
           <w:rPr>
             <w:color w:val="0000EE"/>
             <w:u w:val="single"/>
@@ -697,39 +1383,77 @@
         </w:r>
       </w:hyperlink>
       <w:r>
+        <w:rPr>
+          <w:lang w:val="fr_FR" w:bidi="fr_FR"/>
+        </w:rPr>
         <w:t>).</w:t>
       </w:r>
-      <w:r/>
-      <w:r/>
-    </w:p>
-    <w:p>
-      <w:r/>
+      <w:r>
+        <w:rPr>
+          <w:lang w:val="fr_FR" w:bidi="fr_FR"/>
+        </w:rPr>
+      </w:r>
+      <w:r>
+        <w:rPr>
+          <w:lang w:val="fr_FR" w:bidi="fr_FR"/>
+        </w:rPr>
+      </w:r>
+    </w:p>
+    <w:p>
+      <w:pPr/>
+      <w:r>
+        <w:rPr>
+          <w:lang w:val="fr_FR" w:bidi="fr_FR"/>
+        </w:rPr>
+      </w:r>
     </w:p>
     <w:p>
       <w:pPr>
         <w:pStyle w:val="Heading2"/>
       </w:pPr>
       <w:r>
+        <w:rPr>
+          <w:lang w:val="fr_FR" w:bidi="fr_FR"/>
+        </w:rPr>
         <w:t>Joël 2.1</w:t>
       </w:r>
-      <w:r/>
-    </w:p>
-    <w:p>
-      <w:r/>
-      <w:r>
+      <w:r>
+        <w:rPr>
+          <w:lang w:val="fr_FR" w:bidi="fr_FR"/>
+        </w:rPr>
+      </w:r>
+    </w:p>
+    <w:p>
+      <w:pPr/>
+      <w:r>
+        <w:rPr>
+          <w:lang w:val="fr_FR" w:bidi="fr_FR"/>
+        </w:rPr>
+      </w:r>
+      <w:r>
+        <w:rPr>
+          <w:lang w:val="fr_FR" w:bidi="fr_FR"/>
+        </w:rPr>
         <w:t xml:space="preserve">Lorsqu'une ville antique était attaquée, les sentinelles postées sur le mur de la ville donnaient l'alerte en soufflant dans une trompette, un instrument à corne de bélier appelé </w:t>
       </w:r>
       <w:r>
         <w:rPr>
           <w:i/>
+          <w:lang w:val="fr_FR" w:bidi="fr_FR"/>
         </w:rPr>
         <w:t xml:space="preserve">shofar </w:t>
       </w:r>
       <w:r>
+        <w:rPr>
+          <w:lang w:val="fr_FR" w:bidi="fr_FR"/>
+        </w:rPr>
         <w:t xml:space="preserve">(voir aussi </w:t>
       </w:r>
       <w:hyperlink r:id="rId27">
         <w:r>
+          <w:rPr>
+            <w:lang w:val="fr_FR" w:bidi="fr_FR"/>
+          </w:rPr>
           <w:rPr>
             <w:color w:val="0000EE"/>
             <w:u w:val="single"/>
@@ -738,30 +1462,64 @@
         </w:r>
       </w:hyperlink>
       <w:r>
+        <w:rPr>
+          <w:lang w:val="fr_FR" w:bidi="fr_FR"/>
+        </w:rPr>
         <w:t>), pour appeler tous les défenseurs à repousser l'ennemi.</w:t>
       </w:r>
-      <w:r/>
-      <w:r/>
-    </w:p>
-    <w:p>
-      <w:r/>
+      <w:r>
+        <w:rPr>
+          <w:lang w:val="fr_FR" w:bidi="fr_FR"/>
+        </w:rPr>
+      </w:r>
+      <w:r>
+        <w:rPr>
+          <w:lang w:val="fr_FR" w:bidi="fr_FR"/>
+        </w:rPr>
+      </w:r>
+    </w:p>
+    <w:p>
+      <w:pPr/>
+      <w:r>
+        <w:rPr>
+          <w:lang w:val="fr_FR" w:bidi="fr_FR"/>
+        </w:rPr>
+      </w:r>
     </w:p>
     <w:p>
       <w:pPr>
         <w:pStyle w:val="Heading2"/>
       </w:pPr>
       <w:r>
+        <w:rPr>
+          <w:lang w:val="fr_FR" w:bidi="fr_FR"/>
+        </w:rPr>
         <w:t>Joël 2.1–11</w:t>
       </w:r>
-      <w:r/>
-    </w:p>
-    <w:p>
-      <w:r/>
-      <w:r>
+      <w:r>
+        <w:rPr>
+          <w:lang w:val="fr_FR" w:bidi="fr_FR"/>
+        </w:rPr>
+      </w:r>
+    </w:p>
+    <w:p>
+      <w:pPr/>
+      <w:r>
+        <w:rPr>
+          <w:lang w:val="fr_FR" w:bidi="fr_FR"/>
+        </w:rPr>
+      </w:r>
+      <w:r>
+        <w:rPr>
+          <w:lang w:val="fr_FR" w:bidi="fr_FR"/>
+        </w:rPr>
         <w:t>Certains considèrent ce passage comme un deuxième récit de l'invasion de sauterelles décrite au chap</w:t>
       </w:r>
       <w:hyperlink r:id="rId28">
         <w:r>
+          <w:rPr>
+            <w:lang w:val="fr_FR" w:bidi="fr_FR"/>
+          </w:rPr>
           <w:rPr>
             <w:color w:val="0000EE"/>
             <w:u w:val="single"/>
@@ -770,33 +1528,70 @@
         </w:r>
       </w:hyperlink>
       <w:r>
+        <w:rPr>
+          <w:lang w:val="fr_FR" w:bidi="fr_FR"/>
+        </w:rPr>
         <w:t xml:space="preserve">, mais dans le chapitre 1, l'invasion se situe dans le passé, tandis que dans le second, les temps verbaux semblent la dépeindre comme un événement à venir. Ainsi, d'autres y voient l'avertissement d'une nouvelle invasion de sauterelles. D'autres </w:t>
       </w:r>
       <w:r>
+        <w:rPr>
+          <w:lang w:val="fr_FR" w:bidi="fr_FR"/>
+        </w:rPr>
         <w:t>y voient donc un avertissement concernant une nouvelle invasion de sauterelles. D'autres commentateurs encore ont compris ce passage comme une description apocalyptique du jour à venir du Seigneur, utilisant le langage d'une invasion de sauterelles pour décrire une armée humaine envahissante.</w:t>
       </w:r>
-      <w:r/>
-      <w:r/>
-    </w:p>
-    <w:p>
-      <w:r/>
+      <w:r>
+        <w:rPr>
+          <w:lang w:val="fr_FR" w:bidi="fr_FR"/>
+        </w:rPr>
+      </w:r>
+      <w:r>
+        <w:rPr>
+          <w:lang w:val="fr_FR" w:bidi="fr_FR"/>
+        </w:rPr>
+      </w:r>
+    </w:p>
+    <w:p>
+      <w:pPr/>
+      <w:r>
+        <w:rPr>
+          <w:lang w:val="fr_FR" w:bidi="fr_FR"/>
+        </w:rPr>
+      </w:r>
     </w:p>
     <w:p>
       <w:pPr>
         <w:pStyle w:val="Heading2"/>
       </w:pPr>
       <w:r>
+        <w:rPr>
+          <w:lang w:val="fr_FR" w:bidi="fr_FR"/>
+        </w:rPr>
         <w:t>Joël 2.2</w:t>
       </w:r>
-      <w:r/>
-    </w:p>
-    <w:p>
-      <w:r/>
-      <w:r>
+      <w:r>
+        <w:rPr>
+          <w:lang w:val="fr_FR" w:bidi="fr_FR"/>
+        </w:rPr>
+      </w:r>
+    </w:p>
+    <w:p>
+      <w:pPr/>
+      <w:r>
+        <w:rPr>
+          <w:lang w:val="fr_FR" w:bidi="fr_FR"/>
+        </w:rPr>
+      </w:r>
+      <w:r>
+        <w:rPr>
+          <w:lang w:val="fr_FR" w:bidi="fr_FR"/>
+        </w:rPr>
         <w:t>Certains chefs religieux ont enseigné aux habitants de Jérusalem et de Juda que le jour de l'Éternel serait un temps de bénédiction pour le peuple de Dieu. Comme en écho au prophète Sophonie (</w:t>
       </w:r>
       <w:hyperlink r:id="rId29">
         <w:r>
+          <w:rPr>
+            <w:lang w:val="fr_FR" w:bidi="fr_FR"/>
+          </w:rPr>
           <w:rPr>
             <w:color w:val="0000EE"/>
             <w:u w:val="single"/>
@@ -805,10 +1600,16 @@
         </w:r>
       </w:hyperlink>
       <w:r>
+        <w:rPr>
+          <w:lang w:val="fr_FR" w:bidi="fr_FR"/>
+        </w:rPr>
         <w:t xml:space="preserve">), Joël annonce que ce sera plutôt un jour de ténèbres et de tristesse (voir aussi </w:t>
       </w:r>
       <w:hyperlink r:id="rId30">
         <w:r>
+          <w:rPr>
+            <w:lang w:val="fr_FR" w:bidi="fr_FR"/>
+          </w:rPr>
           <w:rPr>
             <w:color w:val="0000EE"/>
             <w:u w:val="single"/>
@@ -817,33 +1618,70 @@
         </w:r>
       </w:hyperlink>
       <w:r>
+        <w:rPr>
+          <w:lang w:val="fr_FR" w:bidi="fr_FR"/>
+        </w:rPr>
         <w:t>).</w:t>
       </w:r>
-      <w:r/>
-      <w:r/>
-    </w:p>
-    <w:p>
-      <w:r/>
+      <w:r>
+        <w:rPr>
+          <w:lang w:val="fr_FR" w:bidi="fr_FR"/>
+        </w:rPr>
+      </w:r>
+      <w:r>
+        <w:rPr>
+          <w:lang w:val="fr_FR" w:bidi="fr_FR"/>
+        </w:rPr>
+      </w:r>
+    </w:p>
+    <w:p>
+      <w:pPr/>
+      <w:r>
+        <w:rPr>
+          <w:lang w:val="fr_FR" w:bidi="fr_FR"/>
+        </w:rPr>
+      </w:r>
     </w:p>
     <w:p>
       <w:pPr>
         <w:pStyle w:val="Heading2"/>
       </w:pPr>
       <w:r>
+        <w:rPr>
+          <w:lang w:val="fr_FR" w:bidi="fr_FR"/>
+        </w:rPr>
         <w:t>Joël 2.3</w:t>
       </w:r>
-      <w:r/>
-    </w:p>
-    <w:p>
-      <w:r/>
-      <w:r>
+      <w:r>
+        <w:rPr>
+          <w:lang w:val="fr_FR" w:bidi="fr_FR"/>
+        </w:rPr>
+      </w:r>
+    </w:p>
+    <w:p>
+      <w:pPr/>
+      <w:r>
+        <w:rPr>
+          <w:lang w:val="fr_FR" w:bidi="fr_FR"/>
+        </w:rPr>
+      </w:r>
+      <w:r>
+        <w:rPr>
+          <w:lang w:val="fr_FR" w:bidi="fr_FR"/>
+        </w:rPr>
         <w:t>La destruction causée par l'armée d'invasion sera comme un feu de forêt en furie. Avant l'attaque, le pays ressemble au jardin d'Eden, mais après, ce ne sera que désolation</w:t>
       </w:r>
       <w:r>
+        <w:rPr>
+          <w:lang w:val="fr_FR" w:bidi="fr_FR"/>
+        </w:rPr>
         <w:t xml:space="preserve"> (à l'inverse d'</w:t>
       </w:r>
       <w:hyperlink r:id="rId31">
         <w:r>
+          <w:rPr>
+            <w:lang w:val="fr_FR" w:bidi="fr_FR"/>
+          </w:rPr>
           <w:rPr>
             <w:color w:val="0000EE"/>
             <w:u w:val="single"/>
@@ -852,10 +1690,16 @@
         </w:r>
       </w:hyperlink>
       <w:r>
+        <w:rPr>
+          <w:lang w:val="fr_FR" w:bidi="fr_FR"/>
+        </w:rPr>
         <w:t xml:space="preserve"> et d'</w:t>
       </w:r>
       <w:hyperlink r:id="rId32">
         <w:r>
+          <w:rPr>
+            <w:lang w:val="fr_FR" w:bidi="fr_FR"/>
+          </w:rPr>
           <w:rPr>
             <w:color w:val="0000EE"/>
             <w:u w:val="single"/>
@@ -864,30 +1708,64 @@
         </w:r>
       </w:hyperlink>
       <w:r>
+        <w:rPr>
+          <w:lang w:val="fr_FR" w:bidi="fr_FR"/>
+        </w:rPr>
         <w:t>).</w:t>
       </w:r>
-      <w:r/>
-      <w:r/>
-    </w:p>
-    <w:p>
-      <w:r/>
+      <w:r>
+        <w:rPr>
+          <w:lang w:val="fr_FR" w:bidi="fr_FR"/>
+        </w:rPr>
+      </w:r>
+      <w:r>
+        <w:rPr>
+          <w:lang w:val="fr_FR" w:bidi="fr_FR"/>
+        </w:rPr>
+      </w:r>
+    </w:p>
+    <w:p>
+      <w:pPr/>
+      <w:r>
+        <w:rPr>
+          <w:lang w:val="fr_FR" w:bidi="fr_FR"/>
+        </w:rPr>
+      </w:r>
     </w:p>
     <w:p>
       <w:pPr>
         <w:pStyle w:val="Heading2"/>
       </w:pPr>
       <w:r>
+        <w:rPr>
+          <w:lang w:val="fr_FR" w:bidi="fr_FR"/>
+        </w:rPr>
         <w:t>Joël 2.4–5</w:t>
       </w:r>
-      <w:r/>
-    </w:p>
-    <w:p>
-      <w:r/>
-      <w:r>
+      <w:r>
+        <w:rPr>
+          <w:lang w:val="fr_FR" w:bidi="fr_FR"/>
+        </w:rPr>
+      </w:r>
+    </w:p>
+    <w:p>
+      <w:pPr/>
+      <w:r>
+        <w:rPr>
+          <w:lang w:val="fr_FR" w:bidi="fr_FR"/>
+        </w:rPr>
+      </w:r>
+      <w:r>
+        <w:rPr>
+          <w:lang w:val="fr_FR" w:bidi="fr_FR"/>
+        </w:rPr>
         <w:t xml:space="preserve">On dirait des chevaux : la ressemblance entre les sauterelles et des chevaux (voir aussi </w:t>
       </w:r>
       <w:hyperlink r:id="rId33">
         <w:r>
+          <w:rPr>
+            <w:lang w:val="fr_FR" w:bidi="fr_FR"/>
+          </w:rPr>
           <w:rPr>
             <w:color w:val="0000EE"/>
             <w:u w:val="single"/>
@@ -896,30 +1774,64 @@
         </w:r>
       </w:hyperlink>
       <w:r>
+        <w:rPr>
+          <w:lang w:val="fr_FR" w:bidi="fr_FR"/>
+        </w:rPr>
         <w:t>) renforce l'image des sauterelles en tant qu'armée. • À les entendre, on dirait : le bruit produit par un essaim de sauterelles peut être assourdissant.</w:t>
       </w:r>
-      <w:r/>
-      <w:r/>
-    </w:p>
-    <w:p>
-      <w:r/>
+      <w:r>
+        <w:rPr>
+          <w:lang w:val="fr_FR" w:bidi="fr_FR"/>
+        </w:rPr>
+      </w:r>
+      <w:r>
+        <w:rPr>
+          <w:lang w:val="fr_FR" w:bidi="fr_FR"/>
+        </w:rPr>
+      </w:r>
+    </w:p>
+    <w:p>
+      <w:pPr/>
+      <w:r>
+        <w:rPr>
+          <w:lang w:val="fr_FR" w:bidi="fr_FR"/>
+        </w:rPr>
+      </w:r>
     </w:p>
     <w:p>
       <w:pPr>
         <w:pStyle w:val="Heading2"/>
       </w:pPr>
       <w:r>
+        <w:rPr>
+          <w:lang w:val="fr_FR" w:bidi="fr_FR"/>
+        </w:rPr>
         <w:t>Joël 2.6</w:t>
       </w:r>
-      <w:r/>
-    </w:p>
-    <w:p>
-      <w:r/>
-      <w:r>
+      <w:r>
+        <w:rPr>
+          <w:lang w:val="fr_FR" w:bidi="fr_FR"/>
+        </w:rPr>
+      </w:r>
+    </w:p>
+    <w:p>
+      <w:pPr/>
+      <w:r>
+        <w:rPr>
+          <w:lang w:val="fr_FR" w:bidi="fr_FR"/>
+        </w:rPr>
+      </w:r>
+      <w:r>
+        <w:rPr>
+          <w:lang w:val="fr_FR" w:bidi="fr_FR"/>
+        </w:rPr>
         <w:t xml:space="preserve">Tous les visages pâlissent : l'anticipation de l'invasion prépare le peuple à l'appel à la repentance en </w:t>
       </w:r>
       <w:hyperlink r:id="rId34">
         <w:r>
+          <w:rPr>
+            <w:lang w:val="fr_FR" w:bidi="fr_FR"/>
+          </w:rPr>
           <w:rPr>
             <w:color w:val="0000EE"/>
             <w:u w:val="single"/>
@@ -928,59 +1840,125 @@
         </w:r>
       </w:hyperlink>
       <w:r>
+        <w:rPr>
+          <w:lang w:val="fr_FR" w:bidi="fr_FR"/>
+        </w:rPr>
         <w:t>.</w:t>
       </w:r>
-      <w:r/>
-      <w:r/>
-    </w:p>
-    <w:p>
-      <w:r/>
+      <w:r>
+        <w:rPr>
+          <w:lang w:val="fr_FR" w:bidi="fr_FR"/>
+        </w:rPr>
+      </w:r>
+      <w:r>
+        <w:rPr>
+          <w:lang w:val="fr_FR" w:bidi="fr_FR"/>
+        </w:rPr>
+      </w:r>
+    </w:p>
+    <w:p>
+      <w:pPr/>
+      <w:r>
+        <w:rPr>
+          <w:lang w:val="fr_FR" w:bidi="fr_FR"/>
+        </w:rPr>
+      </w:r>
     </w:p>
     <w:p>
       <w:pPr>
         <w:pStyle w:val="Heading2"/>
       </w:pPr>
       <w:r>
+        <w:rPr>
+          <w:lang w:val="fr_FR" w:bidi="fr_FR"/>
+        </w:rPr>
         <w:t>Joël 2.7–9</w:t>
       </w:r>
-      <w:r/>
-    </w:p>
-    <w:p>
-      <w:r/>
-      <w:r>
+      <w:r>
+        <w:rPr>
+          <w:lang w:val="fr_FR" w:bidi="fr_FR"/>
+        </w:rPr>
+      </w:r>
+    </w:p>
+    <w:p>
+      <w:pPr/>
+      <w:r>
+        <w:rPr>
+          <w:lang w:val="fr_FR" w:bidi="fr_FR"/>
+        </w:rPr>
+      </w:r>
+      <w:r>
+        <w:rPr>
+          <w:lang w:val="fr_FR" w:bidi="fr_FR"/>
+        </w:rPr>
         <w:t>Les sauterelles envahissent les villes comme les champs, avançant comme une armée disciplinée et bien exercée pour escalader les murs et envahir la ville. Débusquant tous les moyens de pénétrer, elles entrent même par les fenêtres, comme des voleurs.</w:t>
       </w:r>
-      <w:r/>
-      <w:r/>
-    </w:p>
-    <w:p>
-      <w:r/>
+      <w:r>
+        <w:rPr>
+          <w:lang w:val="fr_FR" w:bidi="fr_FR"/>
+        </w:rPr>
+      </w:r>
+      <w:r>
+        <w:rPr>
+          <w:lang w:val="fr_FR" w:bidi="fr_FR"/>
+        </w:rPr>
+      </w:r>
+    </w:p>
+    <w:p>
+      <w:pPr/>
+      <w:r>
+        <w:rPr>
+          <w:lang w:val="fr_FR" w:bidi="fr_FR"/>
+        </w:rPr>
+      </w:r>
     </w:p>
     <w:p>
       <w:pPr>
         <w:pStyle w:val="Heading2"/>
       </w:pPr>
       <w:r>
+        <w:rPr>
+          <w:lang w:val="fr_FR" w:bidi="fr_FR"/>
+        </w:rPr>
         <w:t>Joël 2.10</w:t>
       </w:r>
-      <w:r/>
-    </w:p>
-    <w:p>
-      <w:r/>
-      <w:r>
+      <w:r>
+        <w:rPr>
+          <w:lang w:val="fr_FR" w:bidi="fr_FR"/>
+        </w:rPr>
+      </w:r>
+    </w:p>
+    <w:p>
+      <w:pPr/>
+      <w:r>
+        <w:rPr>
+          <w:lang w:val="fr_FR" w:bidi="fr_FR"/>
+        </w:rPr>
+      </w:r>
+      <w:r>
+        <w:rPr>
+          <w:lang w:val="fr_FR" w:bidi="fr_FR"/>
+        </w:rPr>
         <w:t xml:space="preserve">Les tremblements de terre et des cieux sont un signe typique de </w:t>
       </w:r>
       <w:r>
         <w:rPr>
           <w:i/>
+          <w:lang w:val="fr_FR" w:bidi="fr_FR"/>
         </w:rPr>
         <w:t>théophanie</w:t>
       </w:r>
       <w:r>
+        <w:rPr>
+          <w:lang w:val="fr_FR" w:bidi="fr_FR"/>
+        </w:rPr>
         <w:t xml:space="preserve">, une manifestation de Dieu (voir </w:t>
       </w:r>
       <w:hyperlink r:id="rId35">
         <w:r>
+          <w:rPr>
+            <w:lang w:val="fr_FR" w:bidi="fr_FR"/>
+          </w:rPr>
           <w:rPr>
             <w:color w:val="0000EE"/>
             <w:u w:val="single"/>
@@ -989,10 +1967,16 @@
         </w:r>
       </w:hyperlink>
       <w:r>
+        <w:rPr>
+          <w:lang w:val="fr_FR" w:bidi="fr_FR"/>
+        </w:rPr>
         <w:t xml:space="preserve"> ; </w:t>
       </w:r>
       <w:hyperlink r:id="rId36">
         <w:r>
+          <w:rPr>
+            <w:lang w:val="fr_FR" w:bidi="fr_FR"/>
+          </w:rPr>
           <w:rPr>
             <w:color w:val="0000EE"/>
             <w:u w:val="single"/>
@@ -1001,10 +1985,16 @@
         </w:r>
       </w:hyperlink>
       <w:r>
+        <w:rPr>
+          <w:lang w:val="fr_FR" w:bidi="fr_FR"/>
+        </w:rPr>
         <w:t xml:space="preserve"> ; </w:t>
       </w:r>
       <w:hyperlink r:id="rId37">
         <w:r>
+          <w:rPr>
+            <w:lang w:val="fr_FR" w:bidi="fr_FR"/>
+          </w:rPr>
           <w:rPr>
             <w:color w:val="0000EE"/>
             <w:u w:val="single"/>
@@ -1013,10 +2003,16 @@
         </w:r>
       </w:hyperlink>
       <w:r>
+        <w:rPr>
+          <w:lang w:val="fr_FR" w:bidi="fr_FR"/>
+        </w:rPr>
         <w:t>). L'obscurcissement du soleil et de la lune symbolise le jugement divin (</w:t>
       </w:r>
       <w:hyperlink r:id="rId38">
         <w:r>
+          <w:rPr>
+            <w:lang w:val="fr_FR" w:bidi="fr_FR"/>
+          </w:rPr>
           <w:rPr>
             <w:color w:val="0000EE"/>
             <w:u w:val="single"/>
@@ -1025,96 +2021,220 @@
         </w:r>
       </w:hyperlink>
       <w:r>
+        <w:rPr>
+          <w:lang w:val="fr_FR" w:bidi="fr_FR"/>
+        </w:rPr>
         <w:t>).</w:t>
       </w:r>
-      <w:r/>
-      <w:r/>
-    </w:p>
-    <w:p>
-      <w:r/>
+      <w:r>
+        <w:rPr>
+          <w:lang w:val="fr_FR" w:bidi="fr_FR"/>
+        </w:rPr>
+      </w:r>
+      <w:r>
+        <w:rPr>
+          <w:lang w:val="fr_FR" w:bidi="fr_FR"/>
+        </w:rPr>
+      </w:r>
+    </w:p>
+    <w:p>
+      <w:pPr/>
+      <w:r>
+        <w:rPr>
+          <w:lang w:val="fr_FR" w:bidi="fr_FR"/>
+        </w:rPr>
+      </w:r>
     </w:p>
     <w:p>
       <w:pPr>
         <w:pStyle w:val="Heading2"/>
       </w:pPr>
       <w:r>
+        <w:rPr>
+          <w:lang w:val="fr_FR" w:bidi="fr_FR"/>
+        </w:rPr>
         <w:t>Joël 2.11</w:t>
       </w:r>
-      <w:r/>
-    </w:p>
-    <w:p>
-      <w:r/>
-      <w:r>
+      <w:r>
+        <w:rPr>
+          <w:lang w:val="fr_FR" w:bidi="fr_FR"/>
+        </w:rPr>
+      </w:r>
+    </w:p>
+    <w:p>
+      <w:pPr/>
+      <w:r>
+        <w:rPr>
+          <w:lang w:val="fr_FR" w:bidi="fr_FR"/>
+        </w:rPr>
+      </w:r>
+      <w:r>
+        <w:rPr>
+          <w:lang w:val="fr_FR" w:bidi="fr_FR"/>
+        </w:rPr>
         <w:t>L'Éternel fait entendre sa voix devant son armée : la destruction à venir n'est pas le simple acte de la nature ou la conséquence de l'activité humaine, mais l'acte de Dieu. • son camp est immense : Dieu exécute son jugement. • Qui pourra le soutenir : sans la grâce et la miséricorde de Dieu, personne ne le peut.</w:t>
       </w:r>
-      <w:r/>
-      <w:r/>
-    </w:p>
-    <w:p>
-      <w:r/>
+      <w:r>
+        <w:rPr>
+          <w:lang w:val="fr_FR" w:bidi="fr_FR"/>
+        </w:rPr>
+      </w:r>
+      <w:r>
+        <w:rPr>
+          <w:lang w:val="fr_FR" w:bidi="fr_FR"/>
+        </w:rPr>
+      </w:r>
+    </w:p>
+    <w:p>
+      <w:pPr/>
+      <w:r>
+        <w:rPr>
+          <w:lang w:val="fr_FR" w:bidi="fr_FR"/>
+        </w:rPr>
+      </w:r>
     </w:p>
     <w:p>
       <w:pPr>
         <w:pStyle w:val="Heading2"/>
       </w:pPr>
       <w:r>
+        <w:rPr>
+          <w:lang w:val="fr_FR" w:bidi="fr_FR"/>
+        </w:rPr>
         <w:t>Joël 2.12</w:t>
       </w:r>
-      <w:r/>
-    </w:p>
-    <w:p>
-      <w:r/>
-      <w:r>
+      <w:r>
+        <w:rPr>
+          <w:lang w:val="fr_FR" w:bidi="fr_FR"/>
+        </w:rPr>
+      </w:r>
+    </w:p>
+    <w:p>
+      <w:pPr/>
+      <w:r>
+        <w:rPr>
+          <w:lang w:val="fr_FR" w:bidi="fr_FR"/>
+        </w:rPr>
+      </w:r>
+      <w:r>
+        <w:rPr>
+          <w:lang w:val="fr_FR" w:bidi="fr_FR"/>
+        </w:rPr>
         <w:t xml:space="preserve">Ce verset commence par les mots « dit l'Éternel», un groupe de mots qui accompagne fréquemment des paroles divines chez les prophètes. C'est la seule fois où elle apparaît dans le livre de Joël, soulignant que cette invitation à la grâce vient directement de Dieu. • </w:t>
       </w:r>
       <w:r>
+        <w:rPr>
+          <w:lang w:val="fr_FR" w:bidi="fr_FR"/>
+        </w:rPr>
         <w:t xml:space="preserve">Maintenant encore... Revenez à moi </w:t>
       </w:r>
       <w:r>
+        <w:rPr>
+          <w:lang w:val="fr_FR" w:bidi="fr_FR"/>
+        </w:rPr>
         <w:t>: l'Éternel implore son peuple de se repentir, car le jour du jugement est proche. Il est encore possible d'éviter la prochaine destruction s'ils reviennent à l'Éternel leur Dieu par la véritable repentance. • Contrairement à d'autres prophètes, Joël n'énumère jamais les péchés commis par le peuple de Juda et de Jérusalem. Peut-être étaient-ils si évidents qu'il n'a pas ressenti le besoin de les énumérer.</w:t>
       </w:r>
-      <w:r/>
-      <w:r/>
-    </w:p>
-    <w:p>
-      <w:r/>
+      <w:r>
+        <w:rPr>
+          <w:lang w:val="fr_FR" w:bidi="fr_FR"/>
+        </w:rPr>
+      </w:r>
+      <w:r>
+        <w:rPr>
+          <w:lang w:val="fr_FR" w:bidi="fr_FR"/>
+        </w:rPr>
+      </w:r>
+    </w:p>
+    <w:p>
+      <w:pPr/>
+      <w:r>
+        <w:rPr>
+          <w:lang w:val="fr_FR" w:bidi="fr_FR"/>
+        </w:rPr>
+      </w:r>
     </w:p>
     <w:p>
       <w:pPr>
         <w:pStyle w:val="Heading2"/>
       </w:pPr>
       <w:r>
+        <w:rPr>
+          <w:lang w:val="fr_FR" w:bidi="fr_FR"/>
+        </w:rPr>
         <w:t>Joël 2.12–17</w:t>
       </w:r>
-      <w:r/>
-    </w:p>
-    <w:p>
-      <w:r/>
-      <w:r>
+      <w:r>
+        <w:rPr>
+          <w:lang w:val="fr_FR" w:bidi="fr_FR"/>
+        </w:rPr>
+      </w:r>
+    </w:p>
+    <w:p>
+      <w:pPr/>
+      <w:r>
+        <w:rPr>
+          <w:lang w:val="fr_FR" w:bidi="fr_FR"/>
+        </w:rPr>
+      </w:r>
+      <w:r>
+        <w:rPr>
+          <w:lang w:val="fr_FR" w:bidi="fr_FR"/>
+        </w:rPr>
         <w:t>Joël appelle le peuple à se repentir et à recevoir la miséricorde de leur Dieu plein de compassion.</w:t>
       </w:r>
-      <w:r/>
-      <w:r/>
-    </w:p>
-    <w:p>
-      <w:r/>
+      <w:r>
+        <w:rPr>
+          <w:lang w:val="fr_FR" w:bidi="fr_FR"/>
+        </w:rPr>
+      </w:r>
+      <w:r>
+        <w:rPr>
+          <w:lang w:val="fr_FR" w:bidi="fr_FR"/>
+        </w:rPr>
+      </w:r>
+    </w:p>
+    <w:p>
+      <w:pPr/>
+      <w:r>
+        <w:rPr>
+          <w:lang w:val="fr_FR" w:bidi="fr_FR"/>
+        </w:rPr>
+      </w:r>
     </w:p>
     <w:p>
       <w:pPr>
         <w:pStyle w:val="Heading2"/>
       </w:pPr>
       <w:r>
+        <w:rPr>
+          <w:lang w:val="fr_FR" w:bidi="fr_FR"/>
+        </w:rPr>
         <w:t>Joël 2.13</w:t>
       </w:r>
-      <w:r/>
-    </w:p>
-    <w:p>
-      <w:r/>
-      <w:r>
+      <w:r>
+        <w:rPr>
+          <w:lang w:val="fr_FR" w:bidi="fr_FR"/>
+        </w:rPr>
+      </w:r>
+    </w:p>
+    <w:p>
+      <w:pPr/>
+      <w:r>
+        <w:rPr>
+          <w:lang w:val="fr_FR" w:bidi="fr_FR"/>
+        </w:rPr>
+      </w:r>
+      <w:r>
+        <w:rPr>
+          <w:lang w:val="fr_FR" w:bidi="fr_FR"/>
+        </w:rPr>
         <w:t>Un moyen de témoigner de son chagrin dans le monde antique était de déchirer ses vêtements (</w:t>
       </w:r>
       <w:hyperlink r:id="rId39">
         <w:r>
+          <w:rPr>
+            <w:lang w:val="fr_FR" w:bidi="fr_FR"/>
+          </w:rPr>
           <w:rPr>
             <w:color w:val="0000EE"/>
             <w:u w:val="single"/>
@@ -1123,10 +2243,16 @@
         </w:r>
       </w:hyperlink>
       <w:r>
+        <w:rPr>
+          <w:lang w:val="fr_FR" w:bidi="fr_FR"/>
+        </w:rPr>
         <w:t xml:space="preserve"> ; </w:t>
       </w:r>
       <w:hyperlink r:id="rId40">
         <w:r>
+          <w:rPr>
+            <w:lang w:val="fr_FR" w:bidi="fr_FR"/>
+          </w:rPr>
           <w:rPr>
             <w:color w:val="0000EE"/>
             <w:u w:val="single"/>
@@ -1135,10 +2261,16 @@
         </w:r>
       </w:hyperlink>
       <w:r>
+        <w:rPr>
+          <w:lang w:val="fr_FR" w:bidi="fr_FR"/>
+        </w:rPr>
         <w:t xml:space="preserve"> ; </w:t>
       </w:r>
       <w:hyperlink r:id="rId41">
         <w:r>
+          <w:rPr>
+            <w:lang w:val="fr_FR" w:bidi="fr_FR"/>
+          </w:rPr>
           <w:rPr>
             <w:color w:val="0000EE"/>
             <w:u w:val="single"/>
@@ -1147,10 +2279,16 @@
         </w:r>
       </w:hyperlink>
       <w:r>
+        <w:rPr>
+          <w:lang w:val="fr_FR" w:bidi="fr_FR"/>
+        </w:rPr>
         <w:t xml:space="preserve">). • Déchirez vos cœurs : dans la pensée hébraïque, le cœur est le centre de la pensée, de la foi et de la volonté. Le peuple de Dieu doit aller au-delà des démonstrations extérieures pour se repentir intérieurement, en changeant d'orientation, de priorités et d'attitudes. Cela n'est possible que s'ils reviennent à l'Éternel. • car il est compatissant et miséricordieux … riche en bonté : le seul espoir du peuple réside dans le caractère miséricordieux de l'Éternel (voir aussi </w:t>
       </w:r>
       <w:hyperlink r:id="rId42">
         <w:r>
+          <w:rPr>
+            <w:lang w:val="fr_FR" w:bidi="fr_FR"/>
+          </w:rPr>
           <w:rPr>
             <w:color w:val="0000EE"/>
             <w:u w:val="single"/>
@@ -1159,10 +2297,16 @@
         </w:r>
       </w:hyperlink>
       <w:r>
+        <w:rPr>
+          <w:lang w:val="fr_FR" w:bidi="fr_FR"/>
+        </w:rPr>
         <w:t xml:space="preserve"> ; </w:t>
       </w:r>
       <w:hyperlink r:id="rId43">
         <w:r>
+          <w:rPr>
+            <w:lang w:val="fr_FR" w:bidi="fr_FR"/>
+          </w:rPr>
           <w:rPr>
             <w:color w:val="0000EE"/>
             <w:u w:val="single"/>
@@ -1171,10 +2315,16 @@
         </w:r>
       </w:hyperlink>
       <w:r>
+        <w:rPr>
+          <w:lang w:val="fr_FR" w:bidi="fr_FR"/>
+        </w:rPr>
         <w:t xml:space="preserve"> ; </w:t>
       </w:r>
       <w:hyperlink r:id="rId44">
         <w:r>
+          <w:rPr>
+            <w:lang w:val="fr_FR" w:bidi="fr_FR"/>
+          </w:rPr>
           <w:rPr>
             <w:color w:val="0000EE"/>
             <w:u w:val="single"/>
@@ -1183,10 +2333,16 @@
         </w:r>
       </w:hyperlink>
       <w:r>
+        <w:rPr>
+          <w:lang w:val="fr_FR" w:bidi="fr_FR"/>
+        </w:rPr>
         <w:t xml:space="preserve"> ; </w:t>
       </w:r>
       <w:hyperlink r:id="rId45">
         <w:r>
+          <w:rPr>
+            <w:lang w:val="fr_FR" w:bidi="fr_FR"/>
+          </w:rPr>
           <w:rPr>
             <w:color w:val="0000EE"/>
             <w:u w:val="single"/>
@@ -1195,10 +2351,16 @@
         </w:r>
       </w:hyperlink>
       <w:r>
+        <w:rPr>
+          <w:lang w:val="fr_FR" w:bidi="fr_FR"/>
+        </w:rPr>
         <w:t xml:space="preserve"> ; </w:t>
       </w:r>
       <w:hyperlink r:id="rId46">
         <w:r>
+          <w:rPr>
+            <w:lang w:val="fr_FR" w:bidi="fr_FR"/>
+          </w:rPr>
           <w:rPr>
             <w:color w:val="0000EE"/>
             <w:u w:val="single"/>
@@ -1207,10 +2369,16 @@
         </w:r>
       </w:hyperlink>
       <w:r>
+        <w:rPr>
+          <w:lang w:val="fr_FR" w:bidi="fr_FR"/>
+        </w:rPr>
         <w:t xml:space="preserve"> ; </w:t>
       </w:r>
       <w:hyperlink r:id="rId47">
         <w:r>
+          <w:rPr>
+            <w:lang w:val="fr_FR" w:bidi="fr_FR"/>
+          </w:rPr>
           <w:rPr>
             <w:color w:val="0000EE"/>
             <w:u w:val="single"/>
@@ -1219,10 +2387,16 @@
         </w:r>
       </w:hyperlink>
       <w:r>
+        <w:rPr>
+          <w:lang w:val="fr_FR" w:bidi="fr_FR"/>
+        </w:rPr>
         <w:t xml:space="preserve"> ; </w:t>
       </w:r>
       <w:hyperlink r:id="rId48">
         <w:r>
+          <w:rPr>
+            <w:lang w:val="fr_FR" w:bidi="fr_FR"/>
+          </w:rPr>
           <w:rPr>
             <w:color w:val="0000EE"/>
             <w:u w:val="single"/>
@@ -1231,30 +2405,64 @@
         </w:r>
       </w:hyperlink>
       <w:r>
+        <w:rPr>
+          <w:lang w:val="fr_FR" w:bidi="fr_FR"/>
+        </w:rPr>
         <w:t>). Le désir de Dieu n'est pas de punir, mais de pardonner et de restaurer son peuple.</w:t>
       </w:r>
-      <w:r/>
-      <w:r/>
-    </w:p>
-    <w:p>
-      <w:r/>
+      <w:r>
+        <w:rPr>
+          <w:lang w:val="fr_FR" w:bidi="fr_FR"/>
+        </w:rPr>
+      </w:r>
+      <w:r>
+        <w:rPr>
+          <w:lang w:val="fr_FR" w:bidi="fr_FR"/>
+        </w:rPr>
+      </w:r>
+    </w:p>
+    <w:p>
+      <w:pPr/>
+      <w:r>
+        <w:rPr>
+          <w:lang w:val="fr_FR" w:bidi="fr_FR"/>
+        </w:rPr>
+      </w:r>
     </w:p>
     <w:p>
       <w:pPr>
         <w:pStyle w:val="Heading2"/>
       </w:pPr>
       <w:r>
+        <w:rPr>
+          <w:lang w:val="fr_FR" w:bidi="fr_FR"/>
+        </w:rPr>
         <w:t>Joël 2.14</w:t>
       </w:r>
-      <w:r/>
-    </w:p>
-    <w:p>
-      <w:r/>
-      <w:r>
+      <w:r>
+        <w:rPr>
+          <w:lang w:val="fr_FR" w:bidi="fr_FR"/>
+        </w:rPr>
+      </w:r>
+    </w:p>
+    <w:p>
+      <w:pPr/>
+      <w:r>
+        <w:rPr>
+          <w:lang w:val="fr_FR" w:bidi="fr_FR"/>
+        </w:rPr>
+      </w:r>
+      <w:r>
+        <w:rPr>
+          <w:lang w:val="fr_FR" w:bidi="fr_FR"/>
+        </w:rPr>
         <w:t xml:space="preserve">Qui sait : la simple question de Joël reconnaît la souveraineté absolue de Dieu (voir aussi </w:t>
       </w:r>
       <w:hyperlink r:id="rId49">
         <w:r>
+          <w:rPr>
+            <w:lang w:val="fr_FR" w:bidi="fr_FR"/>
+          </w:rPr>
           <w:rPr>
             <w:color w:val="0000EE"/>
             <w:u w:val="single"/>
@@ -1263,10 +2471,16 @@
         </w:r>
       </w:hyperlink>
       <w:r>
+        <w:rPr>
+          <w:lang w:val="fr_FR" w:bidi="fr_FR"/>
+        </w:rPr>
         <w:t>). Dieu n'est pas dans l'obligation de nous restaurer simplement parce que nous accomplissons certains rituels. Le pardon ne vient que par grâce divine, mais Joël sait que Dieu est enclin à pardonner (</w:t>
       </w:r>
       <w:hyperlink r:id="rId20">
         <w:r>
+          <w:rPr>
+            <w:lang w:val="fr_FR" w:bidi="fr_FR"/>
+          </w:rPr>
           <w:rPr>
             <w:color w:val="0000EE"/>
             <w:u w:val="single"/>
@@ -1275,50 +2489,112 @@
         </w:r>
       </w:hyperlink>
       <w:r>
+        <w:rPr>
+          <w:lang w:val="fr_FR" w:bidi="fr_FR"/>
+        </w:rPr>
         <w:t>).</w:t>
       </w:r>
-      <w:r/>
-      <w:r/>
-    </w:p>
-    <w:p>
-      <w:r/>
+      <w:r>
+        <w:rPr>
+          <w:lang w:val="fr_FR" w:bidi="fr_FR"/>
+        </w:rPr>
+      </w:r>
+      <w:r>
+        <w:rPr>
+          <w:lang w:val="fr_FR" w:bidi="fr_FR"/>
+        </w:rPr>
+      </w:r>
+    </w:p>
+    <w:p>
+      <w:pPr/>
+      <w:r>
+        <w:rPr>
+          <w:lang w:val="fr_FR" w:bidi="fr_FR"/>
+        </w:rPr>
+      </w:r>
     </w:p>
     <w:p>
       <w:pPr>
         <w:pStyle w:val="Heading2"/>
       </w:pPr>
       <w:r>
+        <w:rPr>
+          <w:lang w:val="fr_FR" w:bidi="fr_FR"/>
+        </w:rPr>
         <w:t>Joël 2.15</w:t>
       </w:r>
-      <w:r/>
-    </w:p>
-    <w:p>
-      <w:r/>
-      <w:r>
+      <w:r>
+        <w:rPr>
+          <w:lang w:val="fr_FR" w:bidi="fr_FR"/>
+        </w:rPr>
+      </w:r>
+    </w:p>
+    <w:p>
+      <w:pPr/>
+      <w:r>
+        <w:rPr>
+          <w:lang w:val="fr_FR" w:bidi="fr_FR"/>
+        </w:rPr>
+      </w:r>
+      <w:r>
+        <w:rPr>
+          <w:lang w:val="fr_FR" w:bidi="fr_FR"/>
+        </w:rPr>
         <w:t>Joël a appelé à un temps de jeûne et de convocation solennelle afin de chercher Dieu.</w:t>
       </w:r>
-      <w:r/>
-      <w:r/>
-    </w:p>
-    <w:p>
-      <w:r/>
+      <w:r>
+        <w:rPr>
+          <w:lang w:val="fr_FR" w:bidi="fr_FR"/>
+        </w:rPr>
+      </w:r>
+      <w:r>
+        <w:rPr>
+          <w:lang w:val="fr_FR" w:bidi="fr_FR"/>
+        </w:rPr>
+      </w:r>
+    </w:p>
+    <w:p>
+      <w:pPr/>
+      <w:r>
+        <w:rPr>
+          <w:lang w:val="fr_FR" w:bidi="fr_FR"/>
+        </w:rPr>
+      </w:r>
     </w:p>
     <w:p>
       <w:pPr>
         <w:pStyle w:val="Heading2"/>
       </w:pPr>
       <w:r>
+        <w:rPr>
+          <w:lang w:val="fr_FR" w:bidi="fr_FR"/>
+        </w:rPr>
         <w:t>Joël 2.16</w:t>
       </w:r>
-      <w:r/>
-    </w:p>
-    <w:p>
-      <w:r/>
-      <w:r>
+      <w:r>
+        <w:rPr>
+          <w:lang w:val="fr_FR" w:bidi="fr_FR"/>
+        </w:rPr>
+      </w:r>
+    </w:p>
+    <w:p>
+      <w:pPr/>
+      <w:r>
+        <w:rPr>
+          <w:lang w:val="fr_FR" w:bidi="fr_FR"/>
+        </w:rPr>
+      </w:r>
+      <w:r>
+        <w:rPr>
+          <w:lang w:val="fr_FR" w:bidi="fr_FR"/>
+        </w:rPr>
         <w:t>L'époux... et l'épouse : les jeunes mariés étaient exemptés de la plupart des devoirs civiques dans l'ancien Israël (</w:t>
       </w:r>
       <w:hyperlink r:id="rId50">
         <w:r>
+          <w:rPr>
+            <w:lang w:val="fr_FR" w:bidi="fr_FR"/>
+          </w:rPr>
           <w:rPr>
             <w:color w:val="0000EE"/>
             <w:u w:val="single"/>
@@ -1327,10 +2603,16 @@
         </w:r>
       </w:hyperlink>
       <w:r>
+        <w:rPr>
+          <w:lang w:val="fr_FR" w:bidi="fr_FR"/>
+        </w:rPr>
         <w:t xml:space="preserve"> ; </w:t>
       </w:r>
       <w:hyperlink r:id="rId51">
         <w:r>
+          <w:rPr>
+            <w:lang w:val="fr_FR" w:bidi="fr_FR"/>
+          </w:rPr>
           <w:rPr>
             <w:color w:val="0000EE"/>
             <w:u w:val="single"/>
@@ -1339,113 +2621,262 @@
         </w:r>
       </w:hyperlink>
       <w:r>
+        <w:rPr>
+          <w:lang w:val="fr_FR" w:bidi="fr_FR"/>
+        </w:rPr>
         <w:t>), mais dans ce cas de crise majeure, tous seront convoqués au temple pour crier à Dieu.</w:t>
       </w:r>
-      <w:r/>
-      <w:r/>
-    </w:p>
-    <w:p>
-      <w:r/>
+      <w:r>
+        <w:rPr>
+          <w:lang w:val="fr_FR" w:bidi="fr_FR"/>
+        </w:rPr>
+      </w:r>
+      <w:r>
+        <w:rPr>
+          <w:lang w:val="fr_FR" w:bidi="fr_FR"/>
+        </w:rPr>
+      </w:r>
+    </w:p>
+    <w:p>
+      <w:pPr/>
+      <w:r>
+        <w:rPr>
+          <w:lang w:val="fr_FR" w:bidi="fr_FR"/>
+        </w:rPr>
+      </w:r>
     </w:p>
     <w:p>
       <w:pPr>
         <w:pStyle w:val="Heading2"/>
       </w:pPr>
       <w:r>
+        <w:rPr>
+          <w:lang w:val="fr_FR" w:bidi="fr_FR"/>
+        </w:rPr>
         <w:t>Joël 2.17</w:t>
       </w:r>
-      <w:r/>
-    </w:p>
-    <w:p>
-      <w:r/>
-      <w:r>
+      <w:r>
+        <w:rPr>
+          <w:lang w:val="fr_FR" w:bidi="fr_FR"/>
+        </w:rPr>
+      </w:r>
+    </w:p>
+    <w:p>
+      <w:pPr/>
+      <w:r>
+        <w:rPr>
+          <w:lang w:val="fr_FR" w:bidi="fr_FR"/>
+        </w:rPr>
+      </w:r>
+      <w:r>
+        <w:rPr>
+          <w:lang w:val="fr_FR" w:bidi="fr_FR"/>
+        </w:rPr>
         <w:t>Éternel, épargne ton peuple : réunis au temple, les chefs religieux et tout le peuple n'ont plus qu'une solution à leur situation désespérée : chercher la miséricorde et la compassion de Dieu.</w:t>
       </w:r>
-      <w:r/>
-      <w:r/>
-    </w:p>
-    <w:p>
-      <w:r/>
+      <w:r>
+        <w:rPr>
+          <w:lang w:val="fr_FR" w:bidi="fr_FR"/>
+        </w:rPr>
+      </w:r>
+      <w:r>
+        <w:rPr>
+          <w:lang w:val="fr_FR" w:bidi="fr_FR"/>
+        </w:rPr>
+      </w:r>
+    </w:p>
+    <w:p>
+      <w:pPr/>
+      <w:r>
+        <w:rPr>
+          <w:lang w:val="fr_FR" w:bidi="fr_FR"/>
+        </w:rPr>
+      </w:r>
     </w:p>
     <w:p>
       <w:pPr>
         <w:pStyle w:val="Heading2"/>
       </w:pPr>
       <w:r>
+        <w:rPr>
+          <w:lang w:val="fr_FR" w:bidi="fr_FR"/>
+        </w:rPr>
         <w:t>Joël 2.18</w:t>
       </w:r>
-      <w:r/>
-    </w:p>
-    <w:p>
-      <w:r/>
-      <w:r>
+      <w:r>
+        <w:rPr>
+          <w:lang w:val="fr_FR" w:bidi="fr_FR"/>
+        </w:rPr>
+      </w:r>
+    </w:p>
+    <w:p>
+      <w:pPr/>
+      <w:r>
+        <w:rPr>
+          <w:lang w:val="fr_FR" w:bidi="fr_FR"/>
+        </w:rPr>
+      </w:r>
+      <w:r>
+        <w:rPr>
+          <w:lang w:val="fr_FR" w:bidi="fr_FR"/>
+        </w:rPr>
         <w:t>Comme le peuple et le pays ont souffert du jugement de Dieu, tous deux seront sujets de sa compassion zélée.</w:t>
       </w:r>
-      <w:r/>
-      <w:r/>
-    </w:p>
-    <w:p>
-      <w:r/>
+      <w:r>
+        <w:rPr>
+          <w:lang w:val="fr_FR" w:bidi="fr_FR"/>
+        </w:rPr>
+      </w:r>
+      <w:r>
+        <w:rPr>
+          <w:lang w:val="fr_FR" w:bidi="fr_FR"/>
+        </w:rPr>
+      </w:r>
+    </w:p>
+    <w:p>
+      <w:pPr/>
+      <w:r>
+        <w:rPr>
+          <w:lang w:val="fr_FR" w:bidi="fr_FR"/>
+        </w:rPr>
+      </w:r>
     </w:p>
     <w:p>
       <w:pPr>
         <w:pStyle w:val="Heading2"/>
       </w:pPr>
       <w:r>
+        <w:rPr>
+          <w:lang w:val="fr_FR" w:bidi="fr_FR"/>
+        </w:rPr>
         <w:t>Joël 2.18–27</w:t>
       </w:r>
-      <w:r/>
-    </w:p>
-    <w:p>
-      <w:r/>
-      <w:r>
+      <w:r>
+        <w:rPr>
+          <w:lang w:val="fr_FR" w:bidi="fr_FR"/>
+        </w:rPr>
+      </w:r>
+    </w:p>
+    <w:p>
+      <w:pPr/>
+      <w:r>
+        <w:rPr>
+          <w:lang w:val="fr_FR" w:bidi="fr_FR"/>
+        </w:rPr>
+      </w:r>
+      <w:r>
+        <w:rPr>
+          <w:lang w:val="fr_FR" w:bidi="fr_FR"/>
+        </w:rPr>
         <w:t>Dans un avenir proche, Dieu promet de restaurer la vie matérielle de son peuple, en réapprovisionnant leurs champs, vergers, vignobles et troupeaux.</w:t>
       </w:r>
-      <w:r/>
-      <w:r/>
-    </w:p>
-    <w:p>
-      <w:r/>
+      <w:r>
+        <w:rPr>
+          <w:lang w:val="fr_FR" w:bidi="fr_FR"/>
+        </w:rPr>
+      </w:r>
+      <w:r>
+        <w:rPr>
+          <w:lang w:val="fr_FR" w:bidi="fr_FR"/>
+        </w:rPr>
+      </w:r>
+    </w:p>
+    <w:p>
+      <w:pPr/>
+      <w:r>
+        <w:rPr>
+          <w:lang w:val="fr_FR" w:bidi="fr_FR"/>
+        </w:rPr>
+      </w:r>
     </w:p>
     <w:p>
       <w:pPr>
         <w:pStyle w:val="Heading2"/>
       </w:pPr>
       <w:r>
+        <w:rPr>
+          <w:lang w:val="fr_FR" w:bidi="fr_FR"/>
+        </w:rPr>
         <w:t>Joël 2.18–3.21</w:t>
       </w:r>
-      <w:r/>
-    </w:p>
-    <w:p>
-      <w:r/>
-      <w:r>
+      <w:r>
+        <w:rPr>
+          <w:lang w:val="fr_FR" w:bidi="fr_FR"/>
+        </w:rPr>
+      </w:r>
+    </w:p>
+    <w:p>
+      <w:pPr/>
+      <w:r>
+        <w:rPr>
+          <w:lang w:val="fr_FR" w:bidi="fr_FR"/>
+        </w:rPr>
+      </w:r>
+      <w:r>
+        <w:rPr>
+          <w:lang w:val="fr_FR" w:bidi="fr_FR"/>
+        </w:rPr>
         <w:t>Jusqu'à présent, le livre de Joël se concentrait sur le jugement de Dieu sur Juda et Jérusalem, mais maintenant, il témoigne de la promesse de restauration de Dieu. Si le peuple se repent sincèrement, Dieu répondra par la grâce.</w:t>
       </w:r>
-      <w:r/>
-      <w:r/>
-    </w:p>
-    <w:p>
-      <w:r/>
+      <w:r>
+        <w:rPr>
+          <w:lang w:val="fr_FR" w:bidi="fr_FR"/>
+        </w:rPr>
+      </w:r>
+      <w:r>
+        <w:rPr>
+          <w:lang w:val="fr_FR" w:bidi="fr_FR"/>
+        </w:rPr>
+      </w:r>
+    </w:p>
+    <w:p>
+      <w:pPr/>
+      <w:r>
+        <w:rPr>
+          <w:lang w:val="fr_FR" w:bidi="fr_FR"/>
+        </w:rPr>
+      </w:r>
     </w:p>
     <w:p>
       <w:pPr>
         <w:pStyle w:val="Heading2"/>
       </w:pPr>
       <w:r>
+        <w:rPr>
+          <w:lang w:val="fr_FR" w:bidi="fr_FR"/>
+        </w:rPr>
         <w:t>Joël 2.19–20</w:t>
       </w:r>
-      <w:r/>
-    </w:p>
-    <w:p>
-      <w:r/>
-      <w:r>
+      <w:r>
+        <w:rPr>
+          <w:lang w:val="fr_FR" w:bidi="fr_FR"/>
+        </w:rPr>
+      </w:r>
+    </w:p>
+    <w:p>
+      <w:pPr/>
+      <w:r>
+        <w:rPr>
+          <w:lang w:val="fr_FR" w:bidi="fr_FR"/>
+        </w:rPr>
+      </w:r>
+      <w:r>
+        <w:rPr>
+          <w:lang w:val="fr_FR" w:bidi="fr_FR"/>
+        </w:rPr>
         <w:t>Du blé, du moût et de l’huile</w:t>
       </w:r>
       <w:r>
+        <w:rPr>
+          <w:lang w:val="fr_FR" w:bidi="fr_FR"/>
+        </w:rPr>
         <w:t xml:space="preserve"> : Dieu restaurera les fruits de la terre. Les éléments nécessaires pour le sacrifice et le culte (voir </w:t>
       </w:r>
       <w:hyperlink r:id="rId52">
         <w:r>
+          <w:rPr>
+            <w:lang w:val="fr_FR" w:bidi="fr_FR"/>
+          </w:rPr>
           <w:rPr>
             <w:color w:val="0000EE"/>
             <w:u w:val="single"/>
@@ -1454,10 +2885,16 @@
         </w:r>
       </w:hyperlink>
       <w:r>
+        <w:rPr>
+          <w:lang w:val="fr_FR" w:bidi="fr_FR"/>
+        </w:rPr>
         <w:t xml:space="preserve">, </w:t>
       </w:r>
       <w:hyperlink r:id="rId53">
         <w:r>
+          <w:rPr>
+            <w:lang w:val="fr_FR" w:bidi="fr_FR"/>
+          </w:rPr>
           <w:rPr>
             <w:color w:val="0000EE"/>
             <w:u w:val="single"/>
@@ -1466,53 +2903,118 @@
         </w:r>
       </w:hyperlink>
       <w:r>
+        <w:rPr>
+          <w:lang w:val="fr_FR" w:bidi="fr_FR"/>
+        </w:rPr>
         <w:t>) seront alors de nouveau disponibles. Dieu éradiquera également les invasions armées venues du nord.</w:t>
       </w:r>
-      <w:r/>
-      <w:r/>
-    </w:p>
-    <w:p>
-      <w:r/>
+      <w:r>
+        <w:rPr>
+          <w:lang w:val="fr_FR" w:bidi="fr_FR"/>
+        </w:rPr>
+      </w:r>
+      <w:r>
+        <w:rPr>
+          <w:lang w:val="fr_FR" w:bidi="fr_FR"/>
+        </w:rPr>
+      </w:r>
+    </w:p>
+    <w:p>
+      <w:pPr/>
+      <w:r>
+        <w:rPr>
+          <w:lang w:val="fr_FR" w:bidi="fr_FR"/>
+        </w:rPr>
+      </w:r>
     </w:p>
     <w:p>
       <w:pPr>
         <w:pStyle w:val="Heading2"/>
       </w:pPr>
       <w:r>
+        <w:rPr>
+          <w:lang w:val="fr_FR" w:bidi="fr_FR"/>
+        </w:rPr>
         <w:t>Joël 2.21–22</w:t>
       </w:r>
-      <w:r/>
-    </w:p>
-    <w:p>
-      <w:r/>
-      <w:r>
+      <w:r>
+        <w:rPr>
+          <w:lang w:val="fr_FR" w:bidi="fr_FR"/>
+        </w:rPr>
+      </w:r>
+    </w:p>
+    <w:p>
+      <w:pPr/>
+      <w:r>
+        <w:rPr>
+          <w:lang w:val="fr_FR" w:bidi="fr_FR"/>
+        </w:rPr>
+      </w:r>
+      <w:r>
+        <w:rPr>
+          <w:lang w:val="fr_FR" w:bidi="fr_FR"/>
+        </w:rPr>
         <w:t>Ne craignez pas : la grande délivrance de Dieu sera totale et complète.</w:t>
       </w:r>
-      <w:r/>
-      <w:r/>
-    </w:p>
-    <w:p>
-      <w:r/>
+      <w:r>
+        <w:rPr>
+          <w:lang w:val="fr_FR" w:bidi="fr_FR"/>
+        </w:rPr>
+      </w:r>
+      <w:r>
+        <w:rPr>
+          <w:lang w:val="fr_FR" w:bidi="fr_FR"/>
+        </w:rPr>
+      </w:r>
+    </w:p>
+    <w:p>
+      <w:pPr/>
+      <w:r>
+        <w:rPr>
+          <w:lang w:val="fr_FR" w:bidi="fr_FR"/>
+        </w:rPr>
+      </w:r>
     </w:p>
     <w:p>
       <w:pPr>
         <w:pStyle w:val="Heading2"/>
       </w:pPr>
       <w:r>
+        <w:rPr>
+          <w:lang w:val="fr_FR" w:bidi="fr_FR"/>
+        </w:rPr>
         <w:t>Joël 2.23</w:t>
       </w:r>
-      <w:r/>
-    </w:p>
-    <w:p>
-      <w:r/>
-      <w:r>
+      <w:r>
+        <w:rPr>
+          <w:lang w:val="fr_FR" w:bidi="fr_FR"/>
+        </w:rPr>
+      </w:r>
+    </w:p>
+    <w:p>
+      <w:pPr/>
+      <w:r>
+        <w:rPr>
+          <w:lang w:val="fr_FR" w:bidi="fr_FR"/>
+        </w:rPr>
+      </w:r>
+      <w:r>
+        <w:rPr>
+          <w:lang w:val="fr_FR" w:bidi="fr_FR"/>
+        </w:rPr>
         <w:t>La pluie de la première et de l’arrière-saison</w:t>
       </w:r>
       <w:r>
+        <w:rPr>
+          <w:lang w:val="fr_FR" w:bidi="fr_FR"/>
+        </w:rPr>
         <w:t xml:space="preserve"> : Dieu rétablira le la régularité des pluies et la sécheresse disparaîtra (</w:t>
       </w:r>
       <w:hyperlink r:id="rId54">
         <w:r>
+          <w:rPr>
+            <w:lang w:val="fr_FR" w:bidi="fr_FR"/>
+          </w:rPr>
           <w:rPr>
             <w:color w:val="0000EE"/>
             <w:u w:val="single"/>
@@ -1521,10 +3023,16 @@
         </w:r>
       </w:hyperlink>
       <w:r>
+        <w:rPr>
+          <w:lang w:val="fr_FR" w:bidi="fr_FR"/>
+        </w:rPr>
         <w:t xml:space="preserve">, </w:t>
       </w:r>
       <w:hyperlink r:id="rId55">
         <w:r>
+          <w:rPr>
+            <w:lang w:val="fr_FR" w:bidi="fr_FR"/>
+          </w:rPr>
           <w:rPr>
             <w:color w:val="0000EE"/>
             <w:u w:val="single"/>
@@ -1533,30 +3041,64 @@
         </w:r>
       </w:hyperlink>
       <w:r>
+        <w:rPr>
+          <w:lang w:val="fr_FR" w:bidi="fr_FR"/>
+        </w:rPr>
         <w:t>).</w:t>
       </w:r>
-      <w:r/>
-      <w:r/>
-    </w:p>
-    <w:p>
-      <w:r/>
+      <w:r>
+        <w:rPr>
+          <w:lang w:val="fr_FR" w:bidi="fr_FR"/>
+        </w:rPr>
+      </w:r>
+      <w:r>
+        <w:rPr>
+          <w:lang w:val="fr_FR" w:bidi="fr_FR"/>
+        </w:rPr>
+      </w:r>
+    </w:p>
+    <w:p>
+      <w:pPr/>
+      <w:r>
+        <w:rPr>
+          <w:lang w:val="fr_FR" w:bidi="fr_FR"/>
+        </w:rPr>
+      </w:r>
     </w:p>
     <w:p>
       <w:pPr>
         <w:pStyle w:val="Heading2"/>
       </w:pPr>
       <w:r>
+        <w:rPr>
+          <w:lang w:val="fr_FR" w:bidi="fr_FR"/>
+        </w:rPr>
         <w:t>Joël 2.25</w:t>
       </w:r>
-      <w:r/>
-    </w:p>
-    <w:p>
-      <w:r/>
-      <w:r>
+      <w:r>
+        <w:rPr>
+          <w:lang w:val="fr_FR" w:bidi="fr_FR"/>
+        </w:rPr>
+      </w:r>
+    </w:p>
+    <w:p>
+      <w:pPr/>
+      <w:r>
+        <w:rPr>
+          <w:lang w:val="fr_FR" w:bidi="fr_FR"/>
+        </w:rPr>
+      </w:r>
+      <w:r>
+        <w:rPr>
+          <w:lang w:val="fr_FR" w:bidi="fr_FR"/>
+        </w:rPr>
         <w:t xml:space="preserve">L'Éternel promet réparation pour les terribles dégâts causés par les sauterelles (voir </w:t>
       </w:r>
       <w:hyperlink r:id="rId56">
         <w:r>
+          <w:rPr>
+            <w:lang w:val="fr_FR" w:bidi="fr_FR"/>
+          </w:rPr>
           <w:rPr>
             <w:color w:val="0000EE"/>
             <w:u w:val="single"/>
@@ -1565,10 +3107,16 @@
         </w:r>
       </w:hyperlink>
       <w:r>
+        <w:rPr>
+          <w:lang w:val="fr_FR" w:bidi="fr_FR"/>
+        </w:rPr>
         <w:t xml:space="preserve">, </w:t>
       </w:r>
       <w:hyperlink r:id="rId52">
         <w:r>
+          <w:rPr>
+            <w:lang w:val="fr_FR" w:bidi="fr_FR"/>
+          </w:rPr>
           <w:rPr>
             <w:color w:val="0000EE"/>
             <w:u w:val="single"/>
@@ -1577,65 +3125,142 @@
         </w:r>
       </w:hyperlink>
       <w:r>
+        <w:rPr>
+          <w:lang w:val="fr_FR" w:bidi="fr_FR"/>
+        </w:rPr>
         <w:t xml:space="preserve">, et les </w:t>
       </w:r>
       <w:r>
+        <w:rPr>
+          <w:lang w:val="fr_FR" w:bidi="fr_FR"/>
+        </w:rPr>
         <w:t>notes d'étude correspondantes</w:t>
       </w:r>
       <w:r>
+        <w:rPr>
+          <w:lang w:val="fr_FR" w:bidi="fr_FR"/>
+        </w:rPr>
         <w:t>).</w:t>
       </w:r>
-      <w:r/>
-      <w:r/>
-    </w:p>
-    <w:p>
-      <w:r/>
+      <w:r>
+        <w:rPr>
+          <w:lang w:val="fr_FR" w:bidi="fr_FR"/>
+        </w:rPr>
+      </w:r>
+      <w:r>
+        <w:rPr>
+          <w:lang w:val="fr_FR" w:bidi="fr_FR"/>
+        </w:rPr>
+      </w:r>
+    </w:p>
+    <w:p>
+      <w:pPr/>
+      <w:r>
+        <w:rPr>
+          <w:lang w:val="fr_FR" w:bidi="fr_FR"/>
+        </w:rPr>
+      </w:r>
     </w:p>
     <w:p>
       <w:pPr>
         <w:pStyle w:val="Heading2"/>
       </w:pPr>
       <w:r>
+        <w:rPr>
+          <w:lang w:val="fr_FR" w:bidi="fr_FR"/>
+        </w:rPr>
         <w:t>Joël 2.26–27</w:t>
       </w:r>
-      <w:r/>
-    </w:p>
-    <w:p>
-      <w:r/>
-      <w:r>
+      <w:r>
+        <w:rPr>
+          <w:lang w:val="fr_FR" w:bidi="fr_FR"/>
+        </w:rPr>
+      </w:r>
+    </w:p>
+    <w:p>
+      <w:pPr/>
+      <w:r>
+        <w:rPr>
+          <w:lang w:val="fr_FR" w:bidi="fr_FR"/>
+        </w:rPr>
+      </w:r>
+      <w:r>
+        <w:rPr>
+          <w:lang w:val="fr_FR" w:bidi="fr_FR"/>
+        </w:rPr>
         <w:t>Et vous célébrerez le nom de l’Éternel, votre Dieu :</w:t>
       </w:r>
       <w:r>
+        <w:rPr>
+          <w:lang w:val="fr_FR" w:bidi="fr_FR"/>
+        </w:rPr>
         <w:t xml:space="preserve"> la restauration promise par Dieu des récoltes et des provisions doit encourager le peuple de Juda et de Jérusalem à la louange et à l'adoration, reconnaissant que l'Éternel est au milieu d'eux et qu'il est le seul Dieu.</w:t>
       </w:r>
-      <w:r/>
-      <w:r/>
-    </w:p>
-    <w:p>
-      <w:r/>
+      <w:r>
+        <w:rPr>
+          <w:lang w:val="fr_FR" w:bidi="fr_FR"/>
+        </w:rPr>
+      </w:r>
+      <w:r>
+        <w:rPr>
+          <w:lang w:val="fr_FR" w:bidi="fr_FR"/>
+        </w:rPr>
+      </w:r>
+    </w:p>
+    <w:p>
+      <w:pPr/>
+      <w:r>
+        <w:rPr>
+          <w:lang w:val="fr_FR" w:bidi="fr_FR"/>
+        </w:rPr>
+      </w:r>
     </w:p>
     <w:p>
       <w:pPr>
         <w:pStyle w:val="Heading2"/>
       </w:pPr>
       <w:r>
+        <w:rPr>
+          <w:lang w:val="fr_FR" w:bidi="fr_FR"/>
+        </w:rPr>
         <w:t>Joël 2.28–29</w:t>
       </w:r>
-      <w:r/>
-    </w:p>
-    <w:p>
-      <w:r/>
-      <w:r>
+      <w:r>
+        <w:rPr>
+          <w:lang w:val="fr_FR" w:bidi="fr_FR"/>
+        </w:rPr>
+      </w:r>
+    </w:p>
+    <w:p>
+      <w:pPr/>
+      <w:r>
+        <w:rPr>
+          <w:lang w:val="fr_FR" w:bidi="fr_FR"/>
+        </w:rPr>
+      </w:r>
+      <w:r>
+        <w:rPr>
+          <w:lang w:val="fr_FR" w:bidi="fr_FR"/>
+        </w:rPr>
         <w:t>J</w:t>
       </w:r>
       <w:r>
+        <w:rPr>
+          <w:lang w:val="fr_FR" w:bidi="fr_FR"/>
+        </w:rPr>
         <w:t>e répandrai mon esprit sur toute chair</w:t>
       </w:r>
       <w:r>
+        <w:rPr>
+          <w:lang w:val="fr_FR" w:bidi="fr_FR"/>
+        </w:rPr>
         <w:t xml:space="preserve"> : en Israël, le don puissant de l'Esprit de Dieu n'était auparavant accordé qu'à des personnes choisies telles que les juges (</w:t>
       </w:r>
       <w:hyperlink r:id="rId57">
         <w:r>
+          <w:rPr>
+            <w:lang w:val="fr_FR" w:bidi="fr_FR"/>
+          </w:rPr>
           <w:rPr>
             <w:color w:val="0000EE"/>
             <w:u w:val="single"/>
@@ -1644,10 +3269,16 @@
         </w:r>
       </w:hyperlink>
       <w:r>
+        <w:rPr>
+          <w:lang w:val="fr_FR" w:bidi="fr_FR"/>
+        </w:rPr>
         <w:t xml:space="preserve"> ; </w:t>
       </w:r>
       <w:hyperlink r:id="rId58">
         <w:r>
+          <w:rPr>
+            <w:lang w:val="fr_FR" w:bidi="fr_FR"/>
+          </w:rPr>
           <w:rPr>
             <w:color w:val="0000EE"/>
             <w:u w:val="single"/>
@@ -1656,10 +3287,16 @@
         </w:r>
       </w:hyperlink>
       <w:r>
+        <w:rPr>
+          <w:lang w:val="fr_FR" w:bidi="fr_FR"/>
+        </w:rPr>
         <w:t>), les sacrificateurs (</w:t>
       </w:r>
       <w:hyperlink r:id="rId59">
         <w:r>
+          <w:rPr>
+            <w:lang w:val="fr_FR" w:bidi="fr_FR"/>
+          </w:rPr>
           <w:rPr>
             <w:color w:val="0000EE"/>
             <w:u w:val="single"/>
@@ -1668,10 +3305,16 @@
         </w:r>
       </w:hyperlink>
       <w:r>
+        <w:rPr>
+          <w:lang w:val="fr_FR" w:bidi="fr_FR"/>
+        </w:rPr>
         <w:t>), les rois (</w:t>
       </w:r>
       <w:hyperlink r:id="rId60">
         <w:r>
+          <w:rPr>
+            <w:lang w:val="fr_FR" w:bidi="fr_FR"/>
+          </w:rPr>
           <w:rPr>
             <w:color w:val="0000EE"/>
             <w:u w:val="single"/>
@@ -1680,10 +3323,16 @@
         </w:r>
       </w:hyperlink>
       <w:r>
+        <w:rPr>
+          <w:lang w:val="fr_FR" w:bidi="fr_FR"/>
+        </w:rPr>
         <w:t>), et les prophètes (</w:t>
       </w:r>
       <w:hyperlink r:id="rId61">
         <w:r>
+          <w:rPr>
+            <w:lang w:val="fr_FR" w:bidi="fr_FR"/>
+          </w:rPr>
           <w:rPr>
             <w:color w:val="0000EE"/>
             <w:u w:val="single"/>
@@ -1692,16 +3341,28 @@
         </w:r>
       </w:hyperlink>
       <w:r>
+        <w:rPr>
+          <w:lang w:val="fr_FR" w:bidi="fr_FR"/>
+        </w:rPr>
         <w:t xml:space="preserve">). </w:t>
       </w:r>
       <w:r>
+        <w:rPr>
+          <w:lang w:val="fr_FR" w:bidi="fr_FR"/>
+        </w:rPr>
         <w:t>Le temps était venu où l'Esprit serait donné à chacun des membres du peuple de Dieu</w:t>
       </w:r>
       <w:r>
+        <w:rPr>
+          <w:lang w:val="fr_FR" w:bidi="fr_FR"/>
+        </w:rPr>
         <w:t>, indépendamment de son sexe, de son âge ou de sa position sociale. Accomplissant le souhait de Moïse que chaque Israélite puisse devenir prophète (</w:t>
       </w:r>
       <w:hyperlink r:id="rId62">
         <w:r>
+          <w:rPr>
+            <w:lang w:val="fr_FR" w:bidi="fr_FR"/>
+          </w:rPr>
           <w:rPr>
             <w:color w:val="0000EE"/>
             <w:u w:val="single"/>
@@ -1710,10 +3371,16 @@
         </w:r>
       </w:hyperlink>
       <w:r>
+        <w:rPr>
+          <w:lang w:val="fr_FR" w:bidi="fr_FR"/>
+        </w:rPr>
         <w:t xml:space="preserve">), tous prophétiseront et auront des visions. En </w:t>
       </w:r>
       <w:hyperlink r:id="rId63">
         <w:r>
+          <w:rPr>
+            <w:lang w:val="fr_FR" w:bidi="fr_FR"/>
+          </w:rPr>
           <w:rPr>
             <w:color w:val="0000EE"/>
             <w:u w:val="single"/>
@@ -1722,10 +3389,16 @@
         </w:r>
       </w:hyperlink>
       <w:r>
+        <w:rPr>
+          <w:lang w:val="fr_FR" w:bidi="fr_FR"/>
+        </w:rPr>
         <w:t>, Pierre a étendu cette promesse pour inclure des peuples de partout dans le monde connu, rassemblés à Jérusalem, et indépendamment de leur origine ethnique (</w:t>
       </w:r>
       <w:hyperlink r:id="rId64">
         <w:r>
+          <w:rPr>
+            <w:lang w:val="fr_FR" w:bidi="fr_FR"/>
+          </w:rPr>
           <w:rPr>
             <w:color w:val="0000EE"/>
             <w:u w:val="single"/>
@@ -1734,10 +3407,16 @@
         </w:r>
       </w:hyperlink>
       <w:r>
+        <w:rPr>
+          <w:lang w:val="fr_FR" w:bidi="fr_FR"/>
+        </w:rPr>
         <w:t xml:space="preserve"> ; voir aussi </w:t>
       </w:r>
       <w:hyperlink r:id="rId65">
         <w:r>
+          <w:rPr>
+            <w:lang w:val="fr_FR" w:bidi="fr_FR"/>
+          </w:rPr>
           <w:rPr>
             <w:color w:val="0000EE"/>
             <w:u w:val="single"/>
@@ -1746,30 +3425,64 @@
         </w:r>
       </w:hyperlink>
       <w:r>
+        <w:rPr>
+          <w:lang w:val="fr_FR" w:bidi="fr_FR"/>
+        </w:rPr>
         <w:t>).</w:t>
       </w:r>
-      <w:r/>
-      <w:r/>
-    </w:p>
-    <w:p>
-      <w:r/>
+      <w:r>
+        <w:rPr>
+          <w:lang w:val="fr_FR" w:bidi="fr_FR"/>
+        </w:rPr>
+      </w:r>
+      <w:r>
+        <w:rPr>
+          <w:lang w:val="fr_FR" w:bidi="fr_FR"/>
+        </w:rPr>
+      </w:r>
+    </w:p>
+    <w:p>
+      <w:pPr/>
+      <w:r>
+        <w:rPr>
+          <w:lang w:val="fr_FR" w:bidi="fr_FR"/>
+        </w:rPr>
+      </w:r>
     </w:p>
     <w:p>
       <w:pPr>
         <w:pStyle w:val="Heading2"/>
       </w:pPr>
       <w:r>
+        <w:rPr>
+          <w:lang w:val="fr_FR" w:bidi="fr_FR"/>
+        </w:rPr>
         <w:t>Joël 2.28–32</w:t>
       </w:r>
-      <w:r/>
-    </w:p>
-    <w:p>
-      <w:r/>
-      <w:r>
+      <w:r>
+        <w:rPr>
+          <w:lang w:val="fr_FR" w:bidi="fr_FR"/>
+        </w:rPr>
+      </w:r>
+    </w:p>
+    <w:p>
+      <w:pPr/>
+      <w:r>
+        <w:rPr>
+          <w:lang w:val="fr_FR" w:bidi="fr_FR"/>
+        </w:rPr>
+      </w:r>
+      <w:r>
+        <w:rPr>
+          <w:lang w:val="fr_FR" w:bidi="fr_FR"/>
+        </w:rPr>
         <w:t>Le prophète contemple au-delà de son temps, vers le futur et au jour de l'Éternel, lorsque Dieu répandra son Esprit d'une manière encore jamais vue et accomplira des signes et des prodiges pour que toute l'humanité puisse les voir. L'apôtre Pierre témoigne de l'accomplissement de ce passage le jour de la Pentecôte (</w:t>
       </w:r>
       <w:hyperlink r:id="rId66">
         <w:r>
+          <w:rPr>
+            <w:lang w:val="fr_FR" w:bidi="fr_FR"/>
+          </w:rPr>
           <w:rPr>
             <w:color w:val="0000EE"/>
             <w:u w:val="single"/>
@@ -1778,50 +3491,112 @@
         </w:r>
       </w:hyperlink>
       <w:r>
+        <w:rPr>
+          <w:lang w:val="fr_FR" w:bidi="fr_FR"/>
+        </w:rPr>
         <w:t>).</w:t>
       </w:r>
-      <w:r/>
-      <w:r/>
-    </w:p>
-    <w:p>
-      <w:r/>
+      <w:r>
+        <w:rPr>
+          <w:lang w:val="fr_FR" w:bidi="fr_FR"/>
+        </w:rPr>
+      </w:r>
+      <w:r>
+        <w:rPr>
+          <w:lang w:val="fr_FR" w:bidi="fr_FR"/>
+        </w:rPr>
+      </w:r>
+    </w:p>
+    <w:p>
+      <w:pPr/>
+      <w:r>
+        <w:rPr>
+          <w:lang w:val="fr_FR" w:bidi="fr_FR"/>
+        </w:rPr>
+      </w:r>
     </w:p>
     <w:p>
       <w:pPr>
         <w:pStyle w:val="Heading2"/>
       </w:pPr>
       <w:r>
+        <w:rPr>
+          <w:lang w:val="fr_FR" w:bidi="fr_FR"/>
+        </w:rPr>
         <w:t>Joël 2.28–3.21</w:t>
       </w:r>
-      <w:r/>
-    </w:p>
-    <w:p>
-      <w:r/>
-      <w:r>
+      <w:r>
+        <w:rPr>
+          <w:lang w:val="fr_FR" w:bidi="fr_FR"/>
+        </w:rPr>
+      </w:r>
+    </w:p>
+    <w:p>
+      <w:pPr/>
+      <w:r>
+        <w:rPr>
+          <w:lang w:val="fr_FR" w:bidi="fr_FR"/>
+        </w:rPr>
+      </w:r>
+      <w:r>
+        <w:rPr>
+          <w:lang w:val="fr_FR" w:bidi="fr_FR"/>
+        </w:rPr>
         <w:t>Dans un avenir plus lointain, Dieu restaurera la vie spirituelle de son peuple, répandra son Esprit sur tous ceux qui lui répondent avec foi, et rendra jugement sur les peuples et nations qui refusent de reconnaître sa souveraineté.</w:t>
       </w:r>
-      <w:r/>
-      <w:r/>
-    </w:p>
-    <w:p>
-      <w:r/>
+      <w:r>
+        <w:rPr>
+          <w:lang w:val="fr_FR" w:bidi="fr_FR"/>
+        </w:rPr>
+      </w:r>
+      <w:r>
+        <w:rPr>
+          <w:lang w:val="fr_FR" w:bidi="fr_FR"/>
+        </w:rPr>
+      </w:r>
+    </w:p>
+    <w:p>
+      <w:pPr/>
+      <w:r>
+        <w:rPr>
+          <w:lang w:val="fr_FR" w:bidi="fr_FR"/>
+        </w:rPr>
+      </w:r>
     </w:p>
     <w:p>
       <w:pPr>
         <w:pStyle w:val="Heading2"/>
       </w:pPr>
       <w:r>
+        <w:rPr>
+          <w:lang w:val="fr_FR" w:bidi="fr_FR"/>
+        </w:rPr>
         <w:t>Joël 2.30–31</w:t>
       </w:r>
-      <w:r/>
-    </w:p>
-    <w:p>
-      <w:r/>
-      <w:r>
+      <w:r>
+        <w:rPr>
+          <w:lang w:val="fr_FR" w:bidi="fr_FR"/>
+        </w:rPr>
+      </w:r>
+    </w:p>
+    <w:p>
+      <w:pPr/>
+      <w:r>
+        <w:rPr>
+          <w:lang w:val="fr_FR" w:bidi="fr_FR"/>
+        </w:rPr>
+      </w:r>
+      <w:r>
+        <w:rPr>
+          <w:lang w:val="fr_FR" w:bidi="fr_FR"/>
+        </w:rPr>
         <w:t xml:space="preserve">L'effusion future de l'Esprit de Dieu sera accompagné de signes et de prodiges. Le sang, le feu et les colonnes de fumée, ainsi que l'obscurcissement du soleil et de la lune, sont des indications de la venue du jugement de Dieu (voir </w:t>
       </w:r>
       <w:hyperlink r:id="rId67">
         <w:r>
+          <w:rPr>
+            <w:lang w:val="fr_FR" w:bidi="fr_FR"/>
+          </w:rPr>
           <w:rPr>
             <w:color w:val="0000EE"/>
             <w:u w:val="single"/>
@@ -1830,10 +3605,16 @@
         </w:r>
       </w:hyperlink>
       <w:r>
+        <w:rPr>
+          <w:lang w:val="fr_FR" w:bidi="fr_FR"/>
+        </w:rPr>
         <w:t xml:space="preserve"> ; </w:t>
       </w:r>
       <w:hyperlink r:id="rId68">
         <w:r>
+          <w:rPr>
+            <w:lang w:val="fr_FR" w:bidi="fr_FR"/>
+          </w:rPr>
           <w:rPr>
             <w:color w:val="0000EE"/>
             <w:u w:val="single"/>
@@ -1842,10 +3623,16 @@
         </w:r>
       </w:hyperlink>
       <w:r>
+        <w:rPr>
+          <w:lang w:val="fr_FR" w:bidi="fr_FR"/>
+        </w:rPr>
         <w:t xml:space="preserve"> ; </w:t>
       </w:r>
       <w:hyperlink r:id="rId69">
         <w:r>
+          <w:rPr>
+            <w:lang w:val="fr_FR" w:bidi="fr_FR"/>
+          </w:rPr>
           <w:rPr>
             <w:color w:val="0000EE"/>
             <w:u w:val="single"/>
@@ -1854,36 +3641,76 @@
         </w:r>
       </w:hyperlink>
       <w:r>
+        <w:rPr>
+          <w:lang w:val="fr_FR" w:bidi="fr_FR"/>
+        </w:rPr>
         <w:t>).</w:t>
       </w:r>
-      <w:r/>
-      <w:r/>
-    </w:p>
-    <w:p>
-      <w:r/>
+      <w:r>
+        <w:rPr>
+          <w:lang w:val="fr_FR" w:bidi="fr_FR"/>
+        </w:rPr>
+      </w:r>
+      <w:r>
+        <w:rPr>
+          <w:lang w:val="fr_FR" w:bidi="fr_FR"/>
+        </w:rPr>
+      </w:r>
+    </w:p>
+    <w:p>
+      <w:pPr/>
+      <w:r>
+        <w:rPr>
+          <w:lang w:val="fr_FR" w:bidi="fr_FR"/>
+        </w:rPr>
+      </w:r>
     </w:p>
     <w:p>
       <w:pPr>
         <w:pStyle w:val="Heading2"/>
       </w:pPr>
       <w:r>
+        <w:rPr>
+          <w:lang w:val="fr_FR" w:bidi="fr_FR"/>
+        </w:rPr>
         <w:t>Joël 2.32</w:t>
       </w:r>
-      <w:r/>
-    </w:p>
-    <w:p>
-      <w:r/>
-      <w:r>
+      <w:r>
+        <w:rPr>
+          <w:lang w:val="fr_FR" w:bidi="fr_FR"/>
+        </w:rPr>
+      </w:r>
+    </w:p>
+    <w:p>
+      <w:pPr/>
+      <w:r>
+        <w:rPr>
+          <w:lang w:val="fr_FR" w:bidi="fr_FR"/>
+        </w:rPr>
+      </w:r>
+      <w:r>
+        <w:rPr>
+          <w:lang w:val="fr_FR" w:bidi="fr_FR"/>
+        </w:rPr>
         <w:t xml:space="preserve">Quiconque invoquera le nom de l'Éternel sera sauvé : </w:t>
       </w:r>
       <w:r>
+        <w:rPr>
+          <w:lang w:val="fr_FR" w:bidi="fr_FR"/>
+        </w:rPr>
         <w:t>l'invocation du nom de Dieu ne doit pas être un dernier acte de désespoir ; elle accompagne un engagement de toute une vie d'adoration, de service et de communion avec le Seigneur.</w:t>
       </w:r>
       <w:r>
+        <w:rPr>
+          <w:lang w:val="fr_FR" w:bidi="fr_FR"/>
+        </w:rPr>
         <w:t xml:space="preserve"> l'Éternel (voir </w:t>
       </w:r>
       <w:hyperlink r:id="rId70">
         <w:r>
+          <w:rPr>
+            <w:lang w:val="fr_FR" w:bidi="fr_FR"/>
+          </w:rPr>
           <w:rPr>
             <w:color w:val="0000EE"/>
             <w:u w:val="single"/>
@@ -1892,10 +3719,16 @@
         </w:r>
       </w:hyperlink>
       <w:r>
+        <w:rPr>
+          <w:lang w:val="fr_FR" w:bidi="fr_FR"/>
+        </w:rPr>
         <w:t xml:space="preserve"> ; </w:t>
       </w:r>
       <w:hyperlink r:id="rId71">
         <w:r>
+          <w:rPr>
+            <w:lang w:val="fr_FR" w:bidi="fr_FR"/>
+          </w:rPr>
           <w:rPr>
             <w:color w:val="0000EE"/>
             <w:u w:val="single"/>
@@ -1904,10 +3737,16 @@
         </w:r>
       </w:hyperlink>
       <w:r>
+        <w:rPr>
+          <w:lang w:val="fr_FR" w:bidi="fr_FR"/>
+        </w:rPr>
         <w:t xml:space="preserve"> ; </w:t>
       </w:r>
       <w:hyperlink r:id="rId72">
         <w:r>
+          <w:rPr>
+            <w:lang w:val="fr_FR" w:bidi="fr_FR"/>
+          </w:rPr>
           <w:rPr>
             <w:color w:val="0000EE"/>
             <w:u w:val="single"/>
@@ -1916,10 +3755,16 @@
         </w:r>
       </w:hyperlink>
       <w:r>
+        <w:rPr>
+          <w:lang w:val="fr_FR" w:bidi="fr_FR"/>
+        </w:rPr>
         <w:t xml:space="preserve"> ; </w:t>
       </w:r>
       <w:hyperlink r:id="rId73">
         <w:r>
+          <w:rPr>
+            <w:lang w:val="fr_FR" w:bidi="fr_FR"/>
+          </w:rPr>
           <w:rPr>
             <w:color w:val="0000EE"/>
             <w:u w:val="single"/>
@@ -1928,10 +3773,16 @@
         </w:r>
       </w:hyperlink>
       <w:r>
+        <w:rPr>
+          <w:lang w:val="fr_FR" w:bidi="fr_FR"/>
+        </w:rPr>
         <w:t xml:space="preserve"> ; </w:t>
       </w:r>
       <w:hyperlink r:id="rId74">
         <w:r>
+          <w:rPr>
+            <w:lang w:val="fr_FR" w:bidi="fr_FR"/>
+          </w:rPr>
           <w:rPr>
             <w:color w:val="0000EE"/>
             <w:u w:val="single"/>
@@ -1940,10 +3791,16 @@
         </w:r>
       </w:hyperlink>
       <w:r>
+        <w:rPr>
+          <w:lang w:val="fr_FR" w:bidi="fr_FR"/>
+        </w:rPr>
         <w:t xml:space="preserve">). • Ceux que l'Éternel appelle sont le reste choisi, les survivants de son jugement, qui l'adorent (voir </w:t>
       </w:r>
       <w:hyperlink r:id="rId75">
         <w:r>
+          <w:rPr>
+            <w:lang w:val="fr_FR" w:bidi="fr_FR"/>
+          </w:rPr>
           <w:rPr>
             <w:color w:val="0000EE"/>
             <w:u w:val="single"/>
@@ -1952,10 +3809,16 @@
         </w:r>
       </w:hyperlink>
       <w:r>
+        <w:rPr>
+          <w:lang w:val="fr_FR" w:bidi="fr_FR"/>
+        </w:rPr>
         <w:t xml:space="preserve"> ; </w:t>
       </w:r>
       <w:hyperlink r:id="rId76">
         <w:r>
+          <w:rPr>
+            <w:lang w:val="fr_FR" w:bidi="fr_FR"/>
+          </w:rPr>
           <w:rPr>
             <w:color w:val="0000EE"/>
             <w:u w:val="single"/>
@@ -1964,10 +3827,16 @@
         </w:r>
       </w:hyperlink>
       <w:r>
+        <w:rPr>
+          <w:lang w:val="fr_FR" w:bidi="fr_FR"/>
+        </w:rPr>
         <w:t xml:space="preserve"> ; </w:t>
       </w:r>
       <w:hyperlink r:id="rId77">
         <w:r>
+          <w:rPr>
+            <w:lang w:val="fr_FR" w:bidi="fr_FR"/>
+          </w:rPr>
           <w:rPr>
             <w:color w:val="0000EE"/>
             <w:u w:val="single"/>
@@ -1976,50 +3845,112 @@
         </w:r>
       </w:hyperlink>
       <w:r>
+        <w:rPr>
+          <w:lang w:val="fr_FR" w:bidi="fr_FR"/>
+        </w:rPr>
         <w:t>).</w:t>
       </w:r>
-      <w:r/>
-      <w:r/>
-    </w:p>
-    <w:p>
-      <w:r/>
+      <w:r>
+        <w:rPr>
+          <w:lang w:val="fr_FR" w:bidi="fr_FR"/>
+        </w:rPr>
+      </w:r>
+      <w:r>
+        <w:rPr>
+          <w:lang w:val="fr_FR" w:bidi="fr_FR"/>
+        </w:rPr>
+      </w:r>
+    </w:p>
+    <w:p>
+      <w:pPr/>
+      <w:r>
+        <w:rPr>
+          <w:lang w:val="fr_FR" w:bidi="fr_FR"/>
+        </w:rPr>
+      </w:r>
     </w:p>
     <w:p>
       <w:pPr>
         <w:pStyle w:val="Heading2"/>
       </w:pPr>
       <w:r>
+        <w:rPr>
+          <w:lang w:val="fr_FR" w:bidi="fr_FR"/>
+        </w:rPr>
         <w:t>Joël 3.1–16</w:t>
       </w:r>
-      <w:r/>
-    </w:p>
-    <w:p>
-      <w:r/>
-      <w:r>
+      <w:r>
+        <w:rPr>
+          <w:lang w:val="fr_FR" w:bidi="fr_FR"/>
+        </w:rPr>
+      </w:r>
+    </w:p>
+    <w:p>
+      <w:pPr/>
+      <w:r>
+        <w:rPr>
+          <w:lang w:val="fr_FR" w:bidi="fr_FR"/>
+        </w:rPr>
+      </w:r>
+      <w:r>
+        <w:rPr>
+          <w:lang w:val="fr_FR" w:bidi="fr_FR"/>
+        </w:rPr>
         <w:t>Joël prédit ici le jugement divin sur les nations, en particulier celles qui ont opprimé le peuple de Dieu.</w:t>
       </w:r>
-      <w:r/>
-      <w:r/>
-    </w:p>
-    <w:p>
-      <w:r/>
+      <w:r>
+        <w:rPr>
+          <w:lang w:val="fr_FR" w:bidi="fr_FR"/>
+        </w:rPr>
+      </w:r>
+      <w:r>
+        <w:rPr>
+          <w:lang w:val="fr_FR" w:bidi="fr_FR"/>
+        </w:rPr>
+      </w:r>
+    </w:p>
+    <w:p>
+      <w:pPr/>
+      <w:r>
+        <w:rPr>
+          <w:lang w:val="fr_FR" w:bidi="fr_FR"/>
+        </w:rPr>
+      </w:r>
     </w:p>
     <w:p>
       <w:pPr>
         <w:pStyle w:val="Heading2"/>
       </w:pPr>
       <w:r>
+        <w:rPr>
+          <w:lang w:val="fr_FR" w:bidi="fr_FR"/>
+        </w:rPr>
         <w:t>Joël 3.2–3</w:t>
       </w:r>
-      <w:r/>
-    </w:p>
-    <w:p>
-      <w:r/>
-      <w:r>
+      <w:r>
+        <w:rPr>
+          <w:lang w:val="fr_FR" w:bidi="fr_FR"/>
+        </w:rPr>
+      </w:r>
+    </w:p>
+    <w:p>
+      <w:pPr/>
+      <w:r>
+        <w:rPr>
+          <w:lang w:val="fr_FR" w:bidi="fr_FR"/>
+        </w:rPr>
+      </w:r>
+      <w:r>
+        <w:rPr>
+          <w:lang w:val="fr_FR" w:bidi="fr_FR"/>
+        </w:rPr>
         <w:t>Je rassemblerai toutes les nations... dans la vallée de Josaphat : cette vallée n'est pas liée au roi Josaphat de Juda (</w:t>
       </w:r>
       <w:hyperlink r:id="rId78">
         <w:r>
+          <w:rPr>
+            <w:lang w:val="fr_FR" w:bidi="fr_FR"/>
+          </w:rPr>
           <w:rPr>
             <w:color w:val="0000EE"/>
             <w:u w:val="single"/>
@@ -2028,10 +3959,16 @@
         </w:r>
       </w:hyperlink>
       <w:r>
+        <w:rPr>
+          <w:lang w:val="fr_FR" w:bidi="fr_FR"/>
+        </w:rPr>
         <w:t xml:space="preserve">), mais, cette description, qui signifie « la vallée où l'Éternel juge », identifie le site comme le lieu où Dieu rendra son jugement (voir </w:t>
       </w:r>
       <w:hyperlink r:id="rId79">
         <w:r>
+          <w:rPr>
+            <w:lang w:val="fr_FR" w:bidi="fr_FR"/>
+          </w:rPr>
           <w:rPr>
             <w:color w:val="0000EE"/>
             <w:u w:val="single"/>
@@ -2040,10 +3977,16 @@
         </w:r>
       </w:hyperlink>
       <w:r>
+        <w:rPr>
+          <w:lang w:val="fr_FR" w:bidi="fr_FR"/>
+        </w:rPr>
         <w:t xml:space="preserve">) concernant le sort des nations. • Les péchés des nations comprennent l'exil du peuple de l'alliance de Dieu et le fait que de jeunes garçons et de jeunes filles sans défense deviennent les victimes d'un commerce d'esclaves inhumain (cf. </w:t>
       </w:r>
       <w:hyperlink r:id="rId80">
         <w:r>
+          <w:rPr>
+            <w:lang w:val="fr_FR" w:bidi="fr_FR"/>
+          </w:rPr>
           <w:rPr>
             <w:color w:val="0000EE"/>
             <w:u w:val="single"/>
@@ -2052,10 +3995,16 @@
         </w:r>
       </w:hyperlink>
       <w:r>
+        <w:rPr>
+          <w:lang w:val="fr_FR" w:bidi="fr_FR"/>
+        </w:rPr>
         <w:t xml:space="preserve"> ; </w:t>
       </w:r>
       <w:hyperlink r:id="rId81">
         <w:r>
+          <w:rPr>
+            <w:lang w:val="fr_FR" w:bidi="fr_FR"/>
+          </w:rPr>
           <w:rPr>
             <w:color w:val="0000EE"/>
             <w:u w:val="single"/>
@@ -2064,30 +4013,64 @@
         </w:r>
       </w:hyperlink>
       <w:r>
+        <w:rPr>
+          <w:lang w:val="fr_FR" w:bidi="fr_FR"/>
+        </w:rPr>
         <w:t>).</w:t>
       </w:r>
-      <w:r/>
-      <w:r/>
-    </w:p>
-    <w:p>
-      <w:r/>
+      <w:r>
+        <w:rPr>
+          <w:lang w:val="fr_FR" w:bidi="fr_FR"/>
+        </w:rPr>
+      </w:r>
+      <w:r>
+        <w:rPr>
+          <w:lang w:val="fr_FR" w:bidi="fr_FR"/>
+        </w:rPr>
+      </w:r>
+    </w:p>
+    <w:p>
+      <w:pPr/>
+      <w:r>
+        <w:rPr>
+          <w:lang w:val="fr_FR" w:bidi="fr_FR"/>
+        </w:rPr>
+      </w:r>
     </w:p>
     <w:p>
       <w:pPr>
         <w:pStyle w:val="Heading2"/>
       </w:pPr>
       <w:r>
+        <w:rPr>
+          <w:lang w:val="fr_FR" w:bidi="fr_FR"/>
+        </w:rPr>
         <w:t>Joël 3.4–6</w:t>
       </w:r>
-      <w:r/>
-    </w:p>
-    <w:p>
-      <w:r/>
-      <w:r>
+      <w:r>
+        <w:rPr>
+          <w:lang w:val="fr_FR" w:bidi="fr_FR"/>
+        </w:rPr>
+      </w:r>
+    </w:p>
+    <w:p>
+      <w:pPr/>
+      <w:r>
+        <w:rPr>
+          <w:lang w:val="fr_FR" w:bidi="fr_FR"/>
+        </w:rPr>
+      </w:r>
+      <w:r>
+        <w:rPr>
+          <w:lang w:val="fr_FR" w:bidi="fr_FR"/>
+        </w:rPr>
         <w:t xml:space="preserve">Les villes phéniciennes de Tyr et de Sidon ainsi que celles des Philistins sont coupables d'avoir pillé les précieux trésors de Jérusalem et d'avoir vendu son peuple comme esclaves aux Grecs (voir </w:t>
       </w:r>
       <w:hyperlink r:id="rId82">
         <w:r>
+          <w:rPr>
+            <w:lang w:val="fr_FR" w:bidi="fr_FR"/>
+          </w:rPr>
           <w:rPr>
             <w:color w:val="0000EE"/>
             <w:u w:val="single"/>
@@ -2096,10 +4079,16 @@
         </w:r>
       </w:hyperlink>
       <w:r>
+        <w:rPr>
+          <w:lang w:val="fr_FR" w:bidi="fr_FR"/>
+        </w:rPr>
         <w:t xml:space="preserve">, </w:t>
       </w:r>
       <w:hyperlink r:id="rId83">
         <w:r>
+          <w:rPr>
+            <w:lang w:val="fr_FR" w:bidi="fr_FR"/>
+          </w:rPr>
           <w:rPr>
             <w:color w:val="0000EE"/>
             <w:u w:val="single"/>
@@ -2108,70 +4097,160 @@
         </w:r>
       </w:hyperlink>
       <w:r>
+        <w:rPr>
+          <w:lang w:val="fr_FR" w:bidi="fr_FR"/>
+        </w:rPr>
         <w:t>).</w:t>
       </w:r>
-      <w:r/>
-      <w:r/>
-    </w:p>
-    <w:p>
-      <w:r/>
+      <w:r>
+        <w:rPr>
+          <w:lang w:val="fr_FR" w:bidi="fr_FR"/>
+        </w:rPr>
+      </w:r>
+      <w:r>
+        <w:rPr>
+          <w:lang w:val="fr_FR" w:bidi="fr_FR"/>
+        </w:rPr>
+      </w:r>
+    </w:p>
+    <w:p>
+      <w:pPr/>
+      <w:r>
+        <w:rPr>
+          <w:lang w:val="fr_FR" w:bidi="fr_FR"/>
+        </w:rPr>
+      </w:r>
     </w:p>
     <w:p>
       <w:pPr>
         <w:pStyle w:val="Heading2"/>
       </w:pPr>
       <w:r>
+        <w:rPr>
+          <w:lang w:val="fr_FR" w:bidi="fr_FR"/>
+        </w:rPr>
         <w:t>Joël 3.7–8</w:t>
       </w:r>
-      <w:r/>
-    </w:p>
-    <w:p>
-      <w:r/>
-      <w:r>
+      <w:r>
+        <w:rPr>
+          <w:lang w:val="fr_FR" w:bidi="fr_FR"/>
+        </w:rPr>
+      </w:r>
+    </w:p>
+    <w:p>
+      <w:pPr/>
+      <w:r>
+        <w:rPr>
+          <w:lang w:val="fr_FR" w:bidi="fr_FR"/>
+        </w:rPr>
+      </w:r>
+      <w:r>
+        <w:rPr>
+          <w:lang w:val="fr_FR" w:bidi="fr_FR"/>
+        </w:rPr>
         <w:t>Les habitants de Tyr, de Sidon et de la Philistie ont réduit les Israélites en esclavage. L'Éternel les punira en vendant leurs fils et leurs filles comme esclaves.</w:t>
       </w:r>
-      <w:r/>
-      <w:r/>
-    </w:p>
-    <w:p>
-      <w:r/>
+      <w:r>
+        <w:rPr>
+          <w:lang w:val="fr_FR" w:bidi="fr_FR"/>
+        </w:rPr>
+      </w:r>
+      <w:r>
+        <w:rPr>
+          <w:lang w:val="fr_FR" w:bidi="fr_FR"/>
+        </w:rPr>
+      </w:r>
+    </w:p>
+    <w:p>
+      <w:pPr/>
+      <w:r>
+        <w:rPr>
+          <w:lang w:val="fr_FR" w:bidi="fr_FR"/>
+        </w:rPr>
+      </w:r>
     </w:p>
     <w:p>
       <w:pPr>
         <w:pStyle w:val="Heading2"/>
       </w:pPr>
       <w:r>
+        <w:rPr>
+          <w:lang w:val="fr_FR" w:bidi="fr_FR"/>
+        </w:rPr>
         <w:t>Joël 3.9</w:t>
       </w:r>
-      <w:r/>
-    </w:p>
-    <w:p>
-      <w:r/>
-      <w:r>
+      <w:r>
+        <w:rPr>
+          <w:lang w:val="fr_FR" w:bidi="fr_FR"/>
+        </w:rPr>
+      </w:r>
+    </w:p>
+    <w:p>
+      <w:pPr/>
+      <w:r>
+        <w:rPr>
+          <w:lang w:val="fr_FR" w:bidi="fr_FR"/>
+        </w:rPr>
+      </w:r>
+      <w:r>
+        <w:rPr>
+          <w:lang w:val="fr_FR" w:bidi="fr_FR"/>
+        </w:rPr>
         <w:t>Les nations sont appelées par dérision à une guerre vaine contre l'Éternel, qui aboutira à leur destruction et à leur jugement.</w:t>
       </w:r>
-      <w:r/>
-      <w:r/>
-    </w:p>
-    <w:p>
-      <w:r/>
+      <w:r>
+        <w:rPr>
+          <w:lang w:val="fr_FR" w:bidi="fr_FR"/>
+        </w:rPr>
+      </w:r>
+      <w:r>
+        <w:rPr>
+          <w:lang w:val="fr_FR" w:bidi="fr_FR"/>
+        </w:rPr>
+      </w:r>
+    </w:p>
+    <w:p>
+      <w:pPr/>
+      <w:r>
+        <w:rPr>
+          <w:lang w:val="fr_FR" w:bidi="fr_FR"/>
+        </w:rPr>
+      </w:r>
     </w:p>
     <w:p>
       <w:pPr>
         <w:pStyle w:val="Heading2"/>
       </w:pPr>
       <w:r>
+        <w:rPr>
+          <w:lang w:val="fr_FR" w:bidi="fr_FR"/>
+        </w:rPr>
         <w:t>Joël 3.10</w:t>
       </w:r>
-      <w:r/>
-    </w:p>
-    <w:p>
-      <w:r/>
-      <w:r>
+      <w:r>
+        <w:rPr>
+          <w:lang w:val="fr_FR" w:bidi="fr_FR"/>
+        </w:rPr>
+      </w:r>
+    </w:p>
+    <w:p>
+      <w:pPr/>
+      <w:r>
+        <w:rPr>
+          <w:lang w:val="fr_FR" w:bidi="fr_FR"/>
+        </w:rPr>
+      </w:r>
+      <w:r>
+        <w:rPr>
+          <w:lang w:val="fr_FR" w:bidi="fr_FR"/>
+        </w:rPr>
         <w:t>De vos hoyaux forgez des épées : en reprenant délibérément l'image inverse d'</w:t>
       </w:r>
       <w:hyperlink r:id="rId84">
         <w:r>
+          <w:rPr>
+            <w:lang w:val="fr_FR" w:bidi="fr_FR"/>
+          </w:rPr>
           <w:rPr>
             <w:color w:val="0000EE"/>
             <w:u w:val="single"/>
@@ -2180,10 +4259,16 @@
         </w:r>
       </w:hyperlink>
       <w:r>
+        <w:rPr>
+          <w:lang w:val="fr_FR" w:bidi="fr_FR"/>
+        </w:rPr>
         <w:t xml:space="preserve"> et </w:t>
       </w:r>
       <w:hyperlink r:id="rId85">
         <w:r>
+          <w:rPr>
+            <w:lang w:val="fr_FR" w:bidi="fr_FR"/>
+          </w:rPr>
           <w:rPr>
             <w:color w:val="0000EE"/>
             <w:u w:val="single"/>
@@ -2192,56 +4277,124 @@
         </w:r>
       </w:hyperlink>
       <w:r>
+        <w:rPr>
+          <w:lang w:val="fr_FR" w:bidi="fr_FR"/>
+        </w:rPr>
         <w:t>, Joël ordonne aux nations de mobiliser toutes les ressources pour la bataille à venir. Même ceux les moins aptes à la guerre, les faibles, doivent se faire soldats.</w:t>
       </w:r>
-      <w:r/>
-      <w:r/>
-    </w:p>
-    <w:p>
-      <w:r/>
+      <w:r>
+        <w:rPr>
+          <w:lang w:val="fr_FR" w:bidi="fr_FR"/>
+        </w:rPr>
+      </w:r>
+      <w:r>
+        <w:rPr>
+          <w:lang w:val="fr_FR" w:bidi="fr_FR"/>
+        </w:rPr>
+      </w:r>
+    </w:p>
+    <w:p>
+      <w:pPr/>
+      <w:r>
+        <w:rPr>
+          <w:lang w:val="fr_FR" w:bidi="fr_FR"/>
+        </w:rPr>
+      </w:r>
     </w:p>
     <w:p>
       <w:pPr>
         <w:pStyle w:val="Heading2"/>
       </w:pPr>
       <w:r>
+        <w:rPr>
+          <w:lang w:val="fr_FR" w:bidi="fr_FR"/>
+        </w:rPr>
         <w:t>Joël 3.12</w:t>
       </w:r>
-      <w:r/>
-    </w:p>
-    <w:p>
-      <w:r/>
-      <w:r>
+      <w:r>
+        <w:rPr>
+          <w:lang w:val="fr_FR" w:bidi="fr_FR"/>
+        </w:rPr>
+      </w:r>
+    </w:p>
+    <w:p>
+      <w:pPr/>
+      <w:r>
+        <w:rPr>
+          <w:lang w:val="fr_FR" w:bidi="fr_FR"/>
+        </w:rPr>
+      </w:r>
+      <w:r>
+        <w:rPr>
+          <w:lang w:val="fr_FR" w:bidi="fr_FR"/>
+        </w:rPr>
         <w:t xml:space="preserve">La bataille aura lieu dans la vallée de Josaphat (voir la </w:t>
       </w:r>
       <w:r>
+        <w:rPr>
+          <w:lang w:val="fr_FR" w:bidi="fr_FR"/>
+        </w:rPr>
         <w:t>note d'étude sur 3.2–3</w:t>
       </w:r>
       <w:r>
+        <w:rPr>
+          <w:lang w:val="fr_FR" w:bidi="fr_FR"/>
+        </w:rPr>
         <w:t>), où l'Éternel prononcera un jugement sur eux tous.</w:t>
       </w:r>
-      <w:r/>
-      <w:r/>
-    </w:p>
-    <w:p>
-      <w:r/>
+      <w:r>
+        <w:rPr>
+          <w:lang w:val="fr_FR" w:bidi="fr_FR"/>
+        </w:rPr>
+      </w:r>
+      <w:r>
+        <w:rPr>
+          <w:lang w:val="fr_FR" w:bidi="fr_FR"/>
+        </w:rPr>
+      </w:r>
+    </w:p>
+    <w:p>
+      <w:pPr/>
+      <w:r>
+        <w:rPr>
+          <w:lang w:val="fr_FR" w:bidi="fr_FR"/>
+        </w:rPr>
+      </w:r>
     </w:p>
     <w:p>
       <w:pPr>
         <w:pStyle w:val="Heading2"/>
       </w:pPr>
       <w:r>
+        <w:rPr>
+          <w:lang w:val="fr_FR" w:bidi="fr_FR"/>
+        </w:rPr>
         <w:t>Joël 3.13</w:t>
       </w:r>
-      <w:r/>
-    </w:p>
-    <w:p>
-      <w:r/>
-      <w:r>
+      <w:r>
+        <w:rPr>
+          <w:lang w:val="fr_FR" w:bidi="fr_FR"/>
+        </w:rPr>
+      </w:r>
+    </w:p>
+    <w:p>
+      <w:pPr/>
+      <w:r>
+        <w:rPr>
+          <w:lang w:val="fr_FR" w:bidi="fr_FR"/>
+        </w:rPr>
+      </w:r>
+      <w:r>
+        <w:rPr>
+          <w:lang w:val="fr_FR" w:bidi="fr_FR"/>
+        </w:rPr>
         <w:t xml:space="preserve">Dieu vaincra les nations comme une faucille fauche les tiges de grain et comme des ouvriers foulent le raisin dans un pressoir (voir </w:t>
       </w:r>
       <w:hyperlink r:id="rId86">
         <w:r>
+          <w:rPr>
+            <w:lang w:val="fr_FR" w:bidi="fr_FR"/>
+          </w:rPr>
           <w:rPr>
             <w:color w:val="0000EE"/>
             <w:u w:val="single"/>
@@ -2250,10 +4403,16 @@
         </w:r>
       </w:hyperlink>
       <w:r>
+        <w:rPr>
+          <w:lang w:val="fr_FR" w:bidi="fr_FR"/>
+        </w:rPr>
         <w:t xml:space="preserve"> ; </w:t>
       </w:r>
       <w:hyperlink r:id="rId87">
         <w:r>
+          <w:rPr>
+            <w:lang w:val="fr_FR" w:bidi="fr_FR"/>
+          </w:rPr>
           <w:rPr>
             <w:color w:val="0000EE"/>
             <w:u w:val="single"/>
@@ -2262,48 +4421,90 @@
         </w:r>
       </w:hyperlink>
       <w:r>
+        <w:rPr>
+          <w:lang w:val="fr_FR" w:bidi="fr_FR"/>
+        </w:rPr>
         <w:t>).</w:t>
       </w:r>
-      <w:r/>
-      <w:r/>
-    </w:p>
-    <w:p>
-      <w:r/>
+      <w:r>
+        <w:rPr>
+          <w:lang w:val="fr_FR" w:bidi="fr_FR"/>
+        </w:rPr>
+      </w:r>
+      <w:r>
+        <w:rPr>
+          <w:lang w:val="fr_FR" w:bidi="fr_FR"/>
+        </w:rPr>
+      </w:r>
+    </w:p>
+    <w:p>
+      <w:pPr/>
+      <w:r>
+        <w:rPr>
+          <w:lang w:val="fr_FR" w:bidi="fr_FR"/>
+        </w:rPr>
+      </w:r>
     </w:p>
     <w:p>
       <w:pPr>
         <w:pStyle w:val="Heading2"/>
       </w:pPr>
       <w:r>
+        <w:rPr>
+          <w:lang w:val="fr_FR" w:bidi="fr_FR"/>
+        </w:rPr>
         <w:t>Joël 3.14</w:t>
       </w:r>
-      <w:r/>
-    </w:p>
-    <w:p>
-      <w:r/>
-      <w:r>
+      <w:r>
+        <w:rPr>
+          <w:lang w:val="fr_FR" w:bidi="fr_FR"/>
+        </w:rPr>
+      </w:r>
+    </w:p>
+    <w:p>
+      <w:pPr/>
+      <w:r>
+        <w:rPr>
+          <w:lang w:val="fr_FR" w:bidi="fr_FR"/>
+        </w:rPr>
+      </w:r>
+      <w:r>
+        <w:rPr>
+          <w:lang w:val="fr_FR" w:bidi="fr_FR"/>
+        </w:rPr>
         <w:t xml:space="preserve">C'est une multitude, une multitude (littéralement </w:t>
       </w:r>
       <w:r>
         <w:rPr>
           <w:i/>
+          <w:lang w:val="fr_FR" w:bidi="fr_FR"/>
         </w:rPr>
         <w:t>rugissant, rugissant</w:t>
       </w:r>
       <w:r>
+        <w:rPr>
+          <w:lang w:val="fr_FR" w:bidi="fr_FR"/>
+        </w:rPr>
         <w:t xml:space="preserve"> ou </w:t>
       </w:r>
       <w:r>
         <w:rPr>
           <w:i/>
+          <w:lang w:val="fr_FR" w:bidi="fr_FR"/>
         </w:rPr>
         <w:t>foules, foules</w:t>
       </w:r>
       <w:r>
+        <w:rPr>
+          <w:lang w:val="fr_FR" w:bidi="fr_FR"/>
+        </w:rPr>
         <w:t xml:space="preserve">) : la répétition du mot hébreu rend compte du bruit chaotique que produit une foule immense. • la vallée du jugement : le nom de la vallée a changé (cf. </w:t>
       </w:r>
       <w:hyperlink r:id="rId88">
         <w:r>
+          <w:rPr>
+            <w:lang w:val="fr_FR" w:bidi="fr_FR"/>
+          </w:rPr>
           <w:rPr>
             <w:color w:val="0000EE"/>
             <w:u w:val="single"/>
@@ -2312,10 +4513,16 @@
         </w:r>
       </w:hyperlink>
       <w:r>
+        <w:rPr>
+          <w:lang w:val="fr_FR" w:bidi="fr_FR"/>
+        </w:rPr>
         <w:t xml:space="preserve">, </w:t>
       </w:r>
       <w:hyperlink r:id="rId89">
         <w:r>
+          <w:rPr>
+            <w:lang w:val="fr_FR" w:bidi="fr_FR"/>
+          </w:rPr>
           <w:rPr>
             <w:color w:val="0000EE"/>
             <w:u w:val="single"/>
@@ -2324,30 +4531,64 @@
         </w:r>
       </w:hyperlink>
       <w:r>
+        <w:rPr>
+          <w:lang w:val="fr_FR" w:bidi="fr_FR"/>
+        </w:rPr>
         <w:t>) car désormais le jugement de l'Éternel est décidé.</w:t>
       </w:r>
-      <w:r/>
-      <w:r/>
-    </w:p>
-    <w:p>
-      <w:r/>
+      <w:r>
+        <w:rPr>
+          <w:lang w:val="fr_FR" w:bidi="fr_FR"/>
+        </w:rPr>
+      </w:r>
+      <w:r>
+        <w:rPr>
+          <w:lang w:val="fr_FR" w:bidi="fr_FR"/>
+        </w:rPr>
+      </w:r>
+    </w:p>
+    <w:p>
+      <w:pPr/>
+      <w:r>
+        <w:rPr>
+          <w:lang w:val="fr_FR" w:bidi="fr_FR"/>
+        </w:rPr>
+      </w:r>
     </w:p>
     <w:p>
       <w:pPr>
         <w:pStyle w:val="Heading2"/>
       </w:pPr>
       <w:r>
+        <w:rPr>
+          <w:lang w:val="fr_FR" w:bidi="fr_FR"/>
+        </w:rPr>
         <w:t>Joël 3.16</w:t>
       </w:r>
-      <w:r/>
-    </w:p>
-    <w:p>
-      <w:r/>
-      <w:r>
+      <w:r>
+        <w:rPr>
+          <w:lang w:val="fr_FR" w:bidi="fr_FR"/>
+        </w:rPr>
+      </w:r>
+    </w:p>
+    <w:p>
+      <w:pPr/>
+      <w:r>
+        <w:rPr>
+          <w:lang w:val="fr_FR" w:bidi="fr_FR"/>
+        </w:rPr>
+      </w:r>
+      <w:r>
+        <w:rPr>
+          <w:lang w:val="fr_FR" w:bidi="fr_FR"/>
+        </w:rPr>
         <w:t xml:space="preserve">La voix de l'Éternel, semblable à celle d'un lion, rugit depuis Sion, ébranlant le ciel et la terre et terrifiant les pécheurs (voir </w:t>
       </w:r>
       <w:hyperlink r:id="rId90">
         <w:r>
+          <w:rPr>
+            <w:lang w:val="fr_FR" w:bidi="fr_FR"/>
+          </w:rPr>
           <w:rPr>
             <w:color w:val="0000EE"/>
             <w:u w:val="single"/>
@@ -2356,39 +4597,77 @@
         </w:r>
       </w:hyperlink>
       <w:r>
+        <w:rPr>
+          <w:lang w:val="fr_FR" w:bidi="fr_FR"/>
+        </w:rPr>
         <w:t>). Pourtant, ce même lion féroce est aussi un refuge pour son peuple.</w:t>
       </w:r>
-      <w:r/>
-      <w:r/>
-    </w:p>
-    <w:p>
-      <w:r/>
+      <w:r>
+        <w:rPr>
+          <w:lang w:val="fr_FR" w:bidi="fr_FR"/>
+        </w:rPr>
+      </w:r>
+      <w:r>
+        <w:rPr>
+          <w:lang w:val="fr_FR" w:bidi="fr_FR"/>
+        </w:rPr>
+      </w:r>
+    </w:p>
+    <w:p>
+      <w:pPr/>
+      <w:r>
+        <w:rPr>
+          <w:lang w:val="fr_FR" w:bidi="fr_FR"/>
+        </w:rPr>
+      </w:r>
     </w:p>
     <w:p>
       <w:pPr>
         <w:pStyle w:val="Heading2"/>
       </w:pPr>
       <w:r>
+        <w:rPr>
+          <w:lang w:val="fr_FR" w:bidi="fr_FR"/>
+        </w:rPr>
         <w:t>Joël 3.17</w:t>
       </w:r>
-      <w:r/>
-    </w:p>
-    <w:p>
-      <w:r/>
-      <w:r>
+      <w:r>
+        <w:rPr>
+          <w:lang w:val="fr_FR" w:bidi="fr_FR"/>
+        </w:rPr>
+      </w:r>
+    </w:p>
+    <w:p>
+      <w:pPr/>
+      <w:r>
+        <w:rPr>
+          <w:lang w:val="fr_FR" w:bidi="fr_FR"/>
+        </w:rPr>
+      </w:r>
+      <w:r>
+        <w:rPr>
+          <w:lang w:val="fr_FR" w:bidi="fr_FR"/>
+        </w:rPr>
         <w:t>Et vous saurez : le but ultime de Dieu est que son peuple le connaisse et partage son caractère saint. Ils doivent apprendre qu'il est le seul Dieu et qu'il règne sur toute la création depuis Sion</w:t>
       </w:r>
       <w:r>
         <w:rPr>
           <w:i/>
+          <w:lang w:val="fr_FR" w:bidi="fr_FR"/>
         </w:rPr>
         <w:t>,</w:t>
       </w:r>
       <w:r>
+        <w:rPr>
+          <w:lang w:val="fr_FR" w:bidi="fr_FR"/>
+        </w:rPr>
         <w:t xml:space="preserve"> sa montagne sainte (voir aussi </w:t>
       </w:r>
       <w:hyperlink r:id="rId91">
         <w:r>
+          <w:rPr>
+            <w:lang w:val="fr_FR" w:bidi="fr_FR"/>
+          </w:rPr>
           <w:rPr>
             <w:color w:val="0000EE"/>
             <w:u w:val="single"/>
@@ -2397,30 +4676,64 @@
         </w:r>
       </w:hyperlink>
       <w:r>
+        <w:rPr>
+          <w:lang w:val="fr_FR" w:bidi="fr_FR"/>
+        </w:rPr>
         <w:t>). La seule vraie sécurité dans le présent, et le seul espoir pour l'avenir, se trouvent dans la présence de Dieu.</w:t>
       </w:r>
-      <w:r/>
-      <w:r/>
-    </w:p>
-    <w:p>
-      <w:r/>
+      <w:r>
+        <w:rPr>
+          <w:lang w:val="fr_FR" w:bidi="fr_FR"/>
+        </w:rPr>
+      </w:r>
+      <w:r>
+        <w:rPr>
+          <w:lang w:val="fr_FR" w:bidi="fr_FR"/>
+        </w:rPr>
+      </w:r>
+    </w:p>
+    <w:p>
+      <w:pPr/>
+      <w:r>
+        <w:rPr>
+          <w:lang w:val="fr_FR" w:bidi="fr_FR"/>
+        </w:rPr>
+      </w:r>
     </w:p>
     <w:p>
       <w:pPr>
         <w:pStyle w:val="Heading2"/>
       </w:pPr>
       <w:r>
+        <w:rPr>
+          <w:lang w:val="fr_FR" w:bidi="fr_FR"/>
+        </w:rPr>
         <w:t>Joël 3.18</w:t>
       </w:r>
-      <w:r/>
-    </w:p>
-    <w:p>
-      <w:r/>
-      <w:r>
+      <w:r>
+        <w:rPr>
+          <w:lang w:val="fr_FR" w:bidi="fr_FR"/>
+        </w:rPr>
+      </w:r>
+    </w:p>
+    <w:p>
+      <w:pPr/>
+      <w:r>
+        <w:rPr>
+          <w:lang w:val="fr_FR" w:bidi="fr_FR"/>
+        </w:rPr>
+      </w:r>
+      <w:r>
+        <w:rPr>
+          <w:lang w:val="fr_FR" w:bidi="fr_FR"/>
+        </w:rPr>
         <w:t xml:space="preserve">Les bénédictions découleront de la présence souveraine de l'Éternel à Sion (voir aussi </w:t>
       </w:r>
       <w:hyperlink r:id="rId92">
         <w:r>
+          <w:rPr>
+            <w:lang w:val="fr_FR" w:bidi="fr_FR"/>
+          </w:rPr>
           <w:rPr>
             <w:color w:val="0000EE"/>
             <w:u w:val="single"/>
@@ -2429,10 +4742,16 @@
         </w:r>
       </w:hyperlink>
       <w:r>
+        <w:rPr>
+          <w:lang w:val="fr_FR" w:bidi="fr_FR"/>
+        </w:rPr>
         <w:t xml:space="preserve"> ; </w:t>
       </w:r>
       <w:hyperlink r:id="rId93">
         <w:r>
+          <w:rPr>
+            <w:lang w:val="fr_FR" w:bidi="fr_FR"/>
+          </w:rPr>
           <w:rPr>
             <w:color w:val="0000EE"/>
             <w:u w:val="single"/>
@@ -2441,10 +4760,16 @@
         </w:r>
       </w:hyperlink>
       <w:r>
+        <w:rPr>
+          <w:lang w:val="fr_FR" w:bidi="fr_FR"/>
+        </w:rPr>
         <w:t xml:space="preserve">). Il surabondera le vin doux et le lait. Du temple, la maison de Dieu sur terre, jaillira une source qui arrosera à perpétuité le paysage aride (voir </w:t>
       </w:r>
       <w:hyperlink r:id="rId94">
         <w:r>
+          <w:rPr>
+            <w:lang w:val="fr_FR" w:bidi="fr_FR"/>
+          </w:rPr>
           <w:rPr>
             <w:color w:val="0000EE"/>
             <w:u w:val="single"/>
@@ -2453,10 +4778,16 @@
         </w:r>
       </w:hyperlink>
       <w:r>
+        <w:rPr>
+          <w:lang w:val="fr_FR" w:bidi="fr_FR"/>
+        </w:rPr>
         <w:t xml:space="preserve"> ; </w:t>
       </w:r>
       <w:hyperlink r:id="rId95">
         <w:r>
+          <w:rPr>
+            <w:lang w:val="fr_FR" w:bidi="fr_FR"/>
+          </w:rPr>
           <w:rPr>
             <w:color w:val="0000EE"/>
             <w:u w:val="single"/>
@@ -2465,50 +4796,112 @@
         </w:r>
       </w:hyperlink>
       <w:r>
+        <w:rPr>
+          <w:lang w:val="fr_FR" w:bidi="fr_FR"/>
+        </w:rPr>
         <w:t>).</w:t>
       </w:r>
-      <w:r/>
-      <w:r/>
-    </w:p>
-    <w:p>
-      <w:r/>
+      <w:r>
+        <w:rPr>
+          <w:lang w:val="fr_FR" w:bidi="fr_FR"/>
+        </w:rPr>
+      </w:r>
+      <w:r>
+        <w:rPr>
+          <w:lang w:val="fr_FR" w:bidi="fr_FR"/>
+        </w:rPr>
+      </w:r>
+    </w:p>
+    <w:p>
+      <w:pPr/>
+      <w:r>
+        <w:rPr>
+          <w:lang w:val="fr_FR" w:bidi="fr_FR"/>
+        </w:rPr>
+      </w:r>
     </w:p>
     <w:p>
       <w:pPr>
         <w:pStyle w:val="Heading2"/>
       </w:pPr>
       <w:r>
+        <w:rPr>
+          <w:lang w:val="fr_FR" w:bidi="fr_FR"/>
+        </w:rPr>
         <w:t>Joël 3.19</w:t>
       </w:r>
-      <w:r/>
-    </w:p>
-    <w:p>
-      <w:r/>
-      <w:r>
+      <w:r>
+        <w:rPr>
+          <w:lang w:val="fr_FR" w:bidi="fr_FR"/>
+        </w:rPr>
+      </w:r>
+    </w:p>
+    <w:p>
+      <w:pPr/>
+      <w:r>
+        <w:rPr>
+          <w:lang w:val="fr_FR" w:bidi="fr_FR"/>
+        </w:rPr>
+      </w:r>
+      <w:r>
+        <w:rPr>
+          <w:lang w:val="fr_FR" w:bidi="fr_FR"/>
+        </w:rPr>
         <w:t>Si Juda est restauré, ses anciens ennemis (l'Égypte et Édom), subiront le jugement de Dieu pour leurs crimes contre son peuple.</w:t>
       </w:r>
-      <w:r/>
-      <w:r/>
-    </w:p>
-    <w:p>
-      <w:r/>
+      <w:r>
+        <w:rPr>
+          <w:lang w:val="fr_FR" w:bidi="fr_FR"/>
+        </w:rPr>
+      </w:r>
+      <w:r>
+        <w:rPr>
+          <w:lang w:val="fr_FR" w:bidi="fr_FR"/>
+        </w:rPr>
+      </w:r>
+    </w:p>
+    <w:p>
+      <w:pPr/>
+      <w:r>
+        <w:rPr>
+          <w:lang w:val="fr_FR" w:bidi="fr_FR"/>
+        </w:rPr>
+      </w:r>
     </w:p>
     <w:p>
       <w:pPr>
         <w:pStyle w:val="Heading2"/>
       </w:pPr>
       <w:r>
+        <w:rPr>
+          <w:lang w:val="fr_FR" w:bidi="fr_FR"/>
+        </w:rPr>
         <w:t>Joël 3.20–21</w:t>
       </w:r>
-      <w:r/>
-    </w:p>
-    <w:p>
-      <w:r/>
-      <w:r>
+      <w:r>
+        <w:rPr>
+          <w:lang w:val="fr_FR" w:bidi="fr_FR"/>
+        </w:rPr>
+      </w:r>
+    </w:p>
+    <w:p>
+      <w:pPr/>
+      <w:r>
+        <w:rPr>
+          <w:lang w:val="fr_FR" w:bidi="fr_FR"/>
+        </w:rPr>
+      </w:r>
+      <w:r>
+        <w:rPr>
+          <w:lang w:val="fr_FR" w:bidi="fr_FR"/>
+        </w:rPr>
         <w:t xml:space="preserve">La conclusion de la prophétie de Joël est l'antithèse de son introduction. Dans </w:t>
       </w:r>
       <w:hyperlink r:id="rId28">
         <w:r>
+          <w:rPr>
+            <w:lang w:val="fr_FR" w:bidi="fr_FR"/>
+          </w:rPr>
           <w:rPr>
             <w:color w:val="0000EE"/>
             <w:u w:val="single"/>
@@ -2517,10 +4910,16 @@
         </w:r>
       </w:hyperlink>
       <w:r>
+        <w:rPr>
+          <w:lang w:val="fr_FR" w:bidi="fr_FR"/>
+        </w:rPr>
         <w:t xml:space="preserve">, l'avenir de Juda semble gravement compromis. Le fléau et la sécheresse, signes du jugement divin, menacent l'existence de Juda. Maintenant, Joël termine avec l'assurance divine que Juda et Jérusalem perdureront à travers toutes les générations. Le peuple de Dieu, pour chaque génération, repose en sécurité et dans l'espoir que son royaume gouvernera sur le ciel et la terre (voir aussi </w:t>
       </w:r>
       <w:hyperlink r:id="rId96">
         <w:r>
+          <w:rPr>
+            <w:lang w:val="fr_FR" w:bidi="fr_FR"/>
+          </w:rPr>
           <w:rPr>
             <w:color w:val="0000EE"/>
             <w:u w:val="single"/>
@@ -2529,10 +4928,16 @@
         </w:r>
       </w:hyperlink>
       <w:r>
+        <w:rPr>
+          <w:lang w:val="fr_FR" w:bidi="fr_FR"/>
+        </w:rPr>
         <w:t xml:space="preserve">; </w:t>
       </w:r>
       <w:hyperlink r:id="rId97">
         <w:r>
+          <w:rPr>
+            <w:lang w:val="fr_FR" w:bidi="fr_FR"/>
+          </w:rPr>
           <w:rPr>
             <w:color w:val="0000EE"/>
             <w:u w:val="single"/>
@@ -2541,10 +4946,16 @@
         </w:r>
       </w:hyperlink>
       <w:r>
+        <w:rPr>
+          <w:lang w:val="fr_FR" w:bidi="fr_FR"/>
+        </w:rPr>
         <w:t xml:space="preserve">; </w:t>
       </w:r>
       <w:hyperlink r:id="rId98">
         <w:r>
+          <w:rPr>
+            <w:lang w:val="fr_FR" w:bidi="fr_FR"/>
+          </w:rPr>
           <w:rPr>
             <w:color w:val="0000EE"/>
             <w:u w:val="single"/>
@@ -2553,10 +4964,21 @@
         </w:r>
       </w:hyperlink>
       <w:r>
+        <w:rPr>
+          <w:lang w:val="fr_FR" w:bidi="fr_FR"/>
+        </w:rPr>
         <w:t>).</w:t>
       </w:r>
-      <w:r/>
-      <w:r/>
+      <w:r>
+        <w:rPr>
+          <w:lang w:val="fr_FR" w:bidi="fr_FR"/>
+        </w:rPr>
+      </w:r>
+      <w:r>
+        <w:rPr>
+          <w:lang w:val="fr_FR" w:bidi="fr_FR"/>
+        </w:rPr>
+      </w:r>
     </w:p>
     <w:sectPr>
       <w:footnotePr>
@@ -4458,7 +6880,7 @@
     <w:rPrDefault>
       <w:rPr>
         <w:rFonts w:ascii="Times New Roman" w:eastAsia="Times New Roman" w:hAnsi="Times New Roman" w:cs="Times New Roman"/>
-        <w:lang w:val="en-US" w:eastAsia="en-US" w:bidi="ar-SA"/>
+        <w:lang w:val="fr_FR" w:eastAsia="en-US" w:bidi="ar-SA"/>
       </w:rPr>
     </w:rPrDefault>
     <w:pPrDefault/>

--- a/fra/docx/29.content.docx
+++ b/fra/docx/29.content.docx
@@ -28,22 +28,6 @@
       </w:r>
     </w:p>
     <w:p>
-      <w:pPr>
-        <w:pStyle w:val="Heading2"/>
-      </w:pPr>
-      <w:r>
-        <w:rPr>
-          <w:lang w:val="fr_FR" w:bidi="fr_FR"/>
-        </w:rPr>
-        <w:t>License Information</w:t>
-      </w:r>
-      <w:r>
-        <w:rPr>
-          <w:lang w:val="fr_FR" w:bidi="fr_FR"/>
-        </w:rPr>
-      </w:r>
-    </w:p>
-    <w:p>
       <w:pPr/>
       <w:r>
         <w:rPr>
@@ -55,19 +39,21 @@
           <w:b/>
           <w:lang w:val="fr_FR" w:bidi="fr_FR"/>
         </w:rPr>
-        <w:t>Notes d'étude (Tyndale)</w:t>
-      </w:r>
-      <w:r>
-        <w:rPr>
-          <w:lang w:val="fr_FR" w:bidi="fr_FR"/>
-        </w:rPr>
-        <w:t xml:space="preserve"> (French) is based on</w:t>
-      </w:r>
-      <w:r>
-        <w:rPr>
-          <w:lang w:val="fr_FR" w:bidi="fr_FR"/>
-        </w:rPr>
-        <w:t xml:space="preserve">: </w:t>
+        <w:t>Aquifer Open Study Notes</w:t>
+      </w:r>
+    </w:p>
+    <w:p>
+      <w:pPr/>
+      <w:r>
+        <w:rPr>
+          <w:lang w:val="fr_FR" w:bidi="fr_FR"/>
+        </w:rPr>
+      </w:r>
+      <w:r>
+        <w:rPr>
+          <w:lang w:val="fr_FR" w:bidi="fr_FR"/>
+        </w:rPr>
+        <w:t xml:space="preserve">This work is an adaptation of </w:t>
       </w:r>
       <w:r>
         <w:rPr>
@@ -79,62 +65,33 @@
         <w:rPr>
           <w:lang w:val="fr_FR" w:bidi="fr_FR"/>
         </w:rPr>
-        <w:t xml:space="preserve">, </w:t>
-      </w:r>
-      <w:hyperlink r:id="rId13">
-        <w:r>
-          <w:rPr>
-            <w:lang w:val="fr_FR" w:bidi="fr_FR"/>
-          </w:rPr>
-          <w:rPr>
-            <w:color w:val="0000EE"/>
-            <w:u w:val="single"/>
-          </w:rPr>
-          <w:t>Tyndale House Publishers</w:t>
-        </w:r>
-      </w:hyperlink>
-      <w:r>
-        <w:rPr>
-          <w:lang w:val="fr_FR" w:bidi="fr_FR"/>
-        </w:rPr>
-        <w:t xml:space="preserve">, 2019, which is licensed under a </w:t>
-      </w:r>
-      <w:hyperlink r:id="rId14">
-        <w:r>
-          <w:rPr>
-            <w:lang w:val="fr_FR" w:bidi="fr_FR"/>
-          </w:rPr>
-          <w:rPr>
-            <w:color w:val="0000EE"/>
-            <w:u w:val="single"/>
-          </w:rPr>
-          <w:t>CC BY-SA 4.0 license</w:t>
-        </w:r>
-      </w:hyperlink>
-      <w:r>
-        <w:rPr>
-          <w:lang w:val="fr_FR" w:bidi="fr_FR"/>
-        </w:rPr>
-        <w:t>.</w:t>
-      </w:r>
-      <w:r>
-        <w:rPr>
-          <w:lang w:val="fr_FR" w:bidi="fr_FR"/>
-        </w:rPr>
-      </w:r>
-    </w:p>
-    <w:p>
-      <w:pPr/>
-      <w:r>
-        <w:rPr>
-          <w:lang w:val="fr_FR" w:bidi="fr_FR"/>
-        </w:rPr>
-      </w:r>
-      <w:r>
-        <w:rPr>
-          <w:lang w:val="fr_FR" w:bidi="fr_FR"/>
-        </w:rPr>
-        <w:t>This PDF version is provided under the same license.</w:t>
+        <w:t xml:space="preserve"> © 2023 Tyndale House Publishers, licensed under the CC BY-SA 4.0 license. The adaptation, </w:t>
+      </w:r>
+      <w:r>
+        <w:rPr>
+          <w:lang w:val="fr_FR" w:bidi="fr_FR"/>
+        </w:rPr>
+        <w:t>Aquifer Open Study Notes</w:t>
+      </w:r>
+      <w:r>
+        <w:rPr>
+          <w:lang w:val="fr_FR" w:bidi="fr_FR"/>
+        </w:rPr>
+        <w:t>, was created by Mission Mutual and is also licensed under CC BY-SA 4.0.</w:t>
+      </w:r>
+    </w:p>
+    <w:p>
+      <w:pPr/>
+      <w:r>
+        <w:rPr>
+          <w:lang w:val="fr_FR" w:bidi="fr_FR"/>
+        </w:rPr>
+      </w:r>
+      <w:r>
+        <w:rPr>
+          <w:lang w:val="fr_FR" w:bidi="fr_FR"/>
+        </w:rPr>
+        <w:t>This resource has been adapted into multiple languages, including English, Tok Pisin, Arabic (عربي), French (Français), Hindi (हिंदी), Indonesian (Bahasa Indonesia), Portuguese (Português), Russian (Русский), Spanish (Español), Swahili (Kiswahili), and Simplified Chinese (简体中文).</w:t>
       </w:r>
       <w:r>
         <w:rPr>
@@ -479,7 +436,7 @@
         </w:rPr>
         <w:t xml:space="preserve">Le peuple de Dieu racontera aux générations futures ce qui se produit afin que leurs descendants profitent également des leçons tirées (cf. </w:t>
       </w:r>
-      <w:hyperlink r:id="rId15">
+      <w:hyperlink r:id="rId13">
         <w:r>
           <w:rPr>
             <w:lang w:val="fr_FR" w:bidi="fr_FR"/>
@@ -497,7 +454,7 @@
         </w:rPr>
         <w:t xml:space="preserve"> ; </w:t>
       </w:r>
-      <w:hyperlink r:id="rId16">
+      <w:hyperlink r:id="rId14">
         <w:r>
           <w:rPr>
             <w:lang w:val="fr_FR" w:bidi="fr_FR"/>
@@ -780,7 +737,7 @@
         </w:rPr>
         <w:t xml:space="preserve">Le fléau des sauterelles confronte le peuple de Juda à la famine et interrompt les sacrifices quotidiens d'animaux ainsi que les offrandes de grains et de vin au temple à Jérusalem (cf. </w:t>
       </w:r>
-      <w:hyperlink r:id="rId17">
+      <w:hyperlink r:id="rId15">
         <w:r>
           <w:rPr>
             <w:lang w:val="fr_FR" w:bidi="fr_FR"/>
@@ -798,7 +755,7 @@
         </w:rPr>
         <w:t xml:space="preserve"> ; </w:t>
       </w:r>
-      <w:hyperlink r:id="rId18">
+      <w:hyperlink r:id="rId16">
         <w:r>
           <w:rPr>
             <w:lang w:val="fr_FR" w:bidi="fr_FR"/>
@@ -912,7 +869,7 @@
         </w:rPr>
         <w:t xml:space="preserve">La sécheresse a intensifié la dévastation causée par les sauterelles : tout a flétri et est desséché (voir aussi </w:t>
       </w:r>
-      <w:hyperlink r:id="rId19">
+      <w:hyperlink r:id="rId17">
         <w:r>
           <w:rPr>
             <w:lang w:val="fr_FR" w:bidi="fr_FR"/>
@@ -978,7 +935,7 @@
         </w:rPr>
         <w:t xml:space="preserve">Les sacrificateurs devaient conduire tout le peuple dans des rites publics de deuil au temple. Leurs pratiques extérieures devaient refléter un véritable changement intérieur (voir </w:t>
       </w:r>
-      <w:hyperlink r:id="rId20">
+      <w:hyperlink r:id="rId18">
         <w:r>
           <w:rPr>
             <w:lang w:val="fr_FR" w:bidi="fr_FR"/>
@@ -1044,7 +1001,7 @@
         </w:rPr>
         <w:t>La dévastation des sauterelles n'est pas simplement un événement naturel, mais un signe que le jour de l'Éternel est proche. Depuis l'époque d'Amos, vers 700 av. J.‑C. (</w:t>
       </w:r>
-      <w:hyperlink r:id="rId21">
+      <w:hyperlink r:id="rId19">
         <w:r>
           <w:rPr>
             <w:lang w:val="fr_FR" w:bidi="fr_FR"/>
@@ -1286,7 +1243,7 @@
         </w:rPr>
         <w:t>Toute la création souffre à cause du péché humain (</w:t>
       </w:r>
-      <w:hyperlink r:id="rId22">
+      <w:hyperlink r:id="rId20">
         <w:r>
           <w:rPr>
             <w:lang w:val="fr_FR" w:bidi="fr_FR"/>
@@ -1304,7 +1261,7 @@
         </w:rPr>
         <w:t xml:space="preserve">; </w:t>
       </w:r>
-      <w:hyperlink r:id="rId23">
+      <w:hyperlink r:id="rId21">
         <w:r>
           <w:rPr>
             <w:lang w:val="fr_FR" w:bidi="fr_FR"/>
@@ -1322,7 +1279,7 @@
         </w:rPr>
         <w:t xml:space="preserve">; </w:t>
       </w:r>
-      <w:hyperlink r:id="rId24">
+      <w:hyperlink r:id="rId22">
         <w:r>
           <w:rPr>
             <w:lang w:val="fr_FR" w:bidi="fr_FR"/>
@@ -1340,7 +1297,7 @@
         </w:rPr>
         <w:t xml:space="preserve">), même les bêtes des champs crient vers Dieu. Le mot hébreu traduit par « crier » est le même mot que celui utilisé dans </w:t>
       </w:r>
-      <w:hyperlink r:id="rId25">
+      <w:hyperlink r:id="rId23">
         <w:r>
           <w:rPr>
             <w:lang w:val="fr_FR" w:bidi="fr_FR"/>
@@ -1370,7 +1327,7 @@
         </w:rPr>
         <w:t xml:space="preserve"> (cf. </w:t>
       </w:r>
-      <w:hyperlink r:id="rId26">
+      <w:hyperlink r:id="rId24">
         <w:r>
           <w:rPr>
             <w:lang w:val="fr_FR" w:bidi="fr_FR"/>
@@ -1449,7 +1406,7 @@
         </w:rPr>
         <w:t xml:space="preserve">(voir aussi </w:t>
       </w:r>
-      <w:hyperlink r:id="rId27">
+      <w:hyperlink r:id="rId25">
         <w:r>
           <w:rPr>
             <w:lang w:val="fr_FR" w:bidi="fr_FR"/>
@@ -1515,7 +1472,7 @@
         </w:rPr>
         <w:t>Certains considèrent ce passage comme un deuxième récit de l'invasion de sauterelles décrite au chap</w:t>
       </w:r>
-      <w:hyperlink r:id="rId28">
+      <w:hyperlink r:id="rId26">
         <w:r>
           <w:rPr>
             <w:lang w:val="fr_FR" w:bidi="fr_FR"/>
@@ -1587,7 +1544,7 @@
         </w:rPr>
         <w:t>Certains chefs religieux ont enseigné aux habitants de Jérusalem et de Juda que le jour de l'Éternel serait un temps de bénédiction pour le peuple de Dieu. Comme en écho au prophète Sophonie (</w:t>
       </w:r>
-      <w:hyperlink r:id="rId29">
+      <w:hyperlink r:id="rId27">
         <w:r>
           <w:rPr>
             <w:lang w:val="fr_FR" w:bidi="fr_FR"/>
@@ -1605,7 +1562,7 @@
         </w:rPr>
         <w:t xml:space="preserve">), Joël annonce que ce sera plutôt un jour de ténèbres et de tristesse (voir aussi </w:t>
       </w:r>
-      <w:hyperlink r:id="rId30">
+      <w:hyperlink r:id="rId28">
         <w:r>
           <w:rPr>
             <w:lang w:val="fr_FR" w:bidi="fr_FR"/>
@@ -1677,7 +1634,7 @@
         </w:rPr>
         <w:t xml:space="preserve"> (à l'inverse d'</w:t>
       </w:r>
-      <w:hyperlink r:id="rId31">
+      <w:hyperlink r:id="rId29">
         <w:r>
           <w:rPr>
             <w:lang w:val="fr_FR" w:bidi="fr_FR"/>
@@ -1695,7 +1652,7 @@
         </w:rPr>
         <w:t xml:space="preserve"> et d'</w:t>
       </w:r>
-      <w:hyperlink r:id="rId32">
+      <w:hyperlink r:id="rId30">
         <w:r>
           <w:rPr>
             <w:lang w:val="fr_FR" w:bidi="fr_FR"/>
@@ -1761,7 +1718,7 @@
         </w:rPr>
         <w:t xml:space="preserve">On dirait des chevaux : la ressemblance entre les sauterelles et des chevaux (voir aussi </w:t>
       </w:r>
-      <w:hyperlink r:id="rId33">
+      <w:hyperlink r:id="rId31">
         <w:r>
           <w:rPr>
             <w:lang w:val="fr_FR" w:bidi="fr_FR"/>
@@ -1827,7 +1784,7 @@
         </w:rPr>
         <w:t xml:space="preserve">Tous les visages pâlissent : l'anticipation de l'invasion prépare le peuple à l'appel à la repentance en </w:t>
       </w:r>
-      <w:hyperlink r:id="rId34">
+      <w:hyperlink r:id="rId32">
         <w:r>
           <w:rPr>
             <w:lang w:val="fr_FR" w:bidi="fr_FR"/>
@@ -1954,7 +1911,7 @@
         </w:rPr>
         <w:t xml:space="preserve">, une manifestation de Dieu (voir </w:t>
       </w:r>
-      <w:hyperlink r:id="rId35">
+      <w:hyperlink r:id="rId33">
         <w:r>
           <w:rPr>
             <w:lang w:val="fr_FR" w:bidi="fr_FR"/>
@@ -1972,7 +1929,7 @@
         </w:rPr>
         <w:t xml:space="preserve"> ; </w:t>
       </w:r>
-      <w:hyperlink r:id="rId36">
+      <w:hyperlink r:id="rId34">
         <w:r>
           <w:rPr>
             <w:lang w:val="fr_FR" w:bidi="fr_FR"/>
@@ -1990,7 +1947,7 @@
         </w:rPr>
         <w:t xml:space="preserve"> ; </w:t>
       </w:r>
-      <w:hyperlink r:id="rId37">
+      <w:hyperlink r:id="rId35">
         <w:r>
           <w:rPr>
             <w:lang w:val="fr_FR" w:bidi="fr_FR"/>
@@ -2008,7 +1965,7 @@
         </w:rPr>
         <w:t>). L'obscurcissement du soleil et de la lune symbolise le jugement divin (</w:t>
       </w:r>
-      <w:hyperlink r:id="rId38">
+      <w:hyperlink r:id="rId36">
         <w:r>
           <w:rPr>
             <w:lang w:val="fr_FR" w:bidi="fr_FR"/>
@@ -2230,7 +2187,7 @@
         </w:rPr>
         <w:t>Un moyen de témoigner de son chagrin dans le monde antique était de déchirer ses vêtements (</w:t>
       </w:r>
-      <w:hyperlink r:id="rId39">
+      <w:hyperlink r:id="rId37">
         <w:r>
           <w:rPr>
             <w:lang w:val="fr_FR" w:bidi="fr_FR"/>
@@ -2248,7 +2205,7 @@
         </w:rPr>
         <w:t xml:space="preserve"> ; </w:t>
       </w:r>
-      <w:hyperlink r:id="rId40">
+      <w:hyperlink r:id="rId38">
         <w:r>
           <w:rPr>
             <w:lang w:val="fr_FR" w:bidi="fr_FR"/>
@@ -2266,7 +2223,7 @@
         </w:rPr>
         <w:t xml:space="preserve"> ; </w:t>
       </w:r>
-      <w:hyperlink r:id="rId41">
+      <w:hyperlink r:id="rId39">
         <w:r>
           <w:rPr>
             <w:lang w:val="fr_FR" w:bidi="fr_FR"/>
@@ -2284,7 +2241,7 @@
         </w:rPr>
         <w:t xml:space="preserve">). • Déchirez vos cœurs : dans la pensée hébraïque, le cœur est le centre de la pensée, de la foi et de la volonté. Le peuple de Dieu doit aller au-delà des démonstrations extérieures pour se repentir intérieurement, en changeant d'orientation, de priorités et d'attitudes. Cela n'est possible que s'ils reviennent à l'Éternel. • car il est compatissant et miséricordieux … riche en bonté : le seul espoir du peuple réside dans le caractère miséricordieux de l'Éternel (voir aussi </w:t>
       </w:r>
-      <w:hyperlink r:id="rId42">
+      <w:hyperlink r:id="rId40">
         <w:r>
           <w:rPr>
             <w:lang w:val="fr_FR" w:bidi="fr_FR"/>
@@ -2302,7 +2259,7 @@
         </w:rPr>
         <w:t xml:space="preserve"> ; </w:t>
       </w:r>
-      <w:hyperlink r:id="rId43">
+      <w:hyperlink r:id="rId41">
         <w:r>
           <w:rPr>
             <w:lang w:val="fr_FR" w:bidi="fr_FR"/>
@@ -2320,7 +2277,7 @@
         </w:rPr>
         <w:t xml:space="preserve"> ; </w:t>
       </w:r>
-      <w:hyperlink r:id="rId44">
+      <w:hyperlink r:id="rId42">
         <w:r>
           <w:rPr>
             <w:lang w:val="fr_FR" w:bidi="fr_FR"/>
@@ -2338,7 +2295,7 @@
         </w:rPr>
         <w:t xml:space="preserve"> ; </w:t>
       </w:r>
-      <w:hyperlink r:id="rId45">
+      <w:hyperlink r:id="rId43">
         <w:r>
           <w:rPr>
             <w:lang w:val="fr_FR" w:bidi="fr_FR"/>
@@ -2356,7 +2313,7 @@
         </w:rPr>
         <w:t xml:space="preserve"> ; </w:t>
       </w:r>
-      <w:hyperlink r:id="rId46">
+      <w:hyperlink r:id="rId44">
         <w:r>
           <w:rPr>
             <w:lang w:val="fr_FR" w:bidi="fr_FR"/>
@@ -2374,7 +2331,7 @@
         </w:rPr>
         <w:t xml:space="preserve"> ; </w:t>
       </w:r>
-      <w:hyperlink r:id="rId47">
+      <w:hyperlink r:id="rId45">
         <w:r>
           <w:rPr>
             <w:lang w:val="fr_FR" w:bidi="fr_FR"/>
@@ -2392,7 +2349,7 @@
         </w:rPr>
         <w:t xml:space="preserve"> ; </w:t>
       </w:r>
-      <w:hyperlink r:id="rId48">
+      <w:hyperlink r:id="rId46">
         <w:r>
           <w:rPr>
             <w:lang w:val="fr_FR" w:bidi="fr_FR"/>
@@ -2458,7 +2415,7 @@
         </w:rPr>
         <w:t xml:space="preserve">Qui sait : la simple question de Joël reconnaît la souveraineté absolue de Dieu (voir aussi </w:t>
       </w:r>
-      <w:hyperlink r:id="rId49">
+      <w:hyperlink r:id="rId47">
         <w:r>
           <w:rPr>
             <w:lang w:val="fr_FR" w:bidi="fr_FR"/>
@@ -2476,7 +2433,7 @@
         </w:rPr>
         <w:t>). Dieu n'est pas dans l'obligation de nous restaurer simplement parce que nous accomplissons certains rituels. Le pardon ne vient que par grâce divine, mais Joël sait que Dieu est enclin à pardonner (</w:t>
       </w:r>
-      <w:hyperlink r:id="rId20">
+      <w:hyperlink r:id="rId18">
         <w:r>
           <w:rPr>
             <w:lang w:val="fr_FR" w:bidi="fr_FR"/>
@@ -2590,7 +2547,7 @@
         </w:rPr>
         <w:t>L'époux... et l'épouse : les jeunes mariés étaient exemptés de la plupart des devoirs civiques dans l'ancien Israël (</w:t>
       </w:r>
-      <w:hyperlink r:id="rId50">
+      <w:hyperlink r:id="rId48">
         <w:r>
           <w:rPr>
             <w:lang w:val="fr_FR" w:bidi="fr_FR"/>
@@ -2608,7 +2565,7 @@
         </w:rPr>
         <w:t xml:space="preserve"> ; </w:t>
       </w:r>
-      <w:hyperlink r:id="rId51">
+      <w:hyperlink r:id="rId49">
         <w:r>
           <w:rPr>
             <w:lang w:val="fr_FR" w:bidi="fr_FR"/>
@@ -2872,7 +2829,7 @@
         </w:rPr>
         <w:t xml:space="preserve"> : Dieu restaurera les fruits de la terre. Les éléments nécessaires pour le sacrifice et le culte (voir </w:t>
       </w:r>
-      <w:hyperlink r:id="rId52">
+      <w:hyperlink r:id="rId50">
         <w:r>
           <w:rPr>
             <w:lang w:val="fr_FR" w:bidi="fr_FR"/>
@@ -2890,7 +2847,7 @@
         </w:rPr>
         <w:t xml:space="preserve">, </w:t>
       </w:r>
-      <w:hyperlink r:id="rId53">
+      <w:hyperlink r:id="rId51">
         <w:r>
           <w:rPr>
             <w:lang w:val="fr_FR" w:bidi="fr_FR"/>
@@ -3010,7 +2967,7 @@
         </w:rPr>
         <w:t xml:space="preserve"> : Dieu rétablira le la régularité des pluies et la sécheresse disparaîtra (</w:t>
       </w:r>
-      <w:hyperlink r:id="rId54">
+      <w:hyperlink r:id="rId52">
         <w:r>
           <w:rPr>
             <w:lang w:val="fr_FR" w:bidi="fr_FR"/>
@@ -3028,7 +2985,7 @@
         </w:rPr>
         <w:t xml:space="preserve">, </w:t>
       </w:r>
-      <w:hyperlink r:id="rId55">
+      <w:hyperlink r:id="rId53">
         <w:r>
           <w:rPr>
             <w:lang w:val="fr_FR" w:bidi="fr_FR"/>
@@ -3094,7 +3051,7 @@
         </w:rPr>
         <w:t xml:space="preserve">L'Éternel promet réparation pour les terribles dégâts causés par les sauterelles (voir </w:t>
       </w:r>
-      <w:hyperlink r:id="rId56">
+      <w:hyperlink r:id="rId54">
         <w:r>
           <w:rPr>
             <w:lang w:val="fr_FR" w:bidi="fr_FR"/>
@@ -3112,7 +3069,7 @@
         </w:rPr>
         <w:t xml:space="preserve">, </w:t>
       </w:r>
-      <w:hyperlink r:id="rId52">
+      <w:hyperlink r:id="rId50">
         <w:r>
           <w:rPr>
             <w:lang w:val="fr_FR" w:bidi="fr_FR"/>
@@ -3256,7 +3213,7 @@
         </w:rPr>
         <w:t xml:space="preserve"> : en Israël, le don puissant de l'Esprit de Dieu n'était auparavant accordé qu'à des personnes choisies telles que les juges (</w:t>
       </w:r>
-      <w:hyperlink r:id="rId57">
+      <w:hyperlink r:id="rId55">
         <w:r>
           <w:rPr>
             <w:lang w:val="fr_FR" w:bidi="fr_FR"/>
@@ -3274,7 +3231,7 @@
         </w:rPr>
         <w:t xml:space="preserve"> ; </w:t>
       </w:r>
-      <w:hyperlink r:id="rId58">
+      <w:hyperlink r:id="rId56">
         <w:r>
           <w:rPr>
             <w:lang w:val="fr_FR" w:bidi="fr_FR"/>
@@ -3292,7 +3249,7 @@
         </w:rPr>
         <w:t>), les sacrificateurs (</w:t>
       </w:r>
-      <w:hyperlink r:id="rId59">
+      <w:hyperlink r:id="rId57">
         <w:r>
           <w:rPr>
             <w:lang w:val="fr_FR" w:bidi="fr_FR"/>
@@ -3310,7 +3267,7 @@
         </w:rPr>
         <w:t>), les rois (</w:t>
       </w:r>
-      <w:hyperlink r:id="rId60">
+      <w:hyperlink r:id="rId58">
         <w:r>
           <w:rPr>
             <w:lang w:val="fr_FR" w:bidi="fr_FR"/>
@@ -3328,7 +3285,7 @@
         </w:rPr>
         <w:t>), et les prophètes (</w:t>
       </w:r>
-      <w:hyperlink r:id="rId61">
+      <w:hyperlink r:id="rId59">
         <w:r>
           <w:rPr>
             <w:lang w:val="fr_FR" w:bidi="fr_FR"/>
@@ -3358,7 +3315,7 @@
         </w:rPr>
         <w:t>, indépendamment de son sexe, de son âge ou de sa position sociale. Accomplissant le souhait de Moïse que chaque Israélite puisse devenir prophète (</w:t>
       </w:r>
-      <w:hyperlink r:id="rId62">
+      <w:hyperlink r:id="rId60">
         <w:r>
           <w:rPr>
             <w:lang w:val="fr_FR" w:bidi="fr_FR"/>
@@ -3376,7 +3333,7 @@
         </w:rPr>
         <w:t xml:space="preserve">), tous prophétiseront et auront des visions. En </w:t>
       </w:r>
-      <w:hyperlink r:id="rId63">
+      <w:hyperlink r:id="rId61">
         <w:r>
           <w:rPr>
             <w:lang w:val="fr_FR" w:bidi="fr_FR"/>
@@ -3394,7 +3351,7 @@
         </w:rPr>
         <w:t>, Pierre a étendu cette promesse pour inclure des peuples de partout dans le monde connu, rassemblés à Jérusalem, et indépendamment de leur origine ethnique (</w:t>
       </w:r>
-      <w:hyperlink r:id="rId64">
+      <w:hyperlink r:id="rId62">
         <w:r>
           <w:rPr>
             <w:lang w:val="fr_FR" w:bidi="fr_FR"/>
@@ -3412,7 +3369,7 @@
         </w:rPr>
         <w:t xml:space="preserve"> ; voir aussi </w:t>
       </w:r>
-      <w:hyperlink r:id="rId65">
+      <w:hyperlink r:id="rId63">
         <w:r>
           <w:rPr>
             <w:lang w:val="fr_FR" w:bidi="fr_FR"/>
@@ -3478,7 +3435,7 @@
         </w:rPr>
         <w:t>Le prophète contemple au-delà de son temps, vers le futur et au jour de l'Éternel, lorsque Dieu répandra son Esprit d'une manière encore jamais vue et accomplira des signes et des prodiges pour que toute l'humanité puisse les voir. L'apôtre Pierre témoigne de l'accomplissement de ce passage le jour de la Pentecôte (</w:t>
       </w:r>
-      <w:hyperlink r:id="rId66">
+      <w:hyperlink r:id="rId64">
         <w:r>
           <w:rPr>
             <w:lang w:val="fr_FR" w:bidi="fr_FR"/>
@@ -3592,7 +3549,7 @@
         </w:rPr>
         <w:t xml:space="preserve">L'effusion future de l'Esprit de Dieu sera accompagné de signes et de prodiges. Le sang, le feu et les colonnes de fumée, ainsi que l'obscurcissement du soleil et de la lune, sont des indications de la venue du jugement de Dieu (voir </w:t>
       </w:r>
-      <w:hyperlink r:id="rId67">
+      <w:hyperlink r:id="rId65">
         <w:r>
           <w:rPr>
             <w:lang w:val="fr_FR" w:bidi="fr_FR"/>
@@ -3610,7 +3567,7 @@
         </w:rPr>
         <w:t xml:space="preserve"> ; </w:t>
       </w:r>
-      <w:hyperlink r:id="rId68">
+      <w:hyperlink r:id="rId66">
         <w:r>
           <w:rPr>
             <w:lang w:val="fr_FR" w:bidi="fr_FR"/>
@@ -3628,7 +3585,7 @@
         </w:rPr>
         <w:t xml:space="preserve"> ; </w:t>
       </w:r>
-      <w:hyperlink r:id="rId69">
+      <w:hyperlink r:id="rId67">
         <w:r>
           <w:rPr>
             <w:lang w:val="fr_FR" w:bidi="fr_FR"/>
@@ -3706,7 +3663,7 @@
         </w:rPr>
         <w:t xml:space="preserve"> l'Éternel (voir </w:t>
       </w:r>
-      <w:hyperlink r:id="rId70">
+      <w:hyperlink r:id="rId68">
         <w:r>
           <w:rPr>
             <w:lang w:val="fr_FR" w:bidi="fr_FR"/>
@@ -3724,7 +3681,7 @@
         </w:rPr>
         <w:t xml:space="preserve"> ; </w:t>
       </w:r>
-      <w:hyperlink r:id="rId71">
+      <w:hyperlink r:id="rId69">
         <w:r>
           <w:rPr>
             <w:lang w:val="fr_FR" w:bidi="fr_FR"/>
@@ -3742,7 +3699,7 @@
         </w:rPr>
         <w:t xml:space="preserve"> ; </w:t>
       </w:r>
-      <w:hyperlink r:id="rId72">
+      <w:hyperlink r:id="rId70">
         <w:r>
           <w:rPr>
             <w:lang w:val="fr_FR" w:bidi="fr_FR"/>
@@ -3760,7 +3717,7 @@
         </w:rPr>
         <w:t xml:space="preserve"> ; </w:t>
       </w:r>
-      <w:hyperlink r:id="rId73">
+      <w:hyperlink r:id="rId71">
         <w:r>
           <w:rPr>
             <w:lang w:val="fr_FR" w:bidi="fr_FR"/>
@@ -3778,7 +3735,7 @@
         </w:rPr>
         <w:t xml:space="preserve"> ; </w:t>
       </w:r>
-      <w:hyperlink r:id="rId74">
+      <w:hyperlink r:id="rId72">
         <w:r>
           <w:rPr>
             <w:lang w:val="fr_FR" w:bidi="fr_FR"/>
@@ -3796,7 +3753,7 @@
         </w:rPr>
         <w:t xml:space="preserve">). • Ceux que l'Éternel appelle sont le reste choisi, les survivants de son jugement, qui l'adorent (voir </w:t>
       </w:r>
-      <w:hyperlink r:id="rId75">
+      <w:hyperlink r:id="rId73">
         <w:r>
           <w:rPr>
             <w:lang w:val="fr_FR" w:bidi="fr_FR"/>
@@ -3814,7 +3771,7 @@
         </w:rPr>
         <w:t xml:space="preserve"> ; </w:t>
       </w:r>
-      <w:hyperlink r:id="rId76">
+      <w:hyperlink r:id="rId74">
         <w:r>
           <w:rPr>
             <w:lang w:val="fr_FR" w:bidi="fr_FR"/>
@@ -3832,7 +3789,7 @@
         </w:rPr>
         <w:t xml:space="preserve"> ; </w:t>
       </w:r>
-      <w:hyperlink r:id="rId77">
+      <w:hyperlink r:id="rId75">
         <w:r>
           <w:rPr>
             <w:lang w:val="fr_FR" w:bidi="fr_FR"/>
@@ -3946,7 +3903,7 @@
         </w:rPr>
         <w:t>Je rassemblerai toutes les nations... dans la vallée de Josaphat : cette vallée n'est pas liée au roi Josaphat de Juda (</w:t>
       </w:r>
-      <w:hyperlink r:id="rId78">
+      <w:hyperlink r:id="rId76">
         <w:r>
           <w:rPr>
             <w:lang w:val="fr_FR" w:bidi="fr_FR"/>
@@ -3964,7 +3921,7 @@
         </w:rPr>
         <w:t xml:space="preserve">), mais, cette description, qui signifie « la vallée où l'Éternel juge », identifie le site comme le lieu où Dieu rendra son jugement (voir </w:t>
       </w:r>
-      <w:hyperlink r:id="rId79">
+      <w:hyperlink r:id="rId77">
         <w:r>
           <w:rPr>
             <w:lang w:val="fr_FR" w:bidi="fr_FR"/>
@@ -3982,7 +3939,7 @@
         </w:rPr>
         <w:t xml:space="preserve">) concernant le sort des nations. • Les péchés des nations comprennent l'exil du peuple de l'alliance de Dieu et le fait que de jeunes garçons et de jeunes filles sans défense deviennent les victimes d'un commerce d'esclaves inhumain (cf. </w:t>
       </w:r>
-      <w:hyperlink r:id="rId80">
+      <w:hyperlink r:id="rId78">
         <w:r>
           <w:rPr>
             <w:lang w:val="fr_FR" w:bidi="fr_FR"/>
@@ -4000,7 +3957,7 @@
         </w:rPr>
         <w:t xml:space="preserve"> ; </w:t>
       </w:r>
-      <w:hyperlink r:id="rId81">
+      <w:hyperlink r:id="rId79">
         <w:r>
           <w:rPr>
             <w:lang w:val="fr_FR" w:bidi="fr_FR"/>
@@ -4066,7 +4023,7 @@
         </w:rPr>
         <w:t xml:space="preserve">Les villes phéniciennes de Tyr et de Sidon ainsi que celles des Philistins sont coupables d'avoir pillé les précieux trésors de Jérusalem et d'avoir vendu son peuple comme esclaves aux Grecs (voir </w:t>
       </w:r>
-      <w:hyperlink r:id="rId82">
+      <w:hyperlink r:id="rId80">
         <w:r>
           <w:rPr>
             <w:lang w:val="fr_FR" w:bidi="fr_FR"/>
@@ -4084,7 +4041,7 @@
         </w:rPr>
         <w:t xml:space="preserve">, </w:t>
       </w:r>
-      <w:hyperlink r:id="rId83">
+      <w:hyperlink r:id="rId81">
         <w:r>
           <w:rPr>
             <w:lang w:val="fr_FR" w:bidi="fr_FR"/>
@@ -4246,7 +4203,7 @@
         </w:rPr>
         <w:t>De vos hoyaux forgez des épées : en reprenant délibérément l'image inverse d'</w:t>
       </w:r>
-      <w:hyperlink r:id="rId84">
+      <w:hyperlink r:id="rId82">
         <w:r>
           <w:rPr>
             <w:lang w:val="fr_FR" w:bidi="fr_FR"/>
@@ -4264,7 +4221,7 @@
         </w:rPr>
         <w:t xml:space="preserve"> et </w:t>
       </w:r>
-      <w:hyperlink r:id="rId85">
+      <w:hyperlink r:id="rId83">
         <w:r>
           <w:rPr>
             <w:lang w:val="fr_FR" w:bidi="fr_FR"/>
@@ -4390,7 +4347,7 @@
         </w:rPr>
         <w:t xml:space="preserve">Dieu vaincra les nations comme une faucille fauche les tiges de grain et comme des ouvriers foulent le raisin dans un pressoir (voir </w:t>
       </w:r>
-      <w:hyperlink r:id="rId86">
+      <w:hyperlink r:id="rId84">
         <w:r>
           <w:rPr>
             <w:lang w:val="fr_FR" w:bidi="fr_FR"/>
@@ -4408,7 +4365,7 @@
         </w:rPr>
         <w:t xml:space="preserve"> ; </w:t>
       </w:r>
-      <w:hyperlink r:id="rId87">
+      <w:hyperlink r:id="rId85">
         <w:r>
           <w:rPr>
             <w:lang w:val="fr_FR" w:bidi="fr_FR"/>
@@ -4500,7 +4457,7 @@
         </w:rPr>
         <w:t xml:space="preserve">) : la répétition du mot hébreu rend compte du bruit chaotique que produit une foule immense. • la vallée du jugement : le nom de la vallée a changé (cf. </w:t>
       </w:r>
-      <w:hyperlink r:id="rId88">
+      <w:hyperlink r:id="rId86">
         <w:r>
           <w:rPr>
             <w:lang w:val="fr_FR" w:bidi="fr_FR"/>
@@ -4518,7 +4475,7 @@
         </w:rPr>
         <w:t xml:space="preserve">, </w:t>
       </w:r>
-      <w:hyperlink r:id="rId89">
+      <w:hyperlink r:id="rId87">
         <w:r>
           <w:rPr>
             <w:lang w:val="fr_FR" w:bidi="fr_FR"/>
@@ -4584,7 +4541,7 @@
         </w:rPr>
         <w:t xml:space="preserve">La voix de l'Éternel, semblable à celle d'un lion, rugit depuis Sion, ébranlant le ciel et la terre et terrifiant les pécheurs (voir </w:t>
       </w:r>
-      <w:hyperlink r:id="rId90">
+      <w:hyperlink r:id="rId88">
         <w:r>
           <w:rPr>
             <w:lang w:val="fr_FR" w:bidi="fr_FR"/>
@@ -4663,7 +4620,7 @@
         </w:rPr>
         <w:t xml:space="preserve"> sa montagne sainte (voir aussi </w:t>
       </w:r>
-      <w:hyperlink r:id="rId91">
+      <w:hyperlink r:id="rId89">
         <w:r>
           <w:rPr>
             <w:lang w:val="fr_FR" w:bidi="fr_FR"/>
@@ -4729,7 +4686,7 @@
         </w:rPr>
         <w:t xml:space="preserve">Les bénédictions découleront de la présence souveraine de l'Éternel à Sion (voir aussi </w:t>
       </w:r>
-      <w:hyperlink r:id="rId92">
+      <w:hyperlink r:id="rId90">
         <w:r>
           <w:rPr>
             <w:lang w:val="fr_FR" w:bidi="fr_FR"/>
@@ -4747,7 +4704,7 @@
         </w:rPr>
         <w:t xml:space="preserve"> ; </w:t>
       </w:r>
-      <w:hyperlink r:id="rId93">
+      <w:hyperlink r:id="rId91">
         <w:r>
           <w:rPr>
             <w:lang w:val="fr_FR" w:bidi="fr_FR"/>
@@ -4765,7 +4722,7 @@
         </w:rPr>
         <w:t xml:space="preserve">). Il surabondera le vin doux et le lait. Du temple, la maison de Dieu sur terre, jaillira une source qui arrosera à perpétuité le paysage aride (voir </w:t>
       </w:r>
-      <w:hyperlink r:id="rId94">
+      <w:hyperlink r:id="rId92">
         <w:r>
           <w:rPr>
             <w:lang w:val="fr_FR" w:bidi="fr_FR"/>
@@ -4783,7 +4740,7 @@
         </w:rPr>
         <w:t xml:space="preserve"> ; </w:t>
       </w:r>
-      <w:hyperlink r:id="rId95">
+      <w:hyperlink r:id="rId93">
         <w:r>
           <w:rPr>
             <w:lang w:val="fr_FR" w:bidi="fr_FR"/>
@@ -4897,7 +4854,7 @@
         </w:rPr>
         <w:t xml:space="preserve">La conclusion de la prophétie de Joël est l'antithèse de son introduction. Dans </w:t>
       </w:r>
-      <w:hyperlink r:id="rId28">
+      <w:hyperlink r:id="rId26">
         <w:r>
           <w:rPr>
             <w:lang w:val="fr_FR" w:bidi="fr_FR"/>
@@ -4915,7 +4872,7 @@
         </w:rPr>
         <w:t xml:space="preserve">, l'avenir de Juda semble gravement compromis. Le fléau et la sécheresse, signes du jugement divin, menacent l'existence de Juda. Maintenant, Joël termine avec l'assurance divine que Juda et Jérusalem perdureront à travers toutes les générations. Le peuple de Dieu, pour chaque génération, repose en sécurité et dans l'espoir que son royaume gouvernera sur le ciel et la terre (voir aussi </w:t>
       </w:r>
-      <w:hyperlink r:id="rId96">
+      <w:hyperlink r:id="rId94">
         <w:r>
           <w:rPr>
             <w:lang w:val="fr_FR" w:bidi="fr_FR"/>
@@ -4933,7 +4890,7 @@
         </w:rPr>
         <w:t xml:space="preserve">; </w:t>
       </w:r>
-      <w:hyperlink r:id="rId97">
+      <w:hyperlink r:id="rId95">
         <w:r>
           <w:rPr>
             <w:lang w:val="fr_FR" w:bidi="fr_FR"/>
@@ -4951,7 +4908,7 @@
         </w:rPr>
         <w:t xml:space="preserve">; </w:t>
       </w:r>
-      <w:hyperlink r:id="rId98">
+      <w:hyperlink r:id="rId96">
         <w:r>
           <w:rPr>
             <w:lang w:val="fr_FR" w:bidi="fr_FR"/>

--- a/fra/docx/29.content.docx
+++ b/fra/docx/29.content.docx
@@ -163,13 +163,6 @@
         <w:rPr>
           <w:lang w:val="fr_FR" w:bidi="fr_FR"/>
         </w:rPr>
-      </w:r>
-      <w:r>
-        <w:rPr>
-          <w:i/>
-          <w:lang w:val="fr_FR" w:bidi="fr_FR"/>
-        </w:rPr>
-        <w:t>Joël 1.1, Joël 1.1–2.17, Joël 1.2, Joël 1.3, Joël 1.4, Joël 1.5, Joël 1.7, Joël 1.8, Joël 1.9, Joël 1.10, Joël 1.12, Joël 1.13–14, Joël 1.15, Joël 1.17, Joël 1.18, Joël 1.19, Joël 1.20, Joël 2.1, Joël 2.1–11, Joël 2.2, Joël 2.3, Joël 2.4–5, Joël 2.6, Joël 2.7–9, Joël 2.10, Joël 2.11, Joël 2.12, Joël 2.12–17, Joël 2.13, Joël 2.14, Joël 2.15, Joël 2.16, Joël 2.17, Joël 2.18, Joël 2.18–27, Joël 2.18–3.21, Joël 2.19–20, Joël 2.21–22, Joël 2.23, Joël 2.25, Joël 2.26–27, Joël 2.28–29, Joël 2.28–32, Joël 2.28–3.21, Joël 2.30–31, Joël 2.32, Joël 3.1–16, Joël 3.2–3, Joël 3.4–6, Joël 3.7–8, Joël 3.9, Joël 3.10, Joël 3.12, Joël 3.13, Joël 3.14, Joël 3.16, Joël 3.17, Joël 3.18, Joël 3.19, Joël 3.20–21</w:t>
       </w:r>
       <w:r>
         <w:rPr>

--- a/fra/docx/29.content.docx
+++ b/fra/docx/29.content.docx
@@ -150,19 +150,6 @@
           <w:lang w:val="fr_FR" w:bidi="fr_FR"/>
         </w:rPr>
         <w:t>JOL</w:t>
-      </w:r>
-      <w:r>
-        <w:rPr>
-          <w:lang w:val="fr_FR" w:bidi="fr_FR"/>
-        </w:rPr>
-      </w:r>
-    </w:p>
-    <w:p>
-      <w:pPr/>
-      <w:r>
-        <w:rPr>
-          <w:lang w:val="fr_FR" w:bidi="fr_FR"/>
-        </w:rPr>
       </w:r>
       <w:r>
         <w:rPr>

--- a/fra/docx/29.content.docx
+++ b/fra/docx/29.content.docx
@@ -19,7 +19,7 @@
         <w:rPr>
           <w:lang w:val="fr_FR" w:bidi="fr_FR"/>
         </w:rPr>
-        <w:t>Resource: Notes d'étude (Tyndale)</w:t>
+        <w:t>Resource: Tyndale Open Study Notes</w:t>
       </w:r>
       <w:r>
         <w:rPr>
@@ -112,7 +112,7 @@
         <w:rPr>
           <w:lang w:val="fr_FR" w:bidi="fr_FR"/>
         </w:rPr>
-        <w:t>Notes d'étude (Tyndale)</w:t>
+        <w:t>Tyndale Open Study Notes</w:t>
       </w:r>
     </w:p>
     <w:p>

--- a/fra/docx/29.content.docx
+++ b/fra/docx/29.content.docx
@@ -19,7 +19,7 @@
         <w:rPr>
           <w:lang w:val="fr_FR" w:bidi="fr_FR"/>
         </w:rPr>
-        <w:t>Resource: Tyndale Open Study Notes</w:t>
+        <w:t>Resource: Aquifer Open Study Notes</w:t>
       </w:r>
       <w:r>
         <w:rPr>
@@ -112,7 +112,7 @@
         <w:rPr>
           <w:lang w:val="fr_FR" w:bidi="fr_FR"/>
         </w:rPr>
-        <w:t>Tyndale Open Study Notes</w:t>
+        <w:t>Aquifer Open Study Notes</w:t>
       </w:r>
     </w:p>
     <w:p>

--- a/fra/docx/29.content.docx
+++ b/fra/docx/29.content.docx
@@ -416,36 +416,24 @@
         </w:rPr>
         <w:t xml:space="preserve">Le peuple de Dieu racontera aux générations futures ce qui se produit afin que leurs descendants profitent également des leçons tirées (cf. </w:t>
       </w:r>
-      <w:hyperlink r:id="rId13">
-        <w:r>
-          <w:rPr>
-            <w:lang w:val="fr_FR" w:bidi="fr_FR"/>
-          </w:rPr>
-          <w:rPr>
-            <w:color w:val="0000EE"/>
-            <w:u w:val="single"/>
-          </w:rPr>
-          <w:t>Dt 4.9</w:t>
-        </w:r>
-      </w:hyperlink>
+      <w:r>
+        <w:rPr>
+          <w:lang w:val="fr_FR" w:bidi="fr_FR"/>
+        </w:rPr>
+        <w:t>Dt 4.9</w:t>
+      </w:r>
       <w:r>
         <w:rPr>
           <w:lang w:val="fr_FR" w:bidi="fr_FR"/>
         </w:rPr>
         <w:t xml:space="preserve"> ; </w:t>
       </w:r>
-      <w:hyperlink r:id="rId14">
-        <w:r>
-          <w:rPr>
-            <w:lang w:val="fr_FR" w:bidi="fr_FR"/>
-          </w:rPr>
-          <w:rPr>
-            <w:color w:val="0000EE"/>
-            <w:u w:val="single"/>
-          </w:rPr>
-          <w:t>6.20–25</w:t>
-        </w:r>
-      </w:hyperlink>
+      <w:r>
+        <w:rPr>
+          <w:lang w:val="fr_FR" w:bidi="fr_FR"/>
+        </w:rPr>
+        <w:t>6.20–25</w:t>
+      </w:r>
       <w:r>
         <w:rPr>
           <w:lang w:val="fr_FR" w:bidi="fr_FR"/>
@@ -717,36 +705,24 @@
         </w:rPr>
         <w:t xml:space="preserve">Le fléau des sauterelles confronte le peuple de Juda à la famine et interrompt les sacrifices quotidiens d'animaux ainsi que les offrandes de grains et de vin au temple à Jérusalem (cf. </w:t>
       </w:r>
-      <w:hyperlink r:id="rId15">
-        <w:r>
-          <w:rPr>
-            <w:lang w:val="fr_FR" w:bidi="fr_FR"/>
-          </w:rPr>
-          <w:rPr>
-            <w:color w:val="0000EE"/>
-            <w:u w:val="single"/>
-          </w:rPr>
-          <w:t>Ex 29.38–41</w:t>
-        </w:r>
-      </w:hyperlink>
+      <w:r>
+        <w:rPr>
+          <w:lang w:val="fr_FR" w:bidi="fr_FR"/>
+        </w:rPr>
+        <w:t>Ex 29.38–41</w:t>
+      </w:r>
       <w:r>
         <w:rPr>
           <w:lang w:val="fr_FR" w:bidi="fr_FR"/>
         </w:rPr>
         <w:t xml:space="preserve"> ; </w:t>
       </w:r>
-      <w:hyperlink r:id="rId16">
-        <w:r>
-          <w:rPr>
-            <w:lang w:val="fr_FR" w:bidi="fr_FR"/>
-          </w:rPr>
-          <w:rPr>
-            <w:color w:val="0000EE"/>
-            <w:u w:val="single"/>
-          </w:rPr>
-          <w:t>Nb 28.2–8</w:t>
-        </w:r>
-      </w:hyperlink>
+      <w:r>
+        <w:rPr>
+          <w:lang w:val="fr_FR" w:bidi="fr_FR"/>
+        </w:rPr>
+        <w:t>Nb 28.2–8</w:t>
+      </w:r>
       <w:r>
         <w:rPr>
           <w:lang w:val="fr_FR" w:bidi="fr_FR"/>
@@ -849,18 +825,12 @@
         </w:rPr>
         <w:t xml:space="preserve">La sécheresse a intensifié la dévastation causée par les sauterelles : tout a flétri et est desséché (voir aussi </w:t>
       </w:r>
-      <w:hyperlink r:id="rId17">
-        <w:r>
-          <w:rPr>
-            <w:lang w:val="fr_FR" w:bidi="fr_FR"/>
-          </w:rPr>
-          <w:rPr>
-            <w:color w:val="0000EE"/>
-            <w:u w:val="single"/>
-          </w:rPr>
-          <w:t>1.19–20</w:t>
-        </w:r>
-      </w:hyperlink>
+      <w:r>
+        <w:rPr>
+          <w:lang w:val="fr_FR" w:bidi="fr_FR"/>
+        </w:rPr>
+        <w:t>1.19–20</w:t>
+      </w:r>
       <w:r>
         <w:rPr>
           <w:lang w:val="fr_FR" w:bidi="fr_FR"/>
@@ -915,18 +885,12 @@
         </w:rPr>
         <w:t xml:space="preserve">Les sacrificateurs devaient conduire tout le peuple dans des rites publics de deuil au temple. Leurs pratiques extérieures devaient refléter un véritable changement intérieur (voir </w:t>
       </w:r>
-      <w:hyperlink r:id="rId18">
-        <w:r>
-          <w:rPr>
-            <w:lang w:val="fr_FR" w:bidi="fr_FR"/>
-          </w:rPr>
-          <w:rPr>
-            <w:color w:val="0000EE"/>
-            <w:u w:val="single"/>
-          </w:rPr>
-          <w:t>2.13</w:t>
-        </w:r>
-      </w:hyperlink>
+      <w:r>
+        <w:rPr>
+          <w:lang w:val="fr_FR" w:bidi="fr_FR"/>
+        </w:rPr>
+        <w:t>2.13</w:t>
+      </w:r>
       <w:r>
         <w:rPr>
           <w:lang w:val="fr_FR" w:bidi="fr_FR"/>
@@ -981,18 +945,12 @@
         </w:rPr>
         <w:t>La dévastation des sauterelles n'est pas simplement un événement naturel, mais un signe que le jour de l'Éternel est proche. Depuis l'époque d'Amos, vers 700 av. J.‑C. (</w:t>
       </w:r>
-      <w:hyperlink r:id="rId19">
-        <w:r>
-          <w:rPr>
-            <w:lang w:val="fr_FR" w:bidi="fr_FR"/>
-          </w:rPr>
-          <w:rPr>
-            <w:color w:val="0000EE"/>
-            <w:u w:val="single"/>
-          </w:rPr>
-          <w:t>Am 5.18</w:t>
-        </w:r>
-      </w:hyperlink>
+      <w:r>
+        <w:rPr>
+          <w:lang w:val="fr_FR" w:bidi="fr_FR"/>
+        </w:rPr>
+        <w:t>Am 5.18</w:t>
+      </w:r>
       <w:r>
         <w:rPr>
           <w:lang w:val="fr_FR" w:bidi="fr_FR"/>
@@ -1223,72 +1181,48 @@
         </w:rPr>
         <w:t>Toute la création souffre à cause du péché humain (</w:t>
       </w:r>
-      <w:hyperlink r:id="rId20">
-        <w:r>
-          <w:rPr>
-            <w:lang w:val="fr_FR" w:bidi="fr_FR"/>
-          </w:rPr>
-          <w:rPr>
-            <w:color w:val="0000EE"/>
-            <w:u w:val="single"/>
-          </w:rPr>
-          <w:t xml:space="preserve">Gn 3.17–18 </w:t>
-        </w:r>
-      </w:hyperlink>
+      <w:r>
+        <w:rPr>
+          <w:lang w:val="fr_FR" w:bidi="fr_FR"/>
+        </w:rPr>
+        <w:t xml:space="preserve">Gn 3.17–18 </w:t>
+      </w:r>
       <w:r>
         <w:rPr>
           <w:lang w:val="fr_FR" w:bidi="fr_FR"/>
         </w:rPr>
         <w:t xml:space="preserve">; </w:t>
       </w:r>
-      <w:hyperlink r:id="rId21">
-        <w:r>
-          <w:rPr>
-            <w:lang w:val="fr_FR" w:bidi="fr_FR"/>
-          </w:rPr>
-          <w:rPr>
-            <w:color w:val="0000EE"/>
-            <w:u w:val="single"/>
-          </w:rPr>
-          <w:t xml:space="preserve">9.2 </w:t>
-        </w:r>
-      </w:hyperlink>
+      <w:r>
+        <w:rPr>
+          <w:lang w:val="fr_FR" w:bidi="fr_FR"/>
+        </w:rPr>
+        <w:t xml:space="preserve">9.2 </w:t>
+      </w:r>
       <w:r>
         <w:rPr>
           <w:lang w:val="fr_FR" w:bidi="fr_FR"/>
         </w:rPr>
         <w:t xml:space="preserve">; </w:t>
       </w:r>
-      <w:hyperlink r:id="rId22">
-        <w:r>
-          <w:rPr>
-            <w:lang w:val="fr_FR" w:bidi="fr_FR"/>
-          </w:rPr>
-          <w:rPr>
-            <w:color w:val="0000EE"/>
-            <w:u w:val="single"/>
-          </w:rPr>
-          <w:t>Rm 8.20–21</w:t>
-        </w:r>
-      </w:hyperlink>
+      <w:r>
+        <w:rPr>
+          <w:lang w:val="fr_FR" w:bidi="fr_FR"/>
+        </w:rPr>
+        <w:t>Rm 8.20–21</w:t>
+      </w:r>
       <w:r>
         <w:rPr>
           <w:lang w:val="fr_FR" w:bidi="fr_FR"/>
         </w:rPr>
         <w:t xml:space="preserve">), même les bêtes des champs crient vers Dieu. Le mot hébreu traduit par « crier » est le même mot que celui utilisé dans </w:t>
       </w:r>
-      <w:hyperlink r:id="rId23">
-        <w:r>
-          <w:rPr>
-            <w:lang w:val="fr_FR" w:bidi="fr_FR"/>
-          </w:rPr>
-          <w:rPr>
-            <w:color w:val="0000EE"/>
-            <w:u w:val="single"/>
-          </w:rPr>
-          <w:t>Ps 42.2</w:t>
-        </w:r>
-      </w:hyperlink>
+      <w:r>
+        <w:rPr>
+          <w:lang w:val="fr_FR" w:bidi="fr_FR"/>
+        </w:rPr>
+        <w:t>Ps 42.2</w:t>
+      </w:r>
       <w:r>
         <w:rPr>
           <w:lang w:val="fr_FR" w:bidi="fr_FR"/>
@@ -1307,18 +1241,12 @@
         </w:rPr>
         <w:t xml:space="preserve"> (cf. </w:t>
       </w:r>
-      <w:hyperlink r:id="rId24">
-        <w:r>
-          <w:rPr>
-            <w:lang w:val="fr_FR" w:bidi="fr_FR"/>
-          </w:rPr>
-          <w:rPr>
-            <w:color w:val="0000EE"/>
-            <w:u w:val="single"/>
-          </w:rPr>
-          <w:t>Es 1.3</w:t>
-        </w:r>
-      </w:hyperlink>
+      <w:r>
+        <w:rPr>
+          <w:lang w:val="fr_FR" w:bidi="fr_FR"/>
+        </w:rPr>
+        <w:t>Es 1.3</w:t>
+      </w:r>
       <w:r>
         <w:rPr>
           <w:lang w:val="fr_FR" w:bidi="fr_FR"/>
@@ -1386,18 +1314,12 @@
         </w:rPr>
         <w:t xml:space="preserve">(voir aussi </w:t>
       </w:r>
-      <w:hyperlink r:id="rId25">
-        <w:r>
-          <w:rPr>
-            <w:lang w:val="fr_FR" w:bidi="fr_FR"/>
-          </w:rPr>
-          <w:rPr>
-            <w:color w:val="0000EE"/>
-            <w:u w:val="single"/>
-          </w:rPr>
-          <w:t>2.15</w:t>
-        </w:r>
-      </w:hyperlink>
+      <w:r>
+        <w:rPr>
+          <w:lang w:val="fr_FR" w:bidi="fr_FR"/>
+        </w:rPr>
+        <w:t>2.15</w:t>
+      </w:r>
       <w:r>
         <w:rPr>
           <w:lang w:val="fr_FR" w:bidi="fr_FR"/>
@@ -1452,18 +1374,12 @@
         </w:rPr>
         <w:t>Certains considèrent ce passage comme un deuxième récit de l'invasion de sauterelles décrite au chap</w:t>
       </w:r>
-      <w:hyperlink r:id="rId26">
-        <w:r>
-          <w:rPr>
-            <w:lang w:val="fr_FR" w:bidi="fr_FR"/>
-          </w:rPr>
-          <w:rPr>
-            <w:color w:val="0000EE"/>
-            <w:u w:val="single"/>
-          </w:rPr>
-          <w:t>. 1</w:t>
-        </w:r>
-      </w:hyperlink>
+      <w:r>
+        <w:rPr>
+          <w:lang w:val="fr_FR" w:bidi="fr_FR"/>
+        </w:rPr>
+        <w:t>. 1</w:t>
+      </w:r>
       <w:r>
         <w:rPr>
           <w:lang w:val="fr_FR" w:bidi="fr_FR"/>
@@ -1524,36 +1440,24 @@
         </w:rPr>
         <w:t>Certains chefs religieux ont enseigné aux habitants de Jérusalem et de Juda que le jour de l'Éternel serait un temps de bénédiction pour le peuple de Dieu. Comme en écho au prophète Sophonie (</w:t>
       </w:r>
-      <w:hyperlink r:id="rId27">
-        <w:r>
-          <w:rPr>
-            <w:lang w:val="fr_FR" w:bidi="fr_FR"/>
-          </w:rPr>
-          <w:rPr>
-            <w:color w:val="0000EE"/>
-            <w:u w:val="single"/>
-          </w:rPr>
-          <w:t>So 1.15</w:t>
-        </w:r>
-      </w:hyperlink>
+      <w:r>
+        <w:rPr>
+          <w:lang w:val="fr_FR" w:bidi="fr_FR"/>
+        </w:rPr>
+        <w:t>So 1.15</w:t>
+      </w:r>
       <w:r>
         <w:rPr>
           <w:lang w:val="fr_FR" w:bidi="fr_FR"/>
         </w:rPr>
         <w:t xml:space="preserve">), Joël annonce que ce sera plutôt un jour de ténèbres et de tristesse (voir aussi </w:t>
       </w:r>
-      <w:hyperlink r:id="rId28">
-        <w:r>
-          <w:rPr>
-            <w:lang w:val="fr_FR" w:bidi="fr_FR"/>
-          </w:rPr>
-          <w:rPr>
-            <w:color w:val="0000EE"/>
-            <w:u w:val="single"/>
-          </w:rPr>
-          <w:t>Am 5.18–20</w:t>
-        </w:r>
-      </w:hyperlink>
+      <w:r>
+        <w:rPr>
+          <w:lang w:val="fr_FR" w:bidi="fr_FR"/>
+        </w:rPr>
+        <w:t>Am 5.18–20</w:t>
+      </w:r>
       <w:r>
         <w:rPr>
           <w:lang w:val="fr_FR" w:bidi="fr_FR"/>
@@ -1614,36 +1518,24 @@
         </w:rPr>
         <w:t xml:space="preserve"> (à l'inverse d'</w:t>
       </w:r>
-      <w:hyperlink r:id="rId29">
-        <w:r>
-          <w:rPr>
-            <w:lang w:val="fr_FR" w:bidi="fr_FR"/>
-          </w:rPr>
-          <w:rPr>
-            <w:color w:val="0000EE"/>
-            <w:u w:val="single"/>
-          </w:rPr>
-          <w:t>Es 51.3</w:t>
-        </w:r>
-      </w:hyperlink>
+      <w:r>
+        <w:rPr>
+          <w:lang w:val="fr_FR" w:bidi="fr_FR"/>
+        </w:rPr>
+        <w:t>Es 51.3</w:t>
+      </w:r>
       <w:r>
         <w:rPr>
           <w:lang w:val="fr_FR" w:bidi="fr_FR"/>
         </w:rPr>
         <w:t xml:space="preserve"> et d'</w:t>
       </w:r>
-      <w:hyperlink r:id="rId30">
-        <w:r>
-          <w:rPr>
-            <w:lang w:val="fr_FR" w:bidi="fr_FR"/>
-          </w:rPr>
-          <w:rPr>
-            <w:color w:val="0000EE"/>
-            <w:u w:val="single"/>
-          </w:rPr>
-          <w:t>Ez 36.35</w:t>
-        </w:r>
-      </w:hyperlink>
+      <w:r>
+        <w:rPr>
+          <w:lang w:val="fr_FR" w:bidi="fr_FR"/>
+        </w:rPr>
+        <w:t>Ez 36.35</w:t>
+      </w:r>
       <w:r>
         <w:rPr>
           <w:lang w:val="fr_FR" w:bidi="fr_FR"/>
@@ -1698,18 +1590,12 @@
         </w:rPr>
         <w:t xml:space="preserve">On dirait des chevaux : la ressemblance entre les sauterelles et des chevaux (voir aussi </w:t>
       </w:r>
-      <w:hyperlink r:id="rId31">
-        <w:r>
-          <w:rPr>
-            <w:lang w:val="fr_FR" w:bidi="fr_FR"/>
-          </w:rPr>
-          <w:rPr>
-            <w:color w:val="0000EE"/>
-            <w:u w:val="single"/>
-          </w:rPr>
-          <w:t>Ap 9.7</w:t>
-        </w:r>
-      </w:hyperlink>
+      <w:r>
+        <w:rPr>
+          <w:lang w:val="fr_FR" w:bidi="fr_FR"/>
+        </w:rPr>
+        <w:t>Ap 9.7</w:t>
+      </w:r>
       <w:r>
         <w:rPr>
           <w:lang w:val="fr_FR" w:bidi="fr_FR"/>
@@ -1764,18 +1650,12 @@
         </w:rPr>
         <w:t xml:space="preserve">Tous les visages pâlissent : l'anticipation de l'invasion prépare le peuple à l'appel à la repentance en </w:t>
       </w:r>
-      <w:hyperlink r:id="rId32">
-        <w:r>
-          <w:rPr>
-            <w:lang w:val="fr_FR" w:bidi="fr_FR"/>
-          </w:rPr>
-          <w:rPr>
-            <w:color w:val="0000EE"/>
-            <w:u w:val="single"/>
-          </w:rPr>
-          <w:t>2.12–14</w:t>
-        </w:r>
-      </w:hyperlink>
+      <w:r>
+        <w:rPr>
+          <w:lang w:val="fr_FR" w:bidi="fr_FR"/>
+        </w:rPr>
+        <w:t>2.12–14</w:t>
+      </w:r>
       <w:r>
         <w:rPr>
           <w:lang w:val="fr_FR" w:bidi="fr_FR"/>
@@ -1891,72 +1771,48 @@
         </w:rPr>
         <w:t xml:space="preserve">, une manifestation de Dieu (voir </w:t>
       </w:r>
-      <w:hyperlink r:id="rId33">
-        <w:r>
-          <w:rPr>
-            <w:lang w:val="fr_FR" w:bidi="fr_FR"/>
-          </w:rPr>
-          <w:rPr>
-            <w:color w:val="0000EE"/>
-            <w:u w:val="single"/>
-          </w:rPr>
-          <w:t>Ex 19.16–19</w:t>
-        </w:r>
-      </w:hyperlink>
+      <w:r>
+        <w:rPr>
+          <w:lang w:val="fr_FR" w:bidi="fr_FR"/>
+        </w:rPr>
+        <w:t>Ex 19.16–19</w:t>
+      </w:r>
       <w:r>
         <w:rPr>
           <w:lang w:val="fr_FR" w:bidi="fr_FR"/>
         </w:rPr>
         <w:t xml:space="preserve"> ; </w:t>
       </w:r>
-      <w:hyperlink r:id="rId34">
-        <w:r>
-          <w:rPr>
-            <w:lang w:val="fr_FR" w:bidi="fr_FR"/>
-          </w:rPr>
-          <w:rPr>
-            <w:color w:val="0000EE"/>
-            <w:u w:val="single"/>
-          </w:rPr>
-          <w:t>Es 13.13</w:t>
-        </w:r>
-      </w:hyperlink>
+      <w:r>
+        <w:rPr>
+          <w:lang w:val="fr_FR" w:bidi="fr_FR"/>
+        </w:rPr>
+        <w:t>Es 13.13</w:t>
+      </w:r>
       <w:r>
         <w:rPr>
           <w:lang w:val="fr_FR" w:bidi="fr_FR"/>
         </w:rPr>
         <w:t xml:space="preserve"> ; </w:t>
       </w:r>
-      <w:hyperlink r:id="rId35">
-        <w:r>
-          <w:rPr>
-            <w:lang w:val="fr_FR" w:bidi="fr_FR"/>
-          </w:rPr>
-          <w:rPr>
-            <w:color w:val="0000EE"/>
-            <w:u w:val="single"/>
-          </w:rPr>
-          <w:t>Na 1.5–6</w:t>
-        </w:r>
-      </w:hyperlink>
+      <w:r>
+        <w:rPr>
+          <w:lang w:val="fr_FR" w:bidi="fr_FR"/>
+        </w:rPr>
+        <w:t>Na 1.5–6</w:t>
+      </w:r>
       <w:r>
         <w:rPr>
           <w:lang w:val="fr_FR" w:bidi="fr_FR"/>
         </w:rPr>
         <w:t>). L'obscurcissement du soleil et de la lune symbolise le jugement divin (</w:t>
       </w:r>
-      <w:hyperlink r:id="rId36">
-        <w:r>
-          <w:rPr>
-            <w:lang w:val="fr_FR" w:bidi="fr_FR"/>
-          </w:rPr>
-          <w:rPr>
-            <w:color w:val="0000EE"/>
-            <w:u w:val="single"/>
-          </w:rPr>
-          <w:t>Es 13.9–11</w:t>
-        </w:r>
-      </w:hyperlink>
+      <w:r>
+        <w:rPr>
+          <w:lang w:val="fr_FR" w:bidi="fr_FR"/>
+        </w:rPr>
+        <w:t>Es 13.9–11</w:t>
+      </w:r>
       <w:r>
         <w:rPr>
           <w:lang w:val="fr_FR" w:bidi="fr_FR"/>
@@ -2167,180 +2023,120 @@
         </w:rPr>
         <w:t>Un moyen de témoigner de son chagrin dans le monde antique était de déchirer ses vêtements (</w:t>
       </w:r>
-      <w:hyperlink r:id="rId37">
-        <w:r>
-          <w:rPr>
-            <w:lang w:val="fr_FR" w:bidi="fr_FR"/>
-          </w:rPr>
-          <w:rPr>
-            <w:color w:val="0000EE"/>
-            <w:u w:val="single"/>
-          </w:rPr>
-          <w:t>Gn 37.34</w:t>
-        </w:r>
-      </w:hyperlink>
+      <w:r>
+        <w:rPr>
+          <w:lang w:val="fr_FR" w:bidi="fr_FR"/>
+        </w:rPr>
+        <w:t>Gn 37.34</w:t>
+      </w:r>
       <w:r>
         <w:rPr>
           <w:lang w:val="fr_FR" w:bidi="fr_FR"/>
         </w:rPr>
         <w:t xml:space="preserve"> ; </w:t>
       </w:r>
-      <w:hyperlink r:id="rId38">
-        <w:r>
-          <w:rPr>
-            <w:lang w:val="fr_FR" w:bidi="fr_FR"/>
-          </w:rPr>
-          <w:rPr>
-            <w:color w:val="0000EE"/>
-            <w:u w:val="single"/>
-          </w:rPr>
-          <w:t>2S 3.31</w:t>
-        </w:r>
-      </w:hyperlink>
+      <w:r>
+        <w:rPr>
+          <w:lang w:val="fr_FR" w:bidi="fr_FR"/>
+        </w:rPr>
+        <w:t>2S 3.31</w:t>
+      </w:r>
       <w:r>
         <w:rPr>
           <w:lang w:val="fr_FR" w:bidi="fr_FR"/>
         </w:rPr>
         <w:t xml:space="preserve"> ; </w:t>
       </w:r>
-      <w:hyperlink r:id="rId39">
-        <w:r>
-          <w:rPr>
-            <w:lang w:val="fr_FR" w:bidi="fr_FR"/>
-          </w:rPr>
-          <w:rPr>
-            <w:color w:val="0000EE"/>
-            <w:u w:val="single"/>
-          </w:rPr>
-          <w:t>2R 19.1</w:t>
-        </w:r>
-      </w:hyperlink>
+      <w:r>
+        <w:rPr>
+          <w:lang w:val="fr_FR" w:bidi="fr_FR"/>
+        </w:rPr>
+        <w:t>2R 19.1</w:t>
+      </w:r>
       <w:r>
         <w:rPr>
           <w:lang w:val="fr_FR" w:bidi="fr_FR"/>
         </w:rPr>
         <w:t xml:space="preserve">). • Déchirez vos cœurs : dans la pensée hébraïque, le cœur est le centre de la pensée, de la foi et de la volonté. Le peuple de Dieu doit aller au-delà des démonstrations extérieures pour se repentir intérieurement, en changeant d'orientation, de priorités et d'attitudes. Cela n'est possible que s'ils reviennent à l'Éternel. • car il est compatissant et miséricordieux … riche en bonté : le seul espoir du peuple réside dans le caractère miséricordieux de l'Éternel (voir aussi </w:t>
       </w:r>
-      <w:hyperlink r:id="rId40">
-        <w:r>
-          <w:rPr>
-            <w:lang w:val="fr_FR" w:bidi="fr_FR"/>
-          </w:rPr>
-          <w:rPr>
-            <w:color w:val="0000EE"/>
-            <w:u w:val="single"/>
-          </w:rPr>
-          <w:t>Ex 34.6–7</w:t>
-        </w:r>
-      </w:hyperlink>
+      <w:r>
+        <w:rPr>
+          <w:lang w:val="fr_FR" w:bidi="fr_FR"/>
+        </w:rPr>
+        <w:t>Ex 34.6–7</w:t>
+      </w:r>
       <w:r>
         <w:rPr>
           <w:lang w:val="fr_FR" w:bidi="fr_FR"/>
         </w:rPr>
         <w:t xml:space="preserve"> ; </w:t>
       </w:r>
-      <w:hyperlink r:id="rId41">
-        <w:r>
-          <w:rPr>
-            <w:lang w:val="fr_FR" w:bidi="fr_FR"/>
-          </w:rPr>
-          <w:rPr>
-            <w:color w:val="0000EE"/>
-            <w:u w:val="single"/>
-          </w:rPr>
-          <w:t>Nb 14.18</w:t>
-        </w:r>
-      </w:hyperlink>
+      <w:r>
+        <w:rPr>
+          <w:lang w:val="fr_FR" w:bidi="fr_FR"/>
+        </w:rPr>
+        <w:t>Nb 14.18</w:t>
+      </w:r>
       <w:r>
         <w:rPr>
           <w:lang w:val="fr_FR" w:bidi="fr_FR"/>
         </w:rPr>
         <w:t xml:space="preserve"> ; </w:t>
       </w:r>
-      <w:hyperlink r:id="rId42">
-        <w:r>
-          <w:rPr>
-            <w:lang w:val="fr_FR" w:bidi="fr_FR"/>
-          </w:rPr>
-          <w:rPr>
-            <w:color w:val="0000EE"/>
-            <w:u w:val="single"/>
-          </w:rPr>
-          <w:t>Né 9.17</w:t>
-        </w:r>
-      </w:hyperlink>
+      <w:r>
+        <w:rPr>
+          <w:lang w:val="fr_FR" w:bidi="fr_FR"/>
+        </w:rPr>
+        <w:t>Né 9.17</w:t>
+      </w:r>
       <w:r>
         <w:rPr>
           <w:lang w:val="fr_FR" w:bidi="fr_FR"/>
         </w:rPr>
         <w:t xml:space="preserve"> ; </w:t>
       </w:r>
-      <w:hyperlink r:id="rId43">
-        <w:r>
-          <w:rPr>
-            <w:lang w:val="fr_FR" w:bidi="fr_FR"/>
-          </w:rPr>
-          <w:rPr>
-            <w:color w:val="0000EE"/>
-            <w:u w:val="single"/>
-          </w:rPr>
-          <w:t>Ps 86.15</w:t>
-        </w:r>
-      </w:hyperlink>
+      <w:r>
+        <w:rPr>
+          <w:lang w:val="fr_FR" w:bidi="fr_FR"/>
+        </w:rPr>
+        <w:t>Ps 86.15</w:t>
+      </w:r>
       <w:r>
         <w:rPr>
           <w:lang w:val="fr_FR" w:bidi="fr_FR"/>
         </w:rPr>
         <w:t xml:space="preserve"> ; </w:t>
       </w:r>
-      <w:hyperlink r:id="rId44">
-        <w:r>
-          <w:rPr>
-            <w:lang w:val="fr_FR" w:bidi="fr_FR"/>
-          </w:rPr>
-          <w:rPr>
-            <w:color w:val="0000EE"/>
-            <w:u w:val="single"/>
-          </w:rPr>
-          <w:t>103.8</w:t>
-        </w:r>
-      </w:hyperlink>
+      <w:r>
+        <w:rPr>
+          <w:lang w:val="fr_FR" w:bidi="fr_FR"/>
+        </w:rPr>
+        <w:t>103.8</w:t>
+      </w:r>
       <w:r>
         <w:rPr>
           <w:lang w:val="fr_FR" w:bidi="fr_FR"/>
         </w:rPr>
         <w:t xml:space="preserve"> ; </w:t>
       </w:r>
-      <w:hyperlink r:id="rId45">
-        <w:r>
-          <w:rPr>
-            <w:lang w:val="fr_FR" w:bidi="fr_FR"/>
-          </w:rPr>
-          <w:rPr>
-            <w:color w:val="0000EE"/>
-            <w:u w:val="single"/>
-          </w:rPr>
-          <w:t>145.8</w:t>
-        </w:r>
-      </w:hyperlink>
+      <w:r>
+        <w:rPr>
+          <w:lang w:val="fr_FR" w:bidi="fr_FR"/>
+        </w:rPr>
+        <w:t>145.8</w:t>
+      </w:r>
       <w:r>
         <w:rPr>
           <w:lang w:val="fr_FR" w:bidi="fr_FR"/>
         </w:rPr>
         <w:t xml:space="preserve"> ; </w:t>
       </w:r>
-      <w:hyperlink r:id="rId46">
-        <w:r>
-          <w:rPr>
-            <w:lang w:val="fr_FR" w:bidi="fr_FR"/>
-          </w:rPr>
-          <w:rPr>
-            <w:color w:val="0000EE"/>
-            <w:u w:val="single"/>
-          </w:rPr>
-          <w:t>Jon 4.2</w:t>
-        </w:r>
-      </w:hyperlink>
+      <w:r>
+        <w:rPr>
+          <w:lang w:val="fr_FR" w:bidi="fr_FR"/>
+        </w:rPr>
+        <w:t>Jon 4.2</w:t>
+      </w:r>
       <w:r>
         <w:rPr>
           <w:lang w:val="fr_FR" w:bidi="fr_FR"/>
@@ -2395,36 +2191,24 @@
         </w:rPr>
         <w:t xml:space="preserve">Qui sait : la simple question de Joël reconnaît la souveraineté absolue de Dieu (voir aussi </w:t>
       </w:r>
-      <w:hyperlink r:id="rId47">
-        <w:r>
-          <w:rPr>
-            <w:lang w:val="fr_FR" w:bidi="fr_FR"/>
-          </w:rPr>
-          <w:rPr>
-            <w:color w:val="0000EE"/>
-            <w:u w:val="single"/>
-          </w:rPr>
-          <w:t>Jon 3.9</w:t>
-        </w:r>
-      </w:hyperlink>
+      <w:r>
+        <w:rPr>
+          <w:lang w:val="fr_FR" w:bidi="fr_FR"/>
+        </w:rPr>
+        <w:t>Jon 3.9</w:t>
+      </w:r>
       <w:r>
         <w:rPr>
           <w:lang w:val="fr_FR" w:bidi="fr_FR"/>
         </w:rPr>
         <w:t>). Dieu n'est pas dans l'obligation de nous restaurer simplement parce que nous accomplissons certains rituels. Le pardon ne vient que par grâce divine, mais Joël sait que Dieu est enclin à pardonner (</w:t>
       </w:r>
-      <w:hyperlink r:id="rId18">
-        <w:r>
-          <w:rPr>
-            <w:lang w:val="fr_FR" w:bidi="fr_FR"/>
-          </w:rPr>
-          <w:rPr>
-            <w:color w:val="0000EE"/>
-            <w:u w:val="single"/>
-          </w:rPr>
-          <w:t>2.13</w:t>
-        </w:r>
-      </w:hyperlink>
+      <w:r>
+        <w:rPr>
+          <w:lang w:val="fr_FR" w:bidi="fr_FR"/>
+        </w:rPr>
+        <w:t>2.13</w:t>
+      </w:r>
       <w:r>
         <w:rPr>
           <w:lang w:val="fr_FR" w:bidi="fr_FR"/>
@@ -2527,36 +2311,24 @@
         </w:rPr>
         <w:t>L'époux... et l'épouse : les jeunes mariés étaient exemptés de la plupart des devoirs civiques dans l'ancien Israël (</w:t>
       </w:r>
-      <w:hyperlink r:id="rId48">
-        <w:r>
-          <w:rPr>
-            <w:lang w:val="fr_FR" w:bidi="fr_FR"/>
-          </w:rPr>
-          <w:rPr>
-            <w:color w:val="0000EE"/>
-            <w:u w:val="single"/>
-          </w:rPr>
-          <w:t>Dt 24.5</w:t>
-        </w:r>
-      </w:hyperlink>
+      <w:r>
+        <w:rPr>
+          <w:lang w:val="fr_FR" w:bidi="fr_FR"/>
+        </w:rPr>
+        <w:t>Dt 24.5</w:t>
+      </w:r>
       <w:r>
         <w:rPr>
           <w:lang w:val="fr_FR" w:bidi="fr_FR"/>
         </w:rPr>
         <w:t xml:space="preserve"> ; </w:t>
       </w:r>
-      <w:hyperlink r:id="rId49">
-        <w:r>
-          <w:rPr>
-            <w:lang w:val="fr_FR" w:bidi="fr_FR"/>
-          </w:rPr>
-          <w:rPr>
-            <w:color w:val="0000EE"/>
-            <w:u w:val="single"/>
-          </w:rPr>
-          <w:t>Lc 14.20</w:t>
-        </w:r>
-      </w:hyperlink>
+      <w:r>
+        <w:rPr>
+          <w:lang w:val="fr_FR" w:bidi="fr_FR"/>
+        </w:rPr>
+        <w:t>Lc 14.20</w:t>
+      </w:r>
       <w:r>
         <w:rPr>
           <w:lang w:val="fr_FR" w:bidi="fr_FR"/>
@@ -2809,36 +2581,24 @@
         </w:rPr>
         <w:t xml:space="preserve"> : Dieu restaurera les fruits de la terre. Les éléments nécessaires pour le sacrifice et le culte (voir </w:t>
       </w:r>
-      <w:hyperlink r:id="rId50">
-        <w:r>
-          <w:rPr>
-            <w:lang w:val="fr_FR" w:bidi="fr_FR"/>
-          </w:rPr>
-          <w:rPr>
-            <w:color w:val="0000EE"/>
-            <w:u w:val="single"/>
-          </w:rPr>
-          <w:t>1.10</w:t>
-        </w:r>
-      </w:hyperlink>
+      <w:r>
+        <w:rPr>
+          <w:lang w:val="fr_FR" w:bidi="fr_FR"/>
+        </w:rPr>
+        <w:t>1.10</w:t>
+      </w:r>
       <w:r>
         <w:rPr>
           <w:lang w:val="fr_FR" w:bidi="fr_FR"/>
         </w:rPr>
         <w:t xml:space="preserve">, </w:t>
       </w:r>
-      <w:hyperlink r:id="rId51">
-        <w:r>
-          <w:rPr>
-            <w:lang w:val="fr_FR" w:bidi="fr_FR"/>
-          </w:rPr>
-          <w:rPr>
-            <w:color w:val="0000EE"/>
-            <w:u w:val="single"/>
-          </w:rPr>
-          <w:t>13</w:t>
-        </w:r>
-      </w:hyperlink>
+      <w:r>
+        <w:rPr>
+          <w:lang w:val="fr_FR" w:bidi="fr_FR"/>
+        </w:rPr>
+        <w:t>13</w:t>
+      </w:r>
       <w:r>
         <w:rPr>
           <w:lang w:val="fr_FR" w:bidi="fr_FR"/>
@@ -2947,36 +2707,24 @@
         </w:rPr>
         <w:t xml:space="preserve"> : Dieu rétablira le la régularité des pluies et la sécheresse disparaîtra (</w:t>
       </w:r>
-      <w:hyperlink r:id="rId52">
-        <w:r>
-          <w:rPr>
-            <w:lang w:val="fr_FR" w:bidi="fr_FR"/>
-          </w:rPr>
-          <w:rPr>
-            <w:color w:val="0000EE"/>
-            <w:u w:val="single"/>
-          </w:rPr>
-          <w:t>1.12</w:t>
-        </w:r>
-      </w:hyperlink>
+      <w:r>
+        <w:rPr>
+          <w:lang w:val="fr_FR" w:bidi="fr_FR"/>
+        </w:rPr>
+        <w:t>1.12</w:t>
+      </w:r>
       <w:r>
         <w:rPr>
           <w:lang w:val="fr_FR" w:bidi="fr_FR"/>
         </w:rPr>
         <w:t xml:space="preserve">, </w:t>
       </w:r>
-      <w:hyperlink r:id="rId53">
-        <w:r>
-          <w:rPr>
-            <w:lang w:val="fr_FR" w:bidi="fr_FR"/>
-          </w:rPr>
-          <w:rPr>
-            <w:color w:val="0000EE"/>
-            <w:u w:val="single"/>
-          </w:rPr>
-          <w:t>20</w:t>
-        </w:r>
-      </w:hyperlink>
+      <w:r>
+        <w:rPr>
+          <w:lang w:val="fr_FR" w:bidi="fr_FR"/>
+        </w:rPr>
+        <w:t>20</w:t>
+      </w:r>
       <w:r>
         <w:rPr>
           <w:lang w:val="fr_FR" w:bidi="fr_FR"/>
@@ -3031,36 +2779,24 @@
         </w:rPr>
         <w:t xml:space="preserve">L'Éternel promet réparation pour les terribles dégâts causés par les sauterelles (voir </w:t>
       </w:r>
-      <w:hyperlink r:id="rId54">
-        <w:r>
-          <w:rPr>
-            <w:lang w:val="fr_FR" w:bidi="fr_FR"/>
-          </w:rPr>
-          <w:rPr>
-            <w:color w:val="0000EE"/>
-            <w:u w:val="single"/>
-          </w:rPr>
-          <w:t>1.4</w:t>
-        </w:r>
-      </w:hyperlink>
+      <w:r>
+        <w:rPr>
+          <w:lang w:val="fr_FR" w:bidi="fr_FR"/>
+        </w:rPr>
+        <w:t>1.4</w:t>
+      </w:r>
       <w:r>
         <w:rPr>
           <w:lang w:val="fr_FR" w:bidi="fr_FR"/>
         </w:rPr>
         <w:t xml:space="preserve">, </w:t>
       </w:r>
-      <w:hyperlink r:id="rId50">
-        <w:r>
-          <w:rPr>
-            <w:lang w:val="fr_FR" w:bidi="fr_FR"/>
-          </w:rPr>
-          <w:rPr>
-            <w:color w:val="0000EE"/>
-            <w:u w:val="single"/>
-          </w:rPr>
-          <w:t>1.10</w:t>
-        </w:r>
-      </w:hyperlink>
+      <w:r>
+        <w:rPr>
+          <w:lang w:val="fr_FR" w:bidi="fr_FR"/>
+        </w:rPr>
+        <w:t>1.10</w:t>
+      </w:r>
       <w:r>
         <w:rPr>
           <w:lang w:val="fr_FR" w:bidi="fr_FR"/>
@@ -3193,90 +2929,60 @@
         </w:rPr>
         <w:t xml:space="preserve"> : en Israël, le don puissant de l'Esprit de Dieu n'était auparavant accordé qu'à des personnes choisies telles que les juges (</w:t>
       </w:r>
-      <w:hyperlink r:id="rId55">
-        <w:r>
-          <w:rPr>
-            <w:lang w:val="fr_FR" w:bidi="fr_FR"/>
-          </w:rPr>
-          <w:rPr>
-            <w:color w:val="0000EE"/>
-            <w:u w:val="single"/>
-          </w:rPr>
-          <w:t>Jg 3.10</w:t>
-        </w:r>
-      </w:hyperlink>
+      <w:r>
+        <w:rPr>
+          <w:lang w:val="fr_FR" w:bidi="fr_FR"/>
+        </w:rPr>
+        <w:t>Jg 3.10</w:t>
+      </w:r>
       <w:r>
         <w:rPr>
           <w:lang w:val="fr_FR" w:bidi="fr_FR"/>
         </w:rPr>
         <w:t xml:space="preserve"> ; </w:t>
       </w:r>
-      <w:hyperlink r:id="rId56">
-        <w:r>
-          <w:rPr>
-            <w:lang w:val="fr_FR" w:bidi="fr_FR"/>
-          </w:rPr>
-          <w:rPr>
-            <w:color w:val="0000EE"/>
-            <w:u w:val="single"/>
-          </w:rPr>
-          <w:t>15.14</w:t>
-        </w:r>
-      </w:hyperlink>
+      <w:r>
+        <w:rPr>
+          <w:lang w:val="fr_FR" w:bidi="fr_FR"/>
+        </w:rPr>
+        <w:t>15.14</w:t>
+      </w:r>
       <w:r>
         <w:rPr>
           <w:lang w:val="fr_FR" w:bidi="fr_FR"/>
         </w:rPr>
         <w:t>), les sacrificateurs (</w:t>
       </w:r>
-      <w:hyperlink r:id="rId57">
-        <w:r>
-          <w:rPr>
-            <w:lang w:val="fr_FR" w:bidi="fr_FR"/>
-          </w:rPr>
-          <w:rPr>
-            <w:color w:val="0000EE"/>
-            <w:u w:val="single"/>
-          </w:rPr>
-          <w:t>2Ch 24.20</w:t>
-        </w:r>
-      </w:hyperlink>
+      <w:r>
+        <w:rPr>
+          <w:lang w:val="fr_FR" w:bidi="fr_FR"/>
+        </w:rPr>
+        <w:t>2Ch 24.20</w:t>
+      </w:r>
       <w:r>
         <w:rPr>
           <w:lang w:val="fr_FR" w:bidi="fr_FR"/>
         </w:rPr>
         <w:t>), les rois (</w:t>
       </w:r>
-      <w:hyperlink r:id="rId58">
-        <w:r>
-          <w:rPr>
-            <w:lang w:val="fr_FR" w:bidi="fr_FR"/>
-          </w:rPr>
-          <w:rPr>
-            <w:color w:val="0000EE"/>
-            <w:u w:val="single"/>
-          </w:rPr>
-          <w:t>1S 10.10</w:t>
-        </w:r>
-      </w:hyperlink>
+      <w:r>
+        <w:rPr>
+          <w:lang w:val="fr_FR" w:bidi="fr_FR"/>
+        </w:rPr>
+        <w:t>1S 10.10</w:t>
+      </w:r>
       <w:r>
         <w:rPr>
           <w:lang w:val="fr_FR" w:bidi="fr_FR"/>
         </w:rPr>
         <w:t>), et les prophètes (</w:t>
       </w:r>
-      <w:hyperlink r:id="rId59">
-        <w:r>
-          <w:rPr>
-            <w:lang w:val="fr_FR" w:bidi="fr_FR"/>
-          </w:rPr>
-          <w:rPr>
-            <w:color w:val="0000EE"/>
-            <w:u w:val="single"/>
-          </w:rPr>
-          <w:t>Es 61.1</w:t>
-        </w:r>
-      </w:hyperlink>
+      <w:r>
+        <w:rPr>
+          <w:lang w:val="fr_FR" w:bidi="fr_FR"/>
+        </w:rPr>
+        <w:t>Es 61.1</w:t>
+      </w:r>
       <w:r>
         <w:rPr>
           <w:lang w:val="fr_FR" w:bidi="fr_FR"/>
@@ -3295,72 +3001,48 @@
         </w:rPr>
         <w:t>, indépendamment de son sexe, de son âge ou de sa position sociale. Accomplissant le souhait de Moïse que chaque Israélite puisse devenir prophète (</w:t>
       </w:r>
-      <w:hyperlink r:id="rId60">
-        <w:r>
-          <w:rPr>
-            <w:lang w:val="fr_FR" w:bidi="fr_FR"/>
-          </w:rPr>
-          <w:rPr>
-            <w:color w:val="0000EE"/>
-            <w:u w:val="single"/>
-          </w:rPr>
-          <w:t>Nb 11.29</w:t>
-        </w:r>
-      </w:hyperlink>
+      <w:r>
+        <w:rPr>
+          <w:lang w:val="fr_FR" w:bidi="fr_FR"/>
+        </w:rPr>
+        <w:t>Nb 11.29</w:t>
+      </w:r>
       <w:r>
         <w:rPr>
           <w:lang w:val="fr_FR" w:bidi="fr_FR"/>
         </w:rPr>
         <w:t xml:space="preserve">), tous prophétiseront et auront des visions. En </w:t>
       </w:r>
-      <w:hyperlink r:id="rId61">
-        <w:r>
-          <w:rPr>
-            <w:lang w:val="fr_FR" w:bidi="fr_FR"/>
-          </w:rPr>
-          <w:rPr>
-            <w:color w:val="0000EE"/>
-            <w:u w:val="single"/>
-          </w:rPr>
-          <w:t>Ac 2.1–47</w:t>
-        </w:r>
-      </w:hyperlink>
+      <w:r>
+        <w:rPr>
+          <w:lang w:val="fr_FR" w:bidi="fr_FR"/>
+        </w:rPr>
+        <w:t>Ac 2.1–47</w:t>
+      </w:r>
       <w:r>
         <w:rPr>
           <w:lang w:val="fr_FR" w:bidi="fr_FR"/>
         </w:rPr>
         <w:t>, Pierre a étendu cette promesse pour inclure des peuples de partout dans le monde connu, rassemblés à Jérusalem, et indépendamment de leur origine ethnique (</w:t>
       </w:r>
-      <w:hyperlink r:id="rId62">
-        <w:r>
-          <w:rPr>
-            <w:lang w:val="fr_FR" w:bidi="fr_FR"/>
-          </w:rPr>
-          <w:rPr>
-            <w:color w:val="0000EE"/>
-            <w:u w:val="single"/>
-          </w:rPr>
-          <w:t>Ac 2.39</w:t>
-        </w:r>
-      </w:hyperlink>
+      <w:r>
+        <w:rPr>
+          <w:lang w:val="fr_FR" w:bidi="fr_FR"/>
+        </w:rPr>
+        <w:t>Ac 2.39</w:t>
+      </w:r>
       <w:r>
         <w:rPr>
           <w:lang w:val="fr_FR" w:bidi="fr_FR"/>
         </w:rPr>
         <w:t xml:space="preserve"> ; voir aussi </w:t>
       </w:r>
-      <w:hyperlink r:id="rId63">
-        <w:r>
-          <w:rPr>
-            <w:lang w:val="fr_FR" w:bidi="fr_FR"/>
-          </w:rPr>
-          <w:rPr>
-            <w:color w:val="0000EE"/>
-            <w:u w:val="single"/>
-          </w:rPr>
-          <w:t>Ga 3.28</w:t>
-        </w:r>
-      </w:hyperlink>
+      <w:r>
+        <w:rPr>
+          <w:lang w:val="fr_FR" w:bidi="fr_FR"/>
+        </w:rPr>
+        <w:t>Ga 3.28</w:t>
+      </w:r>
       <w:r>
         <w:rPr>
           <w:lang w:val="fr_FR" w:bidi="fr_FR"/>
@@ -3415,18 +3097,12 @@
         </w:rPr>
         <w:t>Le prophète contemple au-delà de son temps, vers le futur et au jour de l'Éternel, lorsque Dieu répandra son Esprit d'une manière encore jamais vue et accomplira des signes et des prodiges pour que toute l'humanité puisse les voir. L'apôtre Pierre témoigne de l'accomplissement de ce passage le jour de la Pentecôte (</w:t>
       </w:r>
-      <w:hyperlink r:id="rId64">
-        <w:r>
-          <w:rPr>
-            <w:lang w:val="fr_FR" w:bidi="fr_FR"/>
-          </w:rPr>
-          <w:rPr>
-            <w:color w:val="0000EE"/>
-            <w:u w:val="single"/>
-          </w:rPr>
-          <w:t>Ac 2.16–21</w:t>
-        </w:r>
-      </w:hyperlink>
+      <w:r>
+        <w:rPr>
+          <w:lang w:val="fr_FR" w:bidi="fr_FR"/>
+        </w:rPr>
+        <w:t>Ac 2.16–21</w:t>
+      </w:r>
       <w:r>
         <w:rPr>
           <w:lang w:val="fr_FR" w:bidi="fr_FR"/>
@@ -3529,54 +3205,36 @@
         </w:rPr>
         <w:t xml:space="preserve">L'effusion future de l'Esprit de Dieu sera accompagné de signes et de prodiges. Le sang, le feu et les colonnes de fumée, ainsi que l'obscurcissement du soleil et de la lune, sont des indications de la venue du jugement de Dieu (voir </w:t>
       </w:r>
-      <w:hyperlink r:id="rId65">
-        <w:r>
-          <w:rPr>
-            <w:lang w:val="fr_FR" w:bidi="fr_FR"/>
-          </w:rPr>
-          <w:rPr>
-            <w:color w:val="0000EE"/>
-            <w:u w:val="single"/>
-          </w:rPr>
-          <w:t>2.10</w:t>
-        </w:r>
-      </w:hyperlink>
+      <w:r>
+        <w:rPr>
+          <w:lang w:val="fr_FR" w:bidi="fr_FR"/>
+        </w:rPr>
+        <w:t>2.10</w:t>
+      </w:r>
       <w:r>
         <w:rPr>
           <w:lang w:val="fr_FR" w:bidi="fr_FR"/>
         </w:rPr>
         <w:t xml:space="preserve"> ; </w:t>
       </w:r>
-      <w:hyperlink r:id="rId66">
-        <w:r>
-          <w:rPr>
-            <w:lang w:val="fr_FR" w:bidi="fr_FR"/>
-          </w:rPr>
-          <w:rPr>
-            <w:color w:val="0000EE"/>
-            <w:u w:val="single"/>
-          </w:rPr>
-          <w:t>Mc 13.24</w:t>
-        </w:r>
-      </w:hyperlink>
+      <w:r>
+        <w:rPr>
+          <w:lang w:val="fr_FR" w:bidi="fr_FR"/>
+        </w:rPr>
+        <w:t>Mc 13.24</w:t>
+      </w:r>
       <w:r>
         <w:rPr>
           <w:lang w:val="fr_FR" w:bidi="fr_FR"/>
         </w:rPr>
         <w:t xml:space="preserve"> ; </w:t>
       </w:r>
-      <w:hyperlink r:id="rId67">
-        <w:r>
-          <w:rPr>
-            <w:lang w:val="fr_FR" w:bidi="fr_FR"/>
-          </w:rPr>
-          <w:rPr>
-            <w:color w:val="0000EE"/>
-            <w:u w:val="single"/>
-          </w:rPr>
-          <w:t>Ap 6.12</w:t>
-        </w:r>
-      </w:hyperlink>
+      <w:r>
+        <w:rPr>
+          <w:lang w:val="fr_FR" w:bidi="fr_FR"/>
+        </w:rPr>
+        <w:t>Ap 6.12</w:t>
+      </w:r>
       <w:r>
         <w:rPr>
           <w:lang w:val="fr_FR" w:bidi="fr_FR"/>
@@ -3643,144 +3301,96 @@
         </w:rPr>
         <w:t xml:space="preserve"> l'Éternel (voir </w:t>
       </w:r>
-      <w:hyperlink r:id="rId68">
-        <w:r>
-          <w:rPr>
-            <w:lang w:val="fr_FR" w:bidi="fr_FR"/>
-          </w:rPr>
-          <w:rPr>
-            <w:color w:val="0000EE"/>
-            <w:u w:val="single"/>
-          </w:rPr>
-          <w:t>Gn 12.8</w:t>
-        </w:r>
-      </w:hyperlink>
+      <w:r>
+        <w:rPr>
+          <w:lang w:val="fr_FR" w:bidi="fr_FR"/>
+        </w:rPr>
+        <w:t>Gn 12.8</w:t>
+      </w:r>
       <w:r>
         <w:rPr>
           <w:lang w:val="fr_FR" w:bidi="fr_FR"/>
         </w:rPr>
         <w:t xml:space="preserve"> ; </w:t>
       </w:r>
-      <w:hyperlink r:id="rId69">
-        <w:r>
-          <w:rPr>
-            <w:lang w:val="fr_FR" w:bidi="fr_FR"/>
-          </w:rPr>
-          <w:rPr>
-            <w:color w:val="0000EE"/>
-            <w:u w:val="single"/>
-          </w:rPr>
-          <w:t>Ps 105.1</w:t>
-        </w:r>
-      </w:hyperlink>
+      <w:r>
+        <w:rPr>
+          <w:lang w:val="fr_FR" w:bidi="fr_FR"/>
+        </w:rPr>
+        <w:t>Ps 105.1</w:t>
+      </w:r>
       <w:r>
         <w:rPr>
           <w:lang w:val="fr_FR" w:bidi="fr_FR"/>
         </w:rPr>
         <w:t xml:space="preserve"> ; </w:t>
       </w:r>
-      <w:hyperlink r:id="rId70">
-        <w:r>
-          <w:rPr>
-            <w:lang w:val="fr_FR" w:bidi="fr_FR"/>
-          </w:rPr>
-          <w:rPr>
-            <w:color w:val="0000EE"/>
-            <w:u w:val="single"/>
-          </w:rPr>
-          <w:t>Es 12.4</w:t>
-        </w:r>
-      </w:hyperlink>
+      <w:r>
+        <w:rPr>
+          <w:lang w:val="fr_FR" w:bidi="fr_FR"/>
+        </w:rPr>
+        <w:t>Es 12.4</w:t>
+      </w:r>
       <w:r>
         <w:rPr>
           <w:lang w:val="fr_FR" w:bidi="fr_FR"/>
         </w:rPr>
         <w:t xml:space="preserve"> ; </w:t>
       </w:r>
-      <w:hyperlink r:id="rId71">
-        <w:r>
-          <w:rPr>
-            <w:lang w:val="fr_FR" w:bidi="fr_FR"/>
-          </w:rPr>
-          <w:rPr>
-            <w:color w:val="0000EE"/>
-            <w:u w:val="single"/>
-          </w:rPr>
-          <w:t>Rm 10.13</w:t>
-        </w:r>
-      </w:hyperlink>
+      <w:r>
+        <w:rPr>
+          <w:lang w:val="fr_FR" w:bidi="fr_FR"/>
+        </w:rPr>
+        <w:t>Rm 10.13</w:t>
+      </w:r>
       <w:r>
         <w:rPr>
           <w:lang w:val="fr_FR" w:bidi="fr_FR"/>
         </w:rPr>
         <w:t xml:space="preserve"> ; </w:t>
       </w:r>
-      <w:hyperlink r:id="rId72">
-        <w:r>
-          <w:rPr>
-            <w:lang w:val="fr_FR" w:bidi="fr_FR"/>
-          </w:rPr>
-          <w:rPr>
-            <w:color w:val="0000EE"/>
-            <w:u w:val="single"/>
-          </w:rPr>
-          <w:t>12.1–2</w:t>
-        </w:r>
-      </w:hyperlink>
+      <w:r>
+        <w:rPr>
+          <w:lang w:val="fr_FR" w:bidi="fr_FR"/>
+        </w:rPr>
+        <w:t>12.1–2</w:t>
+      </w:r>
       <w:r>
         <w:rPr>
           <w:lang w:val="fr_FR" w:bidi="fr_FR"/>
         </w:rPr>
         <w:t xml:space="preserve">). • Ceux que l'Éternel appelle sont le reste choisi, les survivants de son jugement, qui l'adorent (voir </w:t>
       </w:r>
-      <w:hyperlink r:id="rId73">
-        <w:r>
-          <w:rPr>
-            <w:lang w:val="fr_FR" w:bidi="fr_FR"/>
-          </w:rPr>
-          <w:rPr>
-            <w:color w:val="0000EE"/>
-            <w:u w:val="single"/>
-          </w:rPr>
-          <w:t>2R 19.31</w:t>
-        </w:r>
-      </w:hyperlink>
+      <w:r>
+        <w:rPr>
+          <w:lang w:val="fr_FR" w:bidi="fr_FR"/>
+        </w:rPr>
+        <w:t>2R 19.31</w:t>
+      </w:r>
       <w:r>
         <w:rPr>
           <w:lang w:val="fr_FR" w:bidi="fr_FR"/>
         </w:rPr>
         <w:t xml:space="preserve"> ; </w:t>
       </w:r>
-      <w:hyperlink r:id="rId74">
-        <w:r>
-          <w:rPr>
-            <w:lang w:val="fr_FR" w:bidi="fr_FR"/>
-          </w:rPr>
-          <w:rPr>
-            <w:color w:val="0000EE"/>
-            <w:u w:val="single"/>
-          </w:rPr>
-          <w:t>Esd 9.8–15</w:t>
-        </w:r>
-      </w:hyperlink>
+      <w:r>
+        <w:rPr>
+          <w:lang w:val="fr_FR" w:bidi="fr_FR"/>
+        </w:rPr>
+        <w:t>Esd 9.8–15</w:t>
+      </w:r>
       <w:r>
         <w:rPr>
           <w:lang w:val="fr_FR" w:bidi="fr_FR"/>
         </w:rPr>
         <w:t xml:space="preserve"> ; </w:t>
       </w:r>
-      <w:hyperlink r:id="rId75">
-        <w:r>
-          <w:rPr>
-            <w:lang w:val="fr_FR" w:bidi="fr_FR"/>
-          </w:rPr>
-          <w:rPr>
-            <w:color w:val="0000EE"/>
-            <w:u w:val="single"/>
-          </w:rPr>
-          <w:t>Es 10.20–22</w:t>
-        </w:r>
-      </w:hyperlink>
+      <w:r>
+        <w:rPr>
+          <w:lang w:val="fr_FR" w:bidi="fr_FR"/>
+        </w:rPr>
+        <w:t>Es 10.20–22</w:t>
+      </w:r>
       <w:r>
         <w:rPr>
           <w:lang w:val="fr_FR" w:bidi="fr_FR"/>
@@ -3883,72 +3493,48 @@
         </w:rPr>
         <w:t>Je rassemblerai toutes les nations... dans la vallée de Josaphat : cette vallée n'est pas liée au roi Josaphat de Juda (</w:t>
       </w:r>
-      <w:hyperlink r:id="rId76">
-        <w:r>
-          <w:rPr>
-            <w:lang w:val="fr_FR" w:bidi="fr_FR"/>
-          </w:rPr>
-          <w:rPr>
-            <w:color w:val="0000EE"/>
-            <w:u w:val="single"/>
-          </w:rPr>
-          <w:t>1R 22.41</w:t>
-        </w:r>
-      </w:hyperlink>
+      <w:r>
+        <w:rPr>
+          <w:lang w:val="fr_FR" w:bidi="fr_FR"/>
+        </w:rPr>
+        <w:t>1R 22.41</w:t>
+      </w:r>
       <w:r>
         <w:rPr>
           <w:lang w:val="fr_FR" w:bidi="fr_FR"/>
         </w:rPr>
         <w:t xml:space="preserve">), mais, cette description, qui signifie « la vallée où l'Éternel juge », identifie le site comme le lieu où Dieu rendra son jugement (voir </w:t>
       </w:r>
-      <w:hyperlink r:id="rId77">
-        <w:r>
-          <w:rPr>
-            <w:lang w:val="fr_FR" w:bidi="fr_FR"/>
-          </w:rPr>
-          <w:rPr>
-            <w:color w:val="0000EE"/>
-            <w:u w:val="single"/>
-          </w:rPr>
-          <w:t>Jl 3.14</w:t>
-        </w:r>
-      </w:hyperlink>
+      <w:r>
+        <w:rPr>
+          <w:lang w:val="fr_FR" w:bidi="fr_FR"/>
+        </w:rPr>
+        <w:t>Jl 3.14</w:t>
+      </w:r>
       <w:r>
         <w:rPr>
           <w:lang w:val="fr_FR" w:bidi="fr_FR"/>
         </w:rPr>
         <w:t xml:space="preserve">) concernant le sort des nations. • Les péchés des nations comprennent l'exil du peuple de l'alliance de Dieu et le fait que de jeunes garçons et de jeunes filles sans défense deviennent les victimes d'un commerce d'esclaves inhumain (cf. </w:t>
       </w:r>
-      <w:hyperlink r:id="rId78">
-        <w:r>
-          <w:rPr>
-            <w:lang w:val="fr_FR" w:bidi="fr_FR"/>
-          </w:rPr>
-          <w:rPr>
-            <w:color w:val="0000EE"/>
-            <w:u w:val="single"/>
-          </w:rPr>
-          <w:t>Ez 27.13</w:t>
-        </w:r>
-      </w:hyperlink>
+      <w:r>
+        <w:rPr>
+          <w:lang w:val="fr_FR" w:bidi="fr_FR"/>
+        </w:rPr>
+        <w:t>Ez 27.13</w:t>
+      </w:r>
       <w:r>
         <w:rPr>
           <w:lang w:val="fr_FR" w:bidi="fr_FR"/>
         </w:rPr>
         <w:t xml:space="preserve"> ; </w:t>
       </w:r>
-      <w:hyperlink r:id="rId79">
-        <w:r>
-          <w:rPr>
-            <w:lang w:val="fr_FR" w:bidi="fr_FR"/>
-          </w:rPr>
-          <w:rPr>
-            <w:color w:val="0000EE"/>
-            <w:u w:val="single"/>
-          </w:rPr>
-          <w:t>Ap 18.13</w:t>
-        </w:r>
-      </w:hyperlink>
+      <w:r>
+        <w:rPr>
+          <w:lang w:val="fr_FR" w:bidi="fr_FR"/>
+        </w:rPr>
+        <w:t>Ap 18.13</w:t>
+      </w:r>
       <w:r>
         <w:rPr>
           <w:lang w:val="fr_FR" w:bidi="fr_FR"/>
@@ -4003,36 +3589,24 @@
         </w:rPr>
         <w:t xml:space="preserve">Les villes phéniciennes de Tyr et de Sidon ainsi que celles des Philistins sont coupables d'avoir pillé les précieux trésors de Jérusalem et d'avoir vendu son peuple comme esclaves aux Grecs (voir </w:t>
       </w:r>
-      <w:hyperlink r:id="rId80">
-        <w:r>
-          <w:rPr>
-            <w:lang w:val="fr_FR" w:bidi="fr_FR"/>
-          </w:rPr>
-          <w:rPr>
-            <w:color w:val="0000EE"/>
-            <w:u w:val="single"/>
-          </w:rPr>
-          <w:t>Am 1.6</w:t>
-        </w:r>
-      </w:hyperlink>
+      <w:r>
+        <w:rPr>
+          <w:lang w:val="fr_FR" w:bidi="fr_FR"/>
+        </w:rPr>
+        <w:t>Am 1.6</w:t>
+      </w:r>
       <w:r>
         <w:rPr>
           <w:lang w:val="fr_FR" w:bidi="fr_FR"/>
         </w:rPr>
         <w:t xml:space="preserve">, </w:t>
       </w:r>
-      <w:hyperlink r:id="rId81">
-        <w:r>
-          <w:rPr>
-            <w:lang w:val="fr_FR" w:bidi="fr_FR"/>
-          </w:rPr>
-          <w:rPr>
-            <w:color w:val="0000EE"/>
-            <w:u w:val="single"/>
-          </w:rPr>
-          <w:t>9</w:t>
-        </w:r>
-      </w:hyperlink>
+      <w:r>
+        <w:rPr>
+          <w:lang w:val="fr_FR" w:bidi="fr_FR"/>
+        </w:rPr>
+        <w:t>9</w:t>
+      </w:r>
       <w:r>
         <w:rPr>
           <w:lang w:val="fr_FR" w:bidi="fr_FR"/>
@@ -4183,36 +3757,24 @@
         </w:rPr>
         <w:t>De vos hoyaux forgez des épées : en reprenant délibérément l'image inverse d'</w:t>
       </w:r>
-      <w:hyperlink r:id="rId82">
-        <w:r>
-          <w:rPr>
-            <w:lang w:val="fr_FR" w:bidi="fr_FR"/>
-          </w:rPr>
-          <w:rPr>
-            <w:color w:val="0000EE"/>
-            <w:u w:val="single"/>
-          </w:rPr>
-          <w:t>Es 2.4</w:t>
-        </w:r>
-      </w:hyperlink>
+      <w:r>
+        <w:rPr>
+          <w:lang w:val="fr_FR" w:bidi="fr_FR"/>
+        </w:rPr>
+        <w:t>Es 2.4</w:t>
+      </w:r>
       <w:r>
         <w:rPr>
           <w:lang w:val="fr_FR" w:bidi="fr_FR"/>
         </w:rPr>
         <w:t xml:space="preserve"> et </w:t>
       </w:r>
-      <w:hyperlink r:id="rId83">
-        <w:r>
-          <w:rPr>
-            <w:lang w:val="fr_FR" w:bidi="fr_FR"/>
-          </w:rPr>
-          <w:rPr>
-            <w:color w:val="0000EE"/>
-            <w:u w:val="single"/>
-          </w:rPr>
-          <w:t>Mi 4.3</w:t>
-        </w:r>
-      </w:hyperlink>
+      <w:r>
+        <w:rPr>
+          <w:lang w:val="fr_FR" w:bidi="fr_FR"/>
+        </w:rPr>
+        <w:t>Mi 4.3</w:t>
+      </w:r>
       <w:r>
         <w:rPr>
           <w:lang w:val="fr_FR" w:bidi="fr_FR"/>
@@ -4327,36 +3889,24 @@
         </w:rPr>
         <w:t xml:space="preserve">Dieu vaincra les nations comme une faucille fauche les tiges de grain et comme des ouvriers foulent le raisin dans un pressoir (voir </w:t>
       </w:r>
-      <w:hyperlink r:id="rId84">
-        <w:r>
-          <w:rPr>
-            <w:lang w:val="fr_FR" w:bidi="fr_FR"/>
-          </w:rPr>
-          <w:rPr>
-            <w:color w:val="0000EE"/>
-            <w:u w:val="single"/>
-          </w:rPr>
-          <w:t>Es 63.2–3</w:t>
-        </w:r>
-      </w:hyperlink>
+      <w:r>
+        <w:rPr>
+          <w:lang w:val="fr_FR" w:bidi="fr_FR"/>
+        </w:rPr>
+        <w:t>Es 63.2–3</w:t>
+      </w:r>
       <w:r>
         <w:rPr>
           <w:lang w:val="fr_FR" w:bidi="fr_FR"/>
         </w:rPr>
         <w:t xml:space="preserve"> ; </w:t>
       </w:r>
-      <w:hyperlink r:id="rId85">
-        <w:r>
-          <w:rPr>
-            <w:lang w:val="fr_FR" w:bidi="fr_FR"/>
-          </w:rPr>
-          <w:rPr>
-            <w:color w:val="0000EE"/>
-            <w:u w:val="single"/>
-          </w:rPr>
-          <w:t>Ap 14.14–20</w:t>
-        </w:r>
-      </w:hyperlink>
+      <w:r>
+        <w:rPr>
+          <w:lang w:val="fr_FR" w:bidi="fr_FR"/>
+        </w:rPr>
+        <w:t>Ap 14.14–20</w:t>
+      </w:r>
       <w:r>
         <w:rPr>
           <w:lang w:val="fr_FR" w:bidi="fr_FR"/>
@@ -4437,36 +3987,24 @@
         </w:rPr>
         <w:t xml:space="preserve">) : la répétition du mot hébreu rend compte du bruit chaotique que produit une foule immense. • la vallée du jugement : le nom de la vallée a changé (cf. </w:t>
       </w:r>
-      <w:hyperlink r:id="rId86">
-        <w:r>
-          <w:rPr>
-            <w:lang w:val="fr_FR" w:bidi="fr_FR"/>
-          </w:rPr>
-          <w:rPr>
-            <w:color w:val="0000EE"/>
-            <w:u w:val="single"/>
-          </w:rPr>
-          <w:t>3.2–3</w:t>
-        </w:r>
-      </w:hyperlink>
+      <w:r>
+        <w:rPr>
+          <w:lang w:val="fr_FR" w:bidi="fr_FR"/>
+        </w:rPr>
+        <w:t>3.2–3</w:t>
+      </w:r>
       <w:r>
         <w:rPr>
           <w:lang w:val="fr_FR" w:bidi="fr_FR"/>
         </w:rPr>
         <w:t xml:space="preserve">, </w:t>
       </w:r>
-      <w:hyperlink r:id="rId87">
-        <w:r>
-          <w:rPr>
-            <w:lang w:val="fr_FR" w:bidi="fr_FR"/>
-          </w:rPr>
-          <w:rPr>
-            <w:color w:val="0000EE"/>
-            <w:u w:val="single"/>
-          </w:rPr>
-          <w:t>3.12</w:t>
-        </w:r>
-      </w:hyperlink>
+      <w:r>
+        <w:rPr>
+          <w:lang w:val="fr_FR" w:bidi="fr_FR"/>
+        </w:rPr>
+        <w:t>3.12</w:t>
+      </w:r>
       <w:r>
         <w:rPr>
           <w:lang w:val="fr_FR" w:bidi="fr_FR"/>
@@ -4521,18 +4059,12 @@
         </w:rPr>
         <w:t xml:space="preserve">La voix de l'Éternel, semblable à celle d'un lion, rugit depuis Sion, ébranlant le ciel et la terre et terrifiant les pécheurs (voir </w:t>
       </w:r>
-      <w:hyperlink r:id="rId88">
-        <w:r>
-          <w:rPr>
-            <w:lang w:val="fr_FR" w:bidi="fr_FR"/>
-          </w:rPr>
-          <w:rPr>
-            <w:color w:val="0000EE"/>
-            <w:u w:val="single"/>
-          </w:rPr>
-          <w:t>Am 1.2</w:t>
-        </w:r>
-      </w:hyperlink>
+      <w:r>
+        <w:rPr>
+          <w:lang w:val="fr_FR" w:bidi="fr_FR"/>
+        </w:rPr>
+        <w:t>Am 1.2</w:t>
+      </w:r>
       <w:r>
         <w:rPr>
           <w:lang w:val="fr_FR" w:bidi="fr_FR"/>
@@ -4600,18 +4132,12 @@
         </w:rPr>
         <w:t xml:space="preserve"> sa montagne sainte (voir aussi </w:t>
       </w:r>
-      <w:hyperlink r:id="rId89">
-        <w:r>
-          <w:rPr>
-            <w:lang w:val="fr_FR" w:bidi="fr_FR"/>
-          </w:rPr>
-          <w:rPr>
-            <w:color w:val="0000EE"/>
-            <w:u w:val="single"/>
-          </w:rPr>
-          <w:t>2.27</w:t>
-        </w:r>
-      </w:hyperlink>
+      <w:r>
+        <w:rPr>
+          <w:lang w:val="fr_FR" w:bidi="fr_FR"/>
+        </w:rPr>
+        <w:t>2.27</w:t>
+      </w:r>
       <w:r>
         <w:rPr>
           <w:lang w:val="fr_FR" w:bidi="fr_FR"/>
@@ -4666,72 +4192,48 @@
         </w:rPr>
         <w:t xml:space="preserve">Les bénédictions découleront de la présence souveraine de l'Éternel à Sion (voir aussi </w:t>
       </w:r>
-      <w:hyperlink r:id="rId90">
-        <w:r>
-          <w:rPr>
-            <w:lang w:val="fr_FR" w:bidi="fr_FR"/>
-          </w:rPr>
-          <w:rPr>
-            <w:color w:val="0000EE"/>
-            <w:u w:val="single"/>
-          </w:rPr>
-          <w:t>Ez 47.1–12</w:t>
-        </w:r>
-      </w:hyperlink>
+      <w:r>
+        <w:rPr>
+          <w:lang w:val="fr_FR" w:bidi="fr_FR"/>
+        </w:rPr>
+        <w:t>Ez 47.1–12</w:t>
+      </w:r>
       <w:r>
         <w:rPr>
           <w:lang w:val="fr_FR" w:bidi="fr_FR"/>
         </w:rPr>
         <w:t xml:space="preserve"> ; </w:t>
       </w:r>
-      <w:hyperlink r:id="rId91">
-        <w:r>
-          <w:rPr>
-            <w:lang w:val="fr_FR" w:bidi="fr_FR"/>
-          </w:rPr>
-          <w:rPr>
-            <w:color w:val="0000EE"/>
-            <w:u w:val="single"/>
-          </w:rPr>
-          <w:t>Am 9.13</w:t>
-        </w:r>
-      </w:hyperlink>
+      <w:r>
+        <w:rPr>
+          <w:lang w:val="fr_FR" w:bidi="fr_FR"/>
+        </w:rPr>
+        <w:t>Am 9.13</w:t>
+      </w:r>
       <w:r>
         <w:rPr>
           <w:lang w:val="fr_FR" w:bidi="fr_FR"/>
         </w:rPr>
         <w:t xml:space="preserve">). Il surabondera le vin doux et le lait. Du temple, la maison de Dieu sur terre, jaillira une source qui arrosera à perpétuité le paysage aride (voir </w:t>
       </w:r>
-      <w:hyperlink r:id="rId92">
-        <w:r>
-          <w:rPr>
-            <w:lang w:val="fr_FR" w:bidi="fr_FR"/>
-          </w:rPr>
-          <w:rPr>
-            <w:color w:val="0000EE"/>
-            <w:u w:val="single"/>
-          </w:rPr>
-          <w:t>Za 14.8</w:t>
-        </w:r>
-      </w:hyperlink>
+      <w:r>
+        <w:rPr>
+          <w:lang w:val="fr_FR" w:bidi="fr_FR"/>
+        </w:rPr>
+        <w:t>Za 14.8</w:t>
+      </w:r>
       <w:r>
         <w:rPr>
           <w:lang w:val="fr_FR" w:bidi="fr_FR"/>
         </w:rPr>
         <w:t xml:space="preserve"> ; </w:t>
       </w:r>
-      <w:hyperlink r:id="rId93">
-        <w:r>
-          <w:rPr>
-            <w:lang w:val="fr_FR" w:bidi="fr_FR"/>
-          </w:rPr>
-          <w:rPr>
-            <w:color w:val="0000EE"/>
-            <w:u w:val="single"/>
-          </w:rPr>
-          <w:t>Ap 22.1–2</w:t>
-        </w:r>
-      </w:hyperlink>
+      <w:r>
+        <w:rPr>
+          <w:lang w:val="fr_FR" w:bidi="fr_FR"/>
+        </w:rPr>
+        <w:t>Ap 22.1–2</w:t>
+      </w:r>
       <w:r>
         <w:rPr>
           <w:lang w:val="fr_FR" w:bidi="fr_FR"/>
@@ -4834,72 +4336,48 @@
         </w:rPr>
         <w:t xml:space="preserve">La conclusion de la prophétie de Joël est l'antithèse de son introduction. Dans </w:t>
       </w:r>
-      <w:hyperlink r:id="rId26">
-        <w:r>
-          <w:rPr>
-            <w:lang w:val="fr_FR" w:bidi="fr_FR"/>
-          </w:rPr>
-          <w:rPr>
-            <w:color w:val="0000EE"/>
-            <w:u w:val="single"/>
-          </w:rPr>
-          <w:t>1.1–20</w:t>
-        </w:r>
-      </w:hyperlink>
+      <w:r>
+        <w:rPr>
+          <w:lang w:val="fr_FR" w:bidi="fr_FR"/>
+        </w:rPr>
+        <w:t>1.1–20</w:t>
+      </w:r>
       <w:r>
         <w:rPr>
           <w:lang w:val="fr_FR" w:bidi="fr_FR"/>
         </w:rPr>
         <w:t xml:space="preserve">, l'avenir de Juda semble gravement compromis. Le fléau et la sécheresse, signes du jugement divin, menacent l'existence de Juda. Maintenant, Joël termine avec l'assurance divine que Juda et Jérusalem perdureront à travers toutes les générations. Le peuple de Dieu, pour chaque génération, repose en sécurité et dans l'espoir que son royaume gouvernera sur le ciel et la terre (voir aussi </w:t>
       </w:r>
-      <w:hyperlink r:id="rId94">
-        <w:r>
-          <w:rPr>
-            <w:lang w:val="fr_FR" w:bidi="fr_FR"/>
-          </w:rPr>
-          <w:rPr>
-            <w:color w:val="0000EE"/>
-            <w:u w:val="single"/>
-          </w:rPr>
-          <w:t xml:space="preserve">Es 9.5–6 </w:t>
-        </w:r>
-      </w:hyperlink>
+      <w:r>
+        <w:rPr>
+          <w:lang w:val="fr_FR" w:bidi="fr_FR"/>
+        </w:rPr>
+        <w:t xml:space="preserve">Es 9.5–6 </w:t>
+      </w:r>
       <w:r>
         <w:rPr>
           <w:lang w:val="fr_FR" w:bidi="fr_FR"/>
         </w:rPr>
         <w:t xml:space="preserve">; </w:t>
       </w:r>
-      <w:hyperlink r:id="rId95">
-        <w:r>
-          <w:rPr>
-            <w:lang w:val="fr_FR" w:bidi="fr_FR"/>
-          </w:rPr>
-          <w:rPr>
-            <w:color w:val="0000EE"/>
-            <w:u w:val="single"/>
-          </w:rPr>
-          <w:t xml:space="preserve">Dn 2.44 </w:t>
-        </w:r>
-      </w:hyperlink>
+      <w:r>
+        <w:rPr>
+          <w:lang w:val="fr_FR" w:bidi="fr_FR"/>
+        </w:rPr>
+        <w:t xml:space="preserve">Dn 2.44 </w:t>
+      </w:r>
       <w:r>
         <w:rPr>
           <w:lang w:val="fr_FR" w:bidi="fr_FR"/>
         </w:rPr>
         <w:t xml:space="preserve">; </w:t>
       </w:r>
-      <w:hyperlink r:id="rId96">
-        <w:r>
-          <w:rPr>
-            <w:lang w:val="fr_FR" w:bidi="fr_FR"/>
-          </w:rPr>
-          <w:rPr>
-            <w:color w:val="0000EE"/>
-            <w:u w:val="single"/>
-          </w:rPr>
-          <w:t>7.13–14</w:t>
-        </w:r>
-      </w:hyperlink>
+      <w:r>
+        <w:rPr>
+          <w:lang w:val="fr_FR" w:bidi="fr_FR"/>
+        </w:rPr>
+        <w:t>7.13–14</w:t>
+      </w:r>
       <w:r>
         <w:rPr>
           <w:lang w:val="fr_FR" w:bidi="fr_FR"/>
